--- a/jira_clone/report/SDD_ManageBacklog.docx
+++ b/jira_clone/report/SDD_ManageBacklog.docx
@@ -1,6 +1,6 @@
 
 <file path=word/document.xml><?xml version="1.0" encoding="utf-8"?>
-<w:document xmlns:mc="http://schemas.openxmlformats.org/markup-compatibility/2006" xmlns:r="http://schemas.openxmlformats.org/officeDocument/2006/relationships" xmlns:wp="http://schemas.openxmlformats.org/drawingml/2006/wordprocessingDrawing" xmlns:w="http://schemas.openxmlformats.org/wordprocessingml/2006/main" xmlns:w14="http://schemas.microsoft.com/office/word/2010/wordml" xmlns:w15="http://schemas.microsoft.com/office/word/2012/wordml" mc:Ignorable="w14 w15">
+<w:document xmlns:wpc="http://schemas.microsoft.com/office/word/2010/wordprocessingCanvas" xmlns:cx="http://schemas.microsoft.com/office/drawing/2014/chartex" xmlns:cx1="http://schemas.microsoft.com/office/drawing/2015/9/8/chartex" xmlns:cx2="http://schemas.microsoft.com/office/drawing/2015/10/21/chartex" xmlns:cx3="http://schemas.microsoft.com/office/drawing/2016/5/9/chartex" xmlns:cx4="http://schemas.microsoft.com/office/drawing/2016/5/10/chartex" xmlns:cx5="http://schemas.microsoft.com/office/drawing/2016/5/11/chartex" xmlns:cx6="http://schemas.microsoft.com/office/drawing/2016/5/12/chartex" xmlns:cx7="http://schemas.microsoft.com/office/drawing/2016/5/13/chartex" xmlns:cx8="http://schemas.microsoft.com/office/drawing/2016/5/14/chartex" xmlns:mc="http://schemas.openxmlformats.org/markup-compatibility/2006" xmlns:aink="http://schemas.microsoft.com/office/drawing/2016/ink" xmlns:am3d="http://schemas.microsoft.com/office/drawing/2017/model3d" xmlns:o="urn:schemas-microsoft-com:office:office" xmlns:oel="http://schemas.microsoft.com/office/2019/extlst" xmlns:r="http://schemas.openxmlformats.org/officeDocument/2006/relationships" xmlns:m="http://schemas.openxmlformats.org/officeDocument/2006/math" xmlns:v="urn:schemas-microsoft-com:vml" xmlns:wp14="http://schemas.microsoft.com/office/word/2010/wordprocessingDrawing" xmlns:wp="http://schemas.openxmlformats.org/drawingml/2006/wordprocessingDrawing" xmlns:w10="urn:schemas-microsoft-com:office:word" xmlns:w="http://schemas.openxmlformats.org/wordprocessingml/2006/main" xmlns:w14="http://schemas.microsoft.com/office/word/2010/wordml" xmlns:w15="http://schemas.microsoft.com/office/word/2012/wordml" xmlns:w16cex="http://schemas.microsoft.com/office/word/2018/wordml/cex" xmlns:w16cid="http://schemas.microsoft.com/office/word/2016/wordml/cid" xmlns:w16="http://schemas.microsoft.com/office/word/2018/wordml" xmlns:w16du="http://schemas.microsoft.com/office/word/2023/wordml/word16du" xmlns:w16sdtdh="http://schemas.microsoft.com/office/word/2020/wordml/sdtdatahash" xmlns:w16sdtfl="http://schemas.microsoft.com/office/word/2024/wordml/sdtformatlock" xmlns:w16se="http://schemas.microsoft.com/office/word/2015/wordml/symex" xmlns:wpg="http://schemas.microsoft.com/office/word/2010/wordprocessingGroup" xmlns:wpi="http://schemas.microsoft.com/office/word/2010/wordprocessingInk" xmlns:wne="http://schemas.microsoft.com/office/word/2006/wordml" xmlns:wps="http://schemas.microsoft.com/office/word/2010/wordprocessingShape" mc:Ignorable="w14 w15 w16se w16cid w16 w16cex w16sdtdh w16sdtfl w16du wp14">
   <w:body>
     <w:p>
       <w:pPr>
@@ -12,7 +12,7 @@
           <w:noProof/>
         </w:rPr>
         <w:drawing>
-          <wp:inline distT="0" distB="0" distL="0" distR="0">
+          <wp:inline distT="0" distB="0" distL="0" distR="0" wp14:anchorId="457E777A" wp14:editId="1FBA519F">
             <wp:extent cx="2857500" cy="2857500"/>
             <wp:effectExtent l="0" t="0" r="0" b="0"/>
             <wp:docPr id="1" name="logo" descr="Soft Retail logo" title="Soft Retail"/>
@@ -29,7 +29,7 @@
                     </pic:cNvPicPr>
                   </pic:nvPicPr>
                   <pic:blipFill>
-                    <a:blip r:embed="rId100"/>
+                    <a:blip r:embed="rId5"/>
                     <a:srcRect/>
                     <a:stretch>
                       <a:fillRect/>
@@ -124,7 +124,8 @@
         <w:pStyle w:val="Heading1"/>
       </w:pPr>
       <w:r>
-        <w:t xml:space="preserve">Software Design Document (SDD) — Manage Backlog</w:t>
+        <w:lastRenderedPageBreak/>
+        <w:t>Software Design Document (SDD) — Manage Backlog</w:t>
       </w:r>
     </w:p>
     <w:p>
@@ -136,7 +137,7 @@
           <w:b/>
           <w:bCs/>
         </w:rPr>
-        <w:t xml:space="preserve">Feature:</w:t>
+        <w:t>Feature:</w:t>
       </w:r>
       <w:r>
         <w:t xml:space="preserve"> Manage Backlog (Sprint planning board) </w:t>
@@ -146,7 +147,7 @@
           <w:b/>
           <w:bCs/>
         </w:rPr>
-        <w:t xml:space="preserve">Apex controller:</w:t>
+        <w:t>Apex controller:</w:t>
       </w:r>
       <w:r>
         <w:t xml:space="preserve"> </w:t>
@@ -157,7 +158,7 @@
           <w:sz w:val="20"/>
           <w:szCs w:val="20"/>
         </w:rPr>
-        <w:t xml:space="preserve">force-app/main/default/classes/controller/managebacklog/ManageBacklogController.cls</w:t>
+        <w:t>force-app/main/default/classes/controller/managebacklog/ManageBacklogController.cls</w:t>
       </w:r>
       <w:r>
         <w:t xml:space="preserve"> </w:t>
@@ -167,7 +168,7 @@
           <w:b/>
           <w:bCs/>
         </w:rPr>
-        <w:t xml:space="preserve">LWC:</w:t>
+        <w:t>LWC:</w:t>
       </w:r>
       <w:r>
         <w:t xml:space="preserve"> </w:t>
@@ -178,7 +179,7 @@
           <w:sz w:val="20"/>
           <w:szCs w:val="20"/>
         </w:rPr>
-        <w:t xml:space="preserve">force-app/main/default/lwc/manageBacklog/</w:t>
+        <w:t>force-app/main/default/lwc/manageBacklog/</w:t>
       </w:r>
       <w:r>
         <w:t xml:space="preserve"> </w:t>
@@ -188,7 +189,7 @@
           <w:b/>
           <w:bCs/>
         </w:rPr>
-        <w:t xml:space="preserve">Date:</w:t>
+        <w:t>Date:</w:t>
       </w:r>
       <w:r>
         <w:t xml:space="preserve"> 2026-06-20</w:t>
@@ -196,11 +197,11 @@
     </w:p>
     <w:p>
       <w:pPr>
-        <w:spacing w:after="160"/>
-        <w:ind w:left="360"/>
         <w:pBdr>
           <w:left w:val="single" w:sz="18" w:space="8" w:color="0F4761"/>
         </w:pBdr>
+        <w:spacing w:after="160"/>
+        <w:ind w:left="360"/>
       </w:pPr>
       <w:r>
         <w:rPr>
@@ -208,7 +209,7 @@
           <w:iCs/>
           <w:color w:val="44546A"/>
         </w:rPr>
-        <w:t xml:space="preserve">Image references below follow the requested marker convention: the image file name is wrapped between `###########################` lines, immediately before and after the embedded image. All images live in `force-app/backlog-images/`.</w:t>
+        <w:t>Image references below follow the requested marker convention: the image file name is wrapped between `###########################` lines, immediately before and after the embedded image. All images live in `force-app/backlog-images/`.</w:t>
       </w:r>
     </w:p>
     <w:p>
@@ -216,7 +217,7 @@
         <w:pStyle w:val="Heading2"/>
       </w:pPr>
       <w:r>
-        <w:t xml:space="preserve">1. Architecture Overview</w:t>
+        <w:t>1. Architecture Overview</w:t>
       </w:r>
     </w:p>
     <w:p>
@@ -228,7 +229,7 @@
           <w:right w:val="single" w:sz="4" w:space="4" w:color="D0D7DE"/>
         </w:pBdr>
         <w:shd w:val="clear" w:color="auto" w:fill="F6F8FA"/>
-        <w:spacing w:before="80" w:after="160" w:line="240" w:lineRule="auto"/>
+        <w:spacing w:before="80" w:after="160"/>
       </w:pPr>
       <w:r>
         <w:rPr>
@@ -236,7 +237,7 @@
           <w:sz w:val="18"/>
           <w:szCs w:val="18"/>
         </w:rPr>
-        <w:t xml:space="preserve">┌──────────────────────────── manageBacklog (parent LWC) ─────────────────────────────┐</w:t>
+        <w:t>┌──────────────────────────── manageBacklog (parent LWC) ───────────────────────────</w:t>
       </w:r>
       <w:r>
         <w:rPr>
@@ -244,7 +245,7 @@
           <w:sz w:val="18"/>
           <w:szCs w:val="18"/>
         </w:rPr>
-        <w:br/>
+        <w:t>────</w:t>
       </w:r>
       <w:r>
         <w:rPr>
@@ -252,7 +253,7 @@
           <w:sz w:val="18"/>
           <w:szCs w:val="18"/>
         </w:rPr>
-        <w:t xml:space="preserve">│  State (principal): sprints[], backlogTickets[], statusOptions, memberOptions,        │</w:t>
+        <w:t>┐</w:t>
       </w:r>
       <w:r>
         <w:rPr>
@@ -261,54 +262,61 @@
           <w:szCs w:val="18"/>
         </w:rPr>
         <w:br/>
-      </w:r>
+        <w:t xml:space="preserve">│  State (principal): sprints[], </w:t>
+      </w:r>
+      <w:proofErr w:type="spellStart"/>
       <w:r>
         <w:rPr>
           <w:rFonts w:ascii="Consolas" w:hAnsi="Consolas" w:cs="Consolas"/>
           <w:sz w:val="18"/>
           <w:szCs w:val="18"/>
         </w:rPr>
-        <w:t xml:space="preserve">│                     ticketTypeOptions, epics, priorityOptions                         │</w:t>
-      </w:r>
+        <w:t>backlogTickets</w:t>
+      </w:r>
+      <w:proofErr w:type="spellEnd"/>
       <w:r>
         <w:rPr>
           <w:rFonts w:ascii="Consolas" w:hAnsi="Consolas" w:cs="Consolas"/>
           <w:sz w:val="18"/>
           <w:szCs w:val="18"/>
         </w:rPr>
-        <w:br/>
-      </w:r>
+        <w:t xml:space="preserve">[], </w:t>
+      </w:r>
+      <w:proofErr w:type="spellStart"/>
       <w:r>
         <w:rPr>
           <w:rFonts w:ascii="Consolas" w:hAnsi="Consolas" w:cs="Consolas"/>
           <w:sz w:val="18"/>
           <w:szCs w:val="18"/>
         </w:rPr>
-        <w:t xml:space="preserve">│  Derived (getters/utils): formatSprint(), enrichTickets(), formatTicket()             │</w:t>
-      </w:r>
+        <w:t>statusOptions</w:t>
+      </w:r>
+      <w:proofErr w:type="spellEnd"/>
       <w:r>
         <w:rPr>
           <w:rFonts w:ascii="Consolas" w:hAnsi="Consolas" w:cs="Consolas"/>
           <w:sz w:val="18"/>
           <w:szCs w:val="18"/>
         </w:rPr>
-        <w:br/>
-      </w:r>
+        <w:t xml:space="preserve">, </w:t>
+      </w:r>
+      <w:proofErr w:type="spellStart"/>
       <w:r>
         <w:rPr>
           <w:rFonts w:ascii="Consolas" w:hAnsi="Consolas" w:cs="Consolas"/>
           <w:sz w:val="18"/>
           <w:szCs w:val="18"/>
         </w:rPr>
-        <w:t xml:space="preserve">│                                                                                       │</w:t>
-      </w:r>
+        <w:t>memberOptions</w:t>
+      </w:r>
+      <w:proofErr w:type="spellEnd"/>
       <w:r>
         <w:rPr>
           <w:rFonts w:ascii="Consolas" w:hAnsi="Consolas" w:cs="Consolas"/>
           <w:sz w:val="18"/>
           <w:szCs w:val="18"/>
         </w:rPr>
-        <w:br/>
+        <w:t xml:space="preserve">,     </w:t>
       </w:r>
       <w:r>
         <w:rPr>
@@ -316,7 +324,7 @@
           <w:sz w:val="18"/>
           <w:szCs w:val="18"/>
         </w:rPr>
-        <w:t xml:space="preserve">│  Children:                                                                            │</w:t>
+        <w:t xml:space="preserve">   </w:t>
       </w:r>
       <w:r>
         <w:rPr>
@@ -324,7 +332,7 @@
           <w:sz w:val="18"/>
           <w:szCs w:val="18"/>
         </w:rPr>
-        <w:br/>
+        <w:t>│</w:t>
       </w:r>
       <w:r>
         <w:rPr>
@@ -332,39 +340,44 @@
           <w:sz w:val="18"/>
           <w:szCs w:val="18"/>
         </w:rPr>
-        <w:t xml:space="preserve">│   • c-choose-project          → emits projectchosen                                   │</w:t>
-      </w:r>
+        <w:br/>
+        <w:t xml:space="preserve">│                     </w:t>
+      </w:r>
+      <w:proofErr w:type="spellStart"/>
       <w:r>
         <w:rPr>
           <w:rFonts w:ascii="Consolas" w:hAnsi="Consolas" w:cs="Consolas"/>
           <w:sz w:val="18"/>
           <w:szCs w:val="18"/>
         </w:rPr>
-        <w:br/>
-      </w:r>
+        <w:t>ticketTypeOptions</w:t>
+      </w:r>
+      <w:proofErr w:type="spellEnd"/>
       <w:r>
         <w:rPr>
           <w:rFonts w:ascii="Consolas" w:hAnsi="Consolas" w:cs="Consolas"/>
           <w:sz w:val="18"/>
           <w:szCs w:val="18"/>
         </w:rPr>
-        <w:t xml:space="preserve">│   • c-ao-create-ticket-modal  → reusable Create-Ticket modal (backlog &amp; sprint mode)  │</w:t>
-      </w:r>
+        <w:t xml:space="preserve">, epics, </w:t>
+      </w:r>
+      <w:proofErr w:type="spellStart"/>
       <w:r>
         <w:rPr>
           <w:rFonts w:ascii="Consolas" w:hAnsi="Consolas" w:cs="Consolas"/>
           <w:sz w:val="18"/>
           <w:szCs w:val="18"/>
         </w:rPr>
-        <w:br/>
-      </w:r>
+        <w:t>priorityOptions</w:t>
+      </w:r>
+      <w:proofErr w:type="spellEnd"/>
       <w:r>
         <w:rPr>
           <w:rFonts w:ascii="Consolas" w:hAnsi="Consolas" w:cs="Consolas"/>
           <w:sz w:val="18"/>
           <w:szCs w:val="18"/>
         </w:rPr>
-        <w:t xml:space="preserve">│   • c-ao-ticket-item          → one ticket row (delete, summary, status, priority,    │</w:t>
+        <w:t xml:space="preserve">                      </w:t>
       </w:r>
       <w:r>
         <w:rPr>
@@ -372,7 +385,7 @@
           <w:sz w:val="18"/>
           <w:szCs w:val="18"/>
         </w:rPr>
-        <w:br/>
+        <w:t xml:space="preserve">   </w:t>
       </w:r>
       <w:r>
         <w:rPr>
@@ -380,7 +393,7 @@
           <w:sz w:val="18"/>
           <w:szCs w:val="18"/>
         </w:rPr>
-        <w:t xml:space="preserve">│                                  assignee, epic, sub-tasks, select, drag handle)       │</w:t>
+        <w:t>│</w:t>
       </w:r>
       <w:r>
         <w:rPr>
@@ -389,22 +402,25 @@
           <w:szCs w:val="18"/>
         </w:rPr>
         <w:br/>
-      </w:r>
+        <w:t xml:space="preserve">│  Derived (getters/utils): </w:t>
+      </w:r>
+      <w:proofErr w:type="spellStart"/>
       <w:r>
         <w:rPr>
           <w:rFonts w:ascii="Consolas" w:hAnsi="Consolas" w:cs="Consolas"/>
           <w:sz w:val="18"/>
           <w:szCs w:val="18"/>
         </w:rPr>
-        <w:t xml:space="preserve">│   • c-ticket-view             → right-side peek panel (links, subtasks, description)   │</w:t>
-      </w:r>
+        <w:t>formatSprint</w:t>
+      </w:r>
+      <w:proofErr w:type="spellEnd"/>
       <w:r>
         <w:rPr>
           <w:rFonts w:ascii="Consolas" w:hAnsi="Consolas" w:cs="Consolas"/>
           <w:sz w:val="18"/>
           <w:szCs w:val="18"/>
         </w:rPr>
-        <w:br/>
+        <w:t xml:space="preserve">(), enrichTickets(), formatTicket()           </w:t>
       </w:r>
       <w:r>
         <w:rPr>
@@ -412,7 +428,7 @@
           <w:sz w:val="18"/>
           <w:szCs w:val="18"/>
         </w:rPr>
-        <w:t xml:space="preserve">│   • ao-* controls             → c-ao-btn / c-ao-input / c-ao-combobox / c-ao-checkbox  │</w:t>
+        <w:t xml:space="preserve"> </w:t>
       </w:r>
       <w:r>
         <w:rPr>
@@ -420,7 +436,7 @@
           <w:sz w:val="18"/>
           <w:szCs w:val="18"/>
         </w:rPr>
-        <w:br/>
+        <w:t xml:space="preserve"> │</w:t>
       </w:r>
       <w:r>
         <w:rPr>
@@ -428,7 +444,8 @@
           <w:sz w:val="18"/>
           <w:szCs w:val="18"/>
         </w:rPr>
-        <w:t xml:space="preserve">└───────────────────────────────────────────────────────────────────────────────────────┘</w:t>
+        <w:br/>
+        <w:t>│                                                                                       │</w:t>
       </w:r>
       <w:r>
         <w:rPr>
@@ -437,6 +454,7 @@
           <w:szCs w:val="18"/>
         </w:rPr>
         <w:br/>
+        <w:t>│  Children:                                                                            │</w:t>
       </w:r>
       <w:r>
         <w:rPr>
@@ -444,7 +462,8 @@
           <w:sz w:val="18"/>
           <w:szCs w:val="18"/>
         </w:rPr>
-        <w:t xml:space="preserve">                    │  @salesforce/apex/ManageBacklogController.*</w:t>
+        <w:br/>
+        <w:t>│   • c-choose-project          → emits projectchosen                                   │</w:t>
       </w:r>
       <w:r>
         <w:rPr>
@@ -453,6 +472,7 @@
           <w:szCs w:val="18"/>
         </w:rPr>
         <w:br/>
+        <w:t>│   • c-ao-create-ticket-modal  → reusable Create-Ticket modal (backlog &amp; sprint mode)  │</w:t>
       </w:r>
       <w:r>
         <w:rPr>
@@ -460,7 +480,8 @@
           <w:sz w:val="18"/>
           <w:szCs w:val="18"/>
         </w:rPr>
-        <w:t xml:space="preserve">                    ▼</w:t>
+        <w:br/>
+        <w:t>│   • c-ao-ticket-item          → one ticket row (delete, summary, status, priority,    │</w:t>
       </w:r>
       <w:r>
         <w:rPr>
@@ -469,6 +490,7 @@
           <w:szCs w:val="18"/>
         </w:rPr>
         <w:br/>
+        <w:t>│                                  assignee, epic, sub-tasks, select, drag handle)      │</w:t>
       </w:r>
       <w:r>
         <w:rPr>
@@ -476,7 +498,8 @@
           <w:sz w:val="18"/>
           <w:szCs w:val="18"/>
         </w:rPr>
-        <w:t xml:space="preserve">┌──────────────────── ManageBacklogController (APIResponse envelope) ──────────────────┐</w:t>
+        <w:br/>
+        <w:t>│   • c-ticket-view             → right-side peek panel (links, subtasks, description)  │</w:t>
       </w:r>
       <w:r>
         <w:rPr>
@@ -485,6 +508,7 @@
           <w:szCs w:val="18"/>
         </w:rPr>
         <w:br/>
+        <w:t>│   • ao-* controls             → c-ao-btn / c-ao-input / c-ao-combobox / c-ao-checkbox │</w:t>
       </w:r>
       <w:r>
         <w:rPr>
@@ -492,7 +516,8 @@
           <w:sz w:val="18"/>
           <w:szCs w:val="18"/>
         </w:rPr>
-        <w:t xml:space="preserve">│  Thin orchestration: blank-check inputs → DomainCorrectness.require* → delegate.       │</w:t>
+        <w:br/>
+        <w:t>└───────────────────────────────────────────────────────────────────────────────────────┘</w:t>
       </w:r>
       <w:r>
         <w:rPr>
@@ -501,6 +526,7 @@
           <w:szCs w:val="18"/>
         </w:rPr>
         <w:br/>
+        <w:t xml:space="preserve">                    │  @salesforce/apex/ManageBacklogController.*</w:t>
       </w:r>
       <w:r>
         <w:rPr>
@@ -508,7 +534,8 @@
           <w:sz w:val="18"/>
           <w:szCs w:val="18"/>
         </w:rPr>
-        <w:t xml:space="preserve">└───────────────────────────────────────────────────────────────────────────────────────┘</w:t>
+        <w:br/>
+        <w:t xml:space="preserve">                    ▼</w:t>
       </w:r>
       <w:r>
         <w:rPr>
@@ -517,6 +544,7 @@
           <w:szCs w:val="18"/>
         </w:rPr>
         <w:br/>
+        <w:t>┌──────────────────── ManageBacklogController (APIResponse envelope) ─────────────────</w:t>
       </w:r>
       <w:r>
         <w:rPr>
@@ -524,7 +552,7 @@
           <w:sz w:val="18"/>
           <w:szCs w:val="18"/>
         </w:rPr>
-        <w:t xml:space="preserve">                    │</w:t>
+        <w:t>──</w:t>
       </w:r>
       <w:r>
         <w:rPr>
@@ -532,7 +560,7 @@
           <w:sz w:val="18"/>
           <w:szCs w:val="18"/>
         </w:rPr>
-        <w:br/>
+        <w:t>┐</w:t>
       </w:r>
       <w:r>
         <w:rPr>
@@ -540,7 +568,8 @@
           <w:sz w:val="18"/>
           <w:szCs w:val="18"/>
         </w:rPr>
-        <w:t xml:space="preserve">                    ▼</w:t>
+        <w:br/>
+        <w:t>│  Thin orchestration: blank-check inputs → DomainCorrectness.require* → delegate.      │</w:t>
       </w:r>
       <w:r>
         <w:rPr>
@@ -549,6 +578,7 @@
           <w:szCs w:val="18"/>
         </w:rPr>
         <w:br/>
+        <w:t>└───────────────────────────────────────────────────────────────────────────────────────┘</w:t>
       </w:r>
       <w:r>
         <w:rPr>
@@ -556,7 +586,8 @@
           <w:sz w:val="18"/>
           <w:szCs w:val="18"/>
         </w:rPr>
-        <w:t xml:space="preserve">   SprintService · TicketService · StatusService · EpicService · ProjectService ·</w:t>
+        <w:br/>
+        <w:t xml:space="preserve">                    │</w:t>
       </w:r>
       <w:r>
         <w:rPr>
@@ -565,6 +596,7 @@
           <w:szCs w:val="18"/>
         </w:rPr>
         <w:br/>
+        <w:t xml:space="preserve">                    ▼</w:t>
       </w:r>
       <w:r>
         <w:rPr>
@@ -572,6 +604,34 @@
           <w:sz w:val="18"/>
           <w:szCs w:val="18"/>
         </w:rPr>
+        <w:br/>
+        <w:t xml:space="preserve">   </w:t>
+      </w:r>
+      <w:proofErr w:type="spellStart"/>
+      <w:r>
+        <w:rPr>
+          <w:rFonts w:ascii="Consolas" w:hAnsi="Consolas" w:cs="Consolas"/>
+          <w:sz w:val="18"/>
+          <w:szCs w:val="18"/>
+        </w:rPr>
+        <w:t>SprintService</w:t>
+      </w:r>
+      <w:proofErr w:type="spellEnd"/>
+      <w:r>
+        <w:rPr>
+          <w:rFonts w:ascii="Consolas" w:hAnsi="Consolas" w:cs="Consolas"/>
+          <w:sz w:val="18"/>
+          <w:szCs w:val="18"/>
+        </w:rPr>
+        <w:t xml:space="preserve"> · TicketService · StatusService · EpicService · ProjectService ·</w:t>
+      </w:r>
+      <w:r>
+        <w:rPr>
+          <w:rFonts w:ascii="Consolas" w:hAnsi="Consolas" w:cs="Consolas"/>
+          <w:sz w:val="18"/>
+          <w:szCs w:val="18"/>
+        </w:rPr>
+        <w:br/>
         <w:t xml:space="preserve">   WorkflowService · ValidateFieldService · NameSequenceService · DomainCompleteValidator</w:t>
       </w:r>
     </w:p>
@@ -584,7 +644,7 @@
           <w:b/>
           <w:bCs/>
         </w:rPr>
-        <w:t xml:space="preserve">Response envelope.</w:t>
+        <w:t>Response envelope.</w:t>
       </w:r>
       <w:r>
         <w:t xml:space="preserve"> Every controller method returns </w:t>
@@ -595,7 +655,7 @@
           <w:sz w:val="20"/>
           <w:szCs w:val="20"/>
         </w:rPr>
-        <w:t xml:space="preserve">APIResponse { success, message, data }</w:t>
+        <w:t>APIResponse { success, message, data }</w:t>
       </w:r>
       <w:r>
         <w:t xml:space="preserve">. The LWC treats </w:t>
@@ -606,7 +666,7 @@
           <w:sz w:val="20"/>
           <w:szCs w:val="20"/>
         </w:rPr>
-        <w:t xml:space="preserve">success === false</w:t>
+        <w:t>success === false</w:t>
       </w:r>
       <w:r>
         <w:t xml:space="preserve"> (or a thrown Apex error) as failure and toasts the message.</w:t>
@@ -621,7 +681,7 @@
           <w:b/>
           <w:bCs/>
         </w:rPr>
-        <w:t xml:space="preserve">Data shape used by the page</w:t>
+        <w:t>Data shape used by the page</w:t>
       </w:r>
       <w:r>
         <w:t xml:space="preserve"> (from </w:t>
@@ -632,7 +692,7 @@
           <w:sz w:val="20"/>
           <w:szCs w:val="20"/>
         </w:rPr>
-        <w:t xml:space="preserve">loadBacklogData</w:t>
+        <w:t>loadBacklogData</w:t>
       </w:r>
       <w:r>
         <w:t xml:space="preserve">): </w:t>
@@ -643,10 +703,10 @@
           <w:sz w:val="20"/>
           <w:szCs w:val="20"/>
         </w:rPr>
-        <w:t xml:space="preserve">{ sprints, status, ticketTypes, members, epics, backlogTickets, priorityOptions }</w:t>
-      </w:r>
-      <w:r>
-        <w:t xml:space="preserve">.</w:t>
+        <w:t>{ sprints, status, ticketTypes, members, epics, backlogTickets, priorityOptions }</w:t>
+      </w:r>
+      <w:r>
+        <w:t>.</w:t>
       </w:r>
     </w:p>
     <w:p>
@@ -662,7 +722,7 @@
           <w:sz w:val="20"/>
           <w:szCs w:val="20"/>
         </w:rPr>
-        <w:t xml:space="preserve">@AuraEnabled</w:t>
+        <w:t>@AuraEnabled</w:t>
       </w:r>
       <w:r>
         <w:t xml:space="preserve"> methods)</w:t>
@@ -680,7 +740,7 @@
           <w:b/>
           <w:bCs/>
         </w:rPr>
-        <w:t xml:space="preserve">C</w:t>
+        <w:t>C</w:t>
       </w:r>
       <w:r>
         <w:t xml:space="preserve"> = </w:t>
@@ -691,7 +751,7 @@
           <w:sz w:val="20"/>
           <w:szCs w:val="20"/>
         </w:rPr>
-        <w:t xml:space="preserve">cacheable=true</w:t>
+        <w:t>cacheable=true</w:t>
       </w:r>
       <w:r>
         <w:t xml:space="preserve"> (wire-friendly), </w:t>
@@ -701,7 +761,7 @@
           <w:b/>
           <w:bCs/>
         </w:rPr>
-        <w:t xml:space="preserve">I</w:t>
+        <w:t>I</w:t>
       </w:r>
       <w:r>
         <w:t xml:space="preserve"> = imperative (DML).</w:t>
@@ -712,7 +772,7 @@
         <w:pStyle w:val="Heading3"/>
       </w:pPr>
       <w:r>
-        <w:t xml:space="preserve">2.1 Page bootstrap &amp; search</w:t>
+        <w:t>2.1 Page bootstrap &amp; search</w:t>
       </w:r>
     </w:p>
     <w:tbl>
@@ -722,18 +782,14 @@
           <w:bottom w:val="single" w:sz="4" w:space="0" w:color="D0D7DE"/>
           <w:insideH w:val="single" w:sz="4" w:space="0" w:color="D0D7DE"/>
         </w:tblBorders>
-        <w:tblCellMar>
-          <w:left w:w="108" w:type="dxa"/>
-          <w:right w:w="108" w:type="dxa"/>
-        </w:tblCellMar>
         <w:tblLook w:val="04A0" w:firstRow="1" w:lastRow="0" w:firstColumn="1" w:lastColumn="0" w:noHBand="0" w:noVBand="1"/>
       </w:tblPr>
       <w:tblGrid>
-        <w:gridCol w:w="1872"/>
-        <w:gridCol w:w="1872"/>
-        <w:gridCol w:w="1872"/>
-        <w:gridCol w:w="1872"/>
-        <w:gridCol w:w="1872"/>
+        <w:gridCol w:w="1728"/>
+        <w:gridCol w:w="525"/>
+        <w:gridCol w:w="903"/>
+        <w:gridCol w:w="5232"/>
+        <w:gridCol w:w="972"/>
       </w:tblGrid>
       <w:tr>
         <w:trPr>
@@ -754,15 +810,12 @@
             <w:vAlign w:val="center"/>
           </w:tcPr>
           <w:p>
-            <w:pPr>
-              <w:spacing w:after="0" w:line="240" w:lineRule="auto"/>
-            </w:pPr>
             <w:r>
               <w:rPr>
                 <w:b/>
                 <w:bCs/>
               </w:rPr>
-              <w:t xml:space="preserve">Method</w:t>
+              <w:t>Method</w:t>
             </w:r>
           </w:p>
         </w:tc>
@@ -781,15 +834,12 @@
             <w:vAlign w:val="center"/>
           </w:tcPr>
           <w:p>
-            <w:pPr>
-              <w:spacing w:after="0" w:line="240" w:lineRule="auto"/>
-            </w:pPr>
             <w:r>
               <w:rPr>
                 <w:b/>
                 <w:bCs/>
               </w:rPr>
-              <w:t xml:space="preserve">Kind</w:t>
+              <w:t>Kind</w:t>
             </w:r>
           </w:p>
         </w:tc>
@@ -808,15 +858,12 @@
             <w:vAlign w:val="center"/>
           </w:tcPr>
           <w:p>
-            <w:pPr>
-              <w:spacing w:after="0" w:line="240" w:lineRule="auto"/>
-            </w:pPr>
             <w:r>
               <w:rPr>
                 <w:b/>
                 <w:bCs/>
               </w:rPr>
-              <w:t xml:space="preserve">Params</w:t>
+              <w:t>Params</w:t>
             </w:r>
           </w:p>
         </w:tc>
@@ -835,15 +882,12 @@
             <w:vAlign w:val="center"/>
           </w:tcPr>
           <w:p>
-            <w:pPr>
-              <w:spacing w:after="0" w:line="240" w:lineRule="auto"/>
-            </w:pPr>
             <w:r>
               <w:rPr>
                 <w:b/>
                 <w:bCs/>
               </w:rPr>
-              <w:t xml:space="preserve">Returns (`data`)</w:t>
+              <w:t>Returns (`data`)</w:t>
             </w:r>
           </w:p>
         </w:tc>
@@ -862,15 +906,12 @@
             <w:vAlign w:val="center"/>
           </w:tcPr>
           <w:p>
-            <w:pPr>
-              <w:spacing w:after="0" w:line="240" w:lineRule="auto"/>
-            </w:pPr>
             <w:r>
               <w:rPr>
                 <w:b/>
                 <w:bCs/>
               </w:rPr>
-              <w:t xml:space="preserve">LWC usage</w:t>
+              <w:t>LWC usage</w:t>
             </w:r>
           </w:p>
         </w:tc>
@@ -891,16 +932,13 @@
             <w:vAlign w:val="center"/>
           </w:tcPr>
           <w:p>
-            <w:pPr>
-              <w:spacing w:after="0" w:line="240" w:lineRule="auto"/>
-            </w:pPr>
-            <w:r>
-              <w:rPr>
-                <w:rFonts w:ascii="Consolas" w:hAnsi="Consolas" w:cs="Consolas"/>
-                <w:sz w:val="20"/>
-                <w:szCs w:val="20"/>
-              </w:rPr>
-              <w:t xml:space="preserve">loadBacklogData</w:t>
+            <w:r>
+              <w:rPr>
+                <w:rFonts w:ascii="Consolas" w:hAnsi="Consolas" w:cs="Consolas"/>
+                <w:sz w:val="20"/>
+                <w:szCs w:val="20"/>
+              </w:rPr>
+              <w:t>loadBacklogData</w:t>
             </w:r>
           </w:p>
         </w:tc>
@@ -919,11 +957,8 @@
             <w:vAlign w:val="center"/>
           </w:tcPr>
           <w:p>
-            <w:pPr>
-              <w:spacing w:after="0" w:line="240" w:lineRule="auto"/>
-            </w:pPr>
-            <w:r>
-              <w:t xml:space="preserve">C</w:t>
+            <w:r>
+              <w:t>C</w:t>
             </w:r>
           </w:p>
         </w:tc>
@@ -942,16 +977,13 @@
             <w:vAlign w:val="center"/>
           </w:tcPr>
           <w:p>
-            <w:pPr>
-              <w:spacing w:after="0" w:line="240" w:lineRule="auto"/>
-            </w:pPr>
-            <w:r>
-              <w:rPr>
-                <w:rFonts w:ascii="Consolas" w:hAnsi="Consolas" w:cs="Consolas"/>
-                <w:sz w:val="20"/>
-                <w:szCs w:val="20"/>
-              </w:rPr>
-              <w:t xml:space="preserve">projectId</w:t>
+            <w:r>
+              <w:rPr>
+                <w:rFonts w:ascii="Consolas" w:hAnsi="Consolas" w:cs="Consolas"/>
+                <w:sz w:val="20"/>
+                <w:szCs w:val="20"/>
+              </w:rPr>
+              <w:t>projectId</w:t>
             </w:r>
           </w:p>
         </w:tc>
@@ -970,16 +1002,13 @@
             <w:vAlign w:val="center"/>
           </w:tcPr>
           <w:p>
-            <w:pPr>
-              <w:spacing w:after="0" w:line="240" w:lineRule="auto"/>
-            </w:pPr>
-            <w:r>
-              <w:rPr>
-                <w:rFonts w:ascii="Consolas" w:hAnsi="Consolas" w:cs="Consolas"/>
-                <w:sz w:val="20"/>
-                <w:szCs w:val="20"/>
-              </w:rPr>
-              <w:t xml:space="preserve">{sprints,status,ticketTypes,members,epics,backlogTickets,priorityOptions}</w:t>
+            <w:r>
+              <w:rPr>
+                <w:rFonts w:ascii="Consolas" w:hAnsi="Consolas" w:cs="Consolas"/>
+                <w:sz w:val="20"/>
+                <w:szCs w:val="20"/>
+              </w:rPr>
+              <w:t>{sprints,status,ticketTypes,members,epics,backlogTickets,priorityOptions}</w:t>
             </w:r>
           </w:p>
         </w:tc>
@@ -998,19 +1027,20 @@
             <w:vAlign w:val="center"/>
           </w:tcPr>
           <w:p>
-            <w:pPr>
-              <w:spacing w:after="0" w:line="240" w:lineRule="auto"/>
-            </w:pPr>
-            <w:r>
-              <w:rPr>
-                <w:rFonts w:ascii="Consolas" w:hAnsi="Consolas" w:cs="Consolas"/>
-                <w:sz w:val="20"/>
-                <w:szCs w:val="20"/>
-              </w:rPr>
-              <w:t xml:space="preserve">_loadData()</w:t>
-            </w:r>
-            <w:r>
-              <w:t xml:space="preserve"> imperative call on mount</w:t>
+            <w:r>
+              <w:rPr>
+                <w:rFonts w:ascii="Consolas" w:hAnsi="Consolas" w:cs="Consolas"/>
+                <w:sz w:val="20"/>
+                <w:szCs w:val="20"/>
+              </w:rPr>
+              <w:t>_loadData()</w:t>
+            </w:r>
+            <w:r>
+              <w:t xml:space="preserve"> </w:t>
+            </w:r>
+            <w:r>
+              <w:lastRenderedPageBreak/>
+              <w:t>imperative call on mount</w:t>
             </w:r>
           </w:p>
         </w:tc>
@@ -1031,16 +1061,14 @@
             <w:vAlign w:val="center"/>
           </w:tcPr>
           <w:p>
-            <w:pPr>
-              <w:spacing w:after="0" w:line="240" w:lineRule="auto"/>
-            </w:pPr>
-            <w:r>
-              <w:rPr>
-                <w:rFonts w:ascii="Consolas" w:hAnsi="Consolas" w:cs="Consolas"/>
-                <w:sz w:val="20"/>
-                <w:szCs w:val="20"/>
-              </w:rPr>
-              <w:t xml:space="preserve">loadBacklogTickets</w:t>
+            <w:r>
+              <w:rPr>
+                <w:rFonts w:ascii="Consolas" w:hAnsi="Consolas" w:cs="Consolas"/>
+                <w:sz w:val="20"/>
+                <w:szCs w:val="20"/>
+              </w:rPr>
+              <w:lastRenderedPageBreak/>
+              <w:t>loadBacklogTickets</w:t>
             </w:r>
           </w:p>
         </w:tc>
@@ -1059,11 +1087,8 @@
             <w:vAlign w:val="center"/>
           </w:tcPr>
           <w:p>
-            <w:pPr>
-              <w:spacing w:after="0" w:line="240" w:lineRule="auto"/>
-            </w:pPr>
-            <w:r>
-              <w:t xml:space="preserve">C</w:t>
+            <w:r>
+              <w:t>C</w:t>
             </w:r>
           </w:p>
         </w:tc>
@@ -1082,16 +1107,13 @@
             <w:vAlign w:val="center"/>
           </w:tcPr>
           <w:p>
-            <w:pPr>
-              <w:spacing w:after="0" w:line="240" w:lineRule="auto"/>
-            </w:pPr>
-            <w:r>
-              <w:rPr>
-                <w:rFonts w:ascii="Consolas" w:hAnsi="Consolas" w:cs="Consolas"/>
-                <w:sz w:val="20"/>
-                <w:szCs w:val="20"/>
-              </w:rPr>
-              <w:t xml:space="preserve">projectId, offset, pageSize</w:t>
+            <w:r>
+              <w:rPr>
+                <w:rFonts w:ascii="Consolas" w:hAnsi="Consolas" w:cs="Consolas"/>
+                <w:sz w:val="20"/>
+                <w:szCs w:val="20"/>
+              </w:rPr>
+              <w:t>projectId, offset, pageSize</w:t>
             </w:r>
           </w:p>
         </w:tc>
@@ -1110,16 +1132,13 @@
             <w:vAlign w:val="center"/>
           </w:tcPr>
           <w:p>
-            <w:pPr>
-              <w:spacing w:after="0" w:line="240" w:lineRule="auto"/>
-            </w:pPr>
-            <w:r>
-              <w:rPr>
-                <w:rFonts w:ascii="Consolas" w:hAnsi="Consolas" w:cs="Consolas"/>
-                <w:sz w:val="20"/>
-                <w:szCs w:val="20"/>
-              </w:rPr>
-              <w:t xml:space="preserve">Ticket__c[]</w:t>
+            <w:r>
+              <w:rPr>
+                <w:rFonts w:ascii="Consolas" w:hAnsi="Consolas" w:cs="Consolas"/>
+                <w:sz w:val="20"/>
+                <w:szCs w:val="20"/>
+              </w:rPr>
+              <w:t>Ticket__c[]</w:t>
             </w:r>
           </w:p>
         </w:tc>
@@ -1138,11 +1157,8 @@
             <w:vAlign w:val="center"/>
           </w:tcPr>
           <w:p>
-            <w:pPr>
-              <w:spacing w:after="0" w:line="240" w:lineRule="auto"/>
-            </w:pPr>
-            <w:r>
-              <w:t xml:space="preserve">backlog Prev/Next paging</w:t>
+            <w:r>
+              <w:t>backlog Prev/Next paging</w:t>
             </w:r>
           </w:p>
         </w:tc>
@@ -1163,16 +1179,13 @@
             <w:vAlign w:val="center"/>
           </w:tcPr>
           <w:p>
-            <w:pPr>
-              <w:spacing w:after="0" w:line="240" w:lineRule="auto"/>
-            </w:pPr>
-            <w:r>
-              <w:rPr>
-                <w:rFonts w:ascii="Consolas" w:hAnsi="Consolas" w:cs="Consolas"/>
-                <w:sz w:val="20"/>
-                <w:szCs w:val="20"/>
-              </w:rPr>
-              <w:t xml:space="preserve">loadTicketsBySprint</w:t>
+            <w:r>
+              <w:rPr>
+                <w:rFonts w:ascii="Consolas" w:hAnsi="Consolas" w:cs="Consolas"/>
+                <w:sz w:val="20"/>
+                <w:szCs w:val="20"/>
+              </w:rPr>
+              <w:t>loadTicketsBySprint</w:t>
             </w:r>
           </w:p>
         </w:tc>
@@ -1191,11 +1204,8 @@
             <w:vAlign w:val="center"/>
           </w:tcPr>
           <w:p>
-            <w:pPr>
-              <w:spacing w:after="0" w:line="240" w:lineRule="auto"/>
-            </w:pPr>
-            <w:r>
-              <w:t xml:space="preserve">C</w:t>
+            <w:r>
+              <w:t>C</w:t>
             </w:r>
           </w:p>
         </w:tc>
@@ -1214,16 +1224,13 @@
             <w:vAlign w:val="center"/>
           </w:tcPr>
           <w:p>
-            <w:pPr>
-              <w:spacing w:after="0" w:line="240" w:lineRule="auto"/>
-            </w:pPr>
-            <w:r>
-              <w:rPr>
-                <w:rFonts w:ascii="Consolas" w:hAnsi="Consolas" w:cs="Consolas"/>
-                <w:sz w:val="20"/>
-                <w:szCs w:val="20"/>
-              </w:rPr>
-              <w:t xml:space="preserve">sprintId, offset, pageSize</w:t>
+            <w:r>
+              <w:rPr>
+                <w:rFonts w:ascii="Consolas" w:hAnsi="Consolas" w:cs="Consolas"/>
+                <w:sz w:val="20"/>
+                <w:szCs w:val="20"/>
+              </w:rPr>
+              <w:t>sprintId, offset, pageSize</w:t>
             </w:r>
           </w:p>
         </w:tc>
@@ -1242,16 +1249,13 @@
             <w:vAlign w:val="center"/>
           </w:tcPr>
           <w:p>
-            <w:pPr>
-              <w:spacing w:after="0" w:line="240" w:lineRule="auto"/>
-            </w:pPr>
-            <w:r>
-              <w:rPr>
-                <w:rFonts w:ascii="Consolas" w:hAnsi="Consolas" w:cs="Consolas"/>
-                <w:sz w:val="20"/>
-                <w:szCs w:val="20"/>
-              </w:rPr>
-              <w:t xml:space="preserve">Ticket__c[]</w:t>
+            <w:r>
+              <w:rPr>
+                <w:rFonts w:ascii="Consolas" w:hAnsi="Consolas" w:cs="Consolas"/>
+                <w:sz w:val="20"/>
+                <w:szCs w:val="20"/>
+              </w:rPr>
+              <w:t>Ticket__c[]</w:t>
             </w:r>
           </w:p>
         </w:tc>
@@ -1270,11 +1274,8 @@
             <w:vAlign w:val="center"/>
           </w:tcPr>
           <w:p>
-            <w:pPr>
-              <w:spacing w:after="0" w:line="240" w:lineRule="auto"/>
-            </w:pPr>
-            <w:r>
-              <w:t xml:space="preserve">sprint expand + paging</w:t>
+            <w:r>
+              <w:t>sprint expand + paging</w:t>
             </w:r>
           </w:p>
         </w:tc>
@@ -1295,16 +1296,13 @@
             <w:vAlign w:val="center"/>
           </w:tcPr>
           <w:p>
-            <w:pPr>
-              <w:spacing w:after="0" w:line="240" w:lineRule="auto"/>
-            </w:pPr>
-            <w:r>
-              <w:rPr>
-                <w:rFonts w:ascii="Consolas" w:hAnsi="Consolas" w:cs="Consolas"/>
-                <w:sz w:val="20"/>
-                <w:szCs w:val="20"/>
-              </w:rPr>
-              <w:t xml:space="preserve">loadTicketBySearchTerm</w:t>
+            <w:r>
+              <w:rPr>
+                <w:rFonts w:ascii="Consolas" w:hAnsi="Consolas" w:cs="Consolas"/>
+                <w:sz w:val="20"/>
+                <w:szCs w:val="20"/>
+              </w:rPr>
+              <w:t>loadTicketBySearchTerm</w:t>
             </w:r>
           </w:p>
         </w:tc>
@@ -1323,11 +1321,8 @@
             <w:vAlign w:val="center"/>
           </w:tcPr>
           <w:p>
-            <w:pPr>
-              <w:spacing w:after="0" w:line="240" w:lineRule="auto"/>
-            </w:pPr>
-            <w:r>
-              <w:t xml:space="preserve">C</w:t>
+            <w:r>
+              <w:t>C</w:t>
             </w:r>
           </w:p>
         </w:tc>
@@ -1346,16 +1341,13 @@
             <w:vAlign w:val="center"/>
           </w:tcPr>
           <w:p>
-            <w:pPr>
-              <w:spacing w:after="0" w:line="240" w:lineRule="auto"/>
-            </w:pPr>
-            <w:r>
-              <w:rPr>
-                <w:rFonts w:ascii="Consolas" w:hAnsi="Consolas" w:cs="Consolas"/>
-                <w:sz w:val="20"/>
-                <w:szCs w:val="20"/>
-              </w:rPr>
-              <w:t xml:space="preserve">projectId, searchTerm</w:t>
+            <w:r>
+              <w:rPr>
+                <w:rFonts w:ascii="Consolas" w:hAnsi="Consolas" w:cs="Consolas"/>
+                <w:sz w:val="20"/>
+                <w:szCs w:val="20"/>
+              </w:rPr>
+              <w:t>projectId, searchTerm</w:t>
             </w:r>
           </w:p>
         </w:tc>
@@ -1374,16 +1366,13 @@
             <w:vAlign w:val="center"/>
           </w:tcPr>
           <w:p>
-            <w:pPr>
-              <w:spacing w:after="0" w:line="240" w:lineRule="auto"/>
-            </w:pPr>
-            <w:r>
-              <w:rPr>
-                <w:rFonts w:ascii="Consolas" w:hAnsi="Consolas" w:cs="Consolas"/>
-                <w:sz w:val="20"/>
-                <w:szCs w:val="20"/>
-              </w:rPr>
-              <w:t xml:space="preserve">Ticket__c[]</w:t>
+            <w:r>
+              <w:rPr>
+                <w:rFonts w:ascii="Consolas" w:hAnsi="Consolas" w:cs="Consolas"/>
+                <w:sz w:val="20"/>
+                <w:szCs w:val="20"/>
+              </w:rPr>
+              <w:t>Ticket__c[]</w:t>
             </w:r>
             <w:r>
               <w:t xml:space="preserve"> (SOSL)</w:t>
@@ -1405,16 +1394,13 @@
             <w:vAlign w:val="center"/>
           </w:tcPr>
           <w:p>
-            <w:pPr>
-              <w:spacing w:after="0" w:line="240" w:lineRule="auto"/>
-            </w:pPr>
-            <w:r>
-              <w:rPr>
-                <w:rFonts w:ascii="Consolas" w:hAnsi="Consolas" w:cs="Consolas"/>
-                <w:sz w:val="20"/>
-                <w:szCs w:val="20"/>
-              </w:rPr>
-              <w:t xml:space="preserve">@wire</w:t>
+            <w:r>
+              <w:rPr>
+                <w:rFonts w:ascii="Consolas" w:hAnsi="Consolas" w:cs="Consolas"/>
+                <w:sz w:val="20"/>
+                <w:szCs w:val="20"/>
+              </w:rPr>
+              <w:t>@wire</w:t>
             </w:r>
             <w:r>
               <w:t xml:space="preserve"> ticket-view link search</w:t>
@@ -1438,16 +1424,13 @@
             <w:vAlign w:val="center"/>
           </w:tcPr>
           <w:p>
-            <w:pPr>
-              <w:spacing w:after="0" w:line="240" w:lineRule="auto"/>
-            </w:pPr>
-            <w:r>
-              <w:rPr>
-                <w:rFonts w:ascii="Consolas" w:hAnsi="Consolas" w:cs="Consolas"/>
-                <w:sz w:val="20"/>
-                <w:szCs w:val="20"/>
-              </w:rPr>
-              <w:t xml:space="preserve">loadTicketTypes</w:t>
+            <w:r>
+              <w:rPr>
+                <w:rFonts w:ascii="Consolas" w:hAnsi="Consolas" w:cs="Consolas"/>
+                <w:sz w:val="20"/>
+                <w:szCs w:val="20"/>
+              </w:rPr>
+              <w:t>loadTicketTypes</w:t>
             </w:r>
           </w:p>
         </w:tc>
@@ -1466,11 +1449,8 @@
             <w:vAlign w:val="center"/>
           </w:tcPr>
           <w:p>
-            <w:pPr>
-              <w:spacing w:after="0" w:line="240" w:lineRule="auto"/>
-            </w:pPr>
-            <w:r>
-              <w:t xml:space="preserve">C</w:t>
+            <w:r>
+              <w:t>C</w:t>
             </w:r>
           </w:p>
         </w:tc>
@@ -1489,16 +1469,13 @@
             <w:vAlign w:val="center"/>
           </w:tcPr>
           <w:p>
-            <w:pPr>
-              <w:spacing w:after="0" w:line="240" w:lineRule="auto"/>
-            </w:pPr>
-            <w:r>
-              <w:rPr>
-                <w:rFonts w:ascii="Consolas" w:hAnsi="Consolas" w:cs="Consolas"/>
-                <w:sz w:val="20"/>
-                <w:szCs w:val="20"/>
-              </w:rPr>
-              <w:t xml:space="preserve">projectId</w:t>
+            <w:r>
+              <w:rPr>
+                <w:rFonts w:ascii="Consolas" w:hAnsi="Consolas" w:cs="Consolas"/>
+                <w:sz w:val="20"/>
+                <w:szCs w:val="20"/>
+              </w:rPr>
+              <w:t>projectId</w:t>
             </w:r>
           </w:p>
         </w:tc>
@@ -1517,16 +1494,13 @@
             <w:vAlign w:val="center"/>
           </w:tcPr>
           <w:p>
-            <w:pPr>
-              <w:spacing w:after="0" w:line="240" w:lineRule="auto"/>
-            </w:pPr>
-            <w:r>
-              <w:rPr>
-                <w:rFonts w:ascii="Consolas" w:hAnsi="Consolas" w:cs="Consolas"/>
-                <w:sz w:val="20"/>
-                <w:szCs w:val="20"/>
-              </w:rPr>
-              <w:t xml:space="preserve">TicketType__c[]</w:t>
+            <w:r>
+              <w:rPr>
+                <w:rFonts w:ascii="Consolas" w:hAnsi="Consolas" w:cs="Consolas"/>
+                <w:sz w:val="20"/>
+                <w:szCs w:val="20"/>
+              </w:rPr>
+              <w:t>TicketType__c[]</w:t>
             </w:r>
           </w:p>
         </w:tc>
@@ -1545,11 +1519,8 @@
             <w:vAlign w:val="center"/>
           </w:tcPr>
           <w:p>
-            <w:pPr>
-              <w:spacing w:after="0" w:line="240" w:lineRule="auto"/>
-            </w:pPr>
-            <w:r>
-              <w:t xml:space="preserve">(available)</w:t>
+            <w:r>
+              <w:t>(available)</w:t>
             </w:r>
           </w:p>
         </w:tc>
@@ -1570,16 +1541,13 @@
             <w:vAlign w:val="center"/>
           </w:tcPr>
           <w:p>
-            <w:pPr>
-              <w:spacing w:after="0" w:line="240" w:lineRule="auto"/>
-            </w:pPr>
-            <w:r>
-              <w:rPr>
-                <w:rFonts w:ascii="Consolas" w:hAnsi="Consolas" w:cs="Consolas"/>
-                <w:sz w:val="20"/>
-                <w:szCs w:val="20"/>
-              </w:rPr>
-              <w:t xml:space="preserve">loadMembers</w:t>
+            <w:r>
+              <w:rPr>
+                <w:rFonts w:ascii="Consolas" w:hAnsi="Consolas" w:cs="Consolas"/>
+                <w:sz w:val="20"/>
+                <w:szCs w:val="20"/>
+              </w:rPr>
+              <w:t>loadMembers</w:t>
             </w:r>
           </w:p>
         </w:tc>
@@ -1598,11 +1566,8 @@
             <w:vAlign w:val="center"/>
           </w:tcPr>
           <w:p>
-            <w:pPr>
-              <w:spacing w:after="0" w:line="240" w:lineRule="auto"/>
-            </w:pPr>
-            <w:r>
-              <w:t xml:space="preserve">C</w:t>
+            <w:r>
+              <w:t>C</w:t>
             </w:r>
           </w:p>
         </w:tc>
@@ -1621,16 +1586,13 @@
             <w:vAlign w:val="center"/>
           </w:tcPr>
           <w:p>
-            <w:pPr>
-              <w:spacing w:after="0" w:line="240" w:lineRule="auto"/>
-            </w:pPr>
-            <w:r>
-              <w:rPr>
-                <w:rFonts w:ascii="Consolas" w:hAnsi="Consolas" w:cs="Consolas"/>
-                <w:sz w:val="20"/>
-                <w:szCs w:val="20"/>
-              </w:rPr>
-              <w:t xml:space="preserve">projectId</w:t>
+            <w:r>
+              <w:rPr>
+                <w:rFonts w:ascii="Consolas" w:hAnsi="Consolas" w:cs="Consolas"/>
+                <w:sz w:val="20"/>
+                <w:szCs w:val="20"/>
+              </w:rPr>
+              <w:t>projectId</w:t>
             </w:r>
           </w:p>
         </w:tc>
@@ -1649,16 +1611,13 @@
             <w:vAlign w:val="center"/>
           </w:tcPr>
           <w:p>
-            <w:pPr>
-              <w:spacing w:after="0" w:line="240" w:lineRule="auto"/>
-            </w:pPr>
-            <w:r>
-              <w:rPr>
-                <w:rFonts w:ascii="Consolas" w:hAnsi="Consolas" w:cs="Consolas"/>
-                <w:sz w:val="20"/>
-                <w:szCs w:val="20"/>
-              </w:rPr>
-              <w:t xml:space="preserve">ProjectMember__c[]</w:t>
+            <w:r>
+              <w:rPr>
+                <w:rFonts w:ascii="Consolas" w:hAnsi="Consolas" w:cs="Consolas"/>
+                <w:sz w:val="20"/>
+                <w:szCs w:val="20"/>
+              </w:rPr>
+              <w:t>ProjectMember__c[]</w:t>
             </w:r>
           </w:p>
         </w:tc>
@@ -1677,11 +1636,8 @@
             <w:vAlign w:val="center"/>
           </w:tcPr>
           <w:p>
-            <w:pPr>
-              <w:spacing w:after="0" w:line="240" w:lineRule="auto"/>
-            </w:pPr>
-            <w:r>
-              <w:t xml:space="preserve">(available)</w:t>
+            <w:r>
+              <w:t>(available)</w:t>
             </w:r>
           </w:p>
         </w:tc>
@@ -1702,16 +1658,13 @@
             <w:vAlign w:val="center"/>
           </w:tcPr>
           <w:p>
-            <w:pPr>
-              <w:spacing w:after="0" w:line="240" w:lineRule="auto"/>
-            </w:pPr>
-            <w:r>
-              <w:rPr>
-                <w:rFonts w:ascii="Consolas" w:hAnsi="Consolas" w:cs="Consolas"/>
-                <w:sz w:val="20"/>
-                <w:szCs w:val="20"/>
-              </w:rPr>
-              <w:t xml:space="preserve">getProjectStatuses</w:t>
+            <w:r>
+              <w:rPr>
+                <w:rFonts w:ascii="Consolas" w:hAnsi="Consolas" w:cs="Consolas"/>
+                <w:sz w:val="20"/>
+                <w:szCs w:val="20"/>
+              </w:rPr>
+              <w:t>getProjectStatuses</w:t>
             </w:r>
           </w:p>
         </w:tc>
@@ -1730,11 +1683,8 @@
             <w:vAlign w:val="center"/>
           </w:tcPr>
           <w:p>
-            <w:pPr>
-              <w:spacing w:after="0" w:line="240" w:lineRule="auto"/>
-            </w:pPr>
-            <w:r>
-              <w:t xml:space="preserve">C</w:t>
+            <w:r>
+              <w:t>C</w:t>
             </w:r>
           </w:p>
         </w:tc>
@@ -1753,16 +1703,13 @@
             <w:vAlign w:val="center"/>
           </w:tcPr>
           <w:p>
-            <w:pPr>
-              <w:spacing w:after="0" w:line="240" w:lineRule="auto"/>
-            </w:pPr>
-            <w:r>
-              <w:rPr>
-                <w:rFonts w:ascii="Consolas" w:hAnsi="Consolas" w:cs="Consolas"/>
-                <w:sz w:val="20"/>
-                <w:szCs w:val="20"/>
-              </w:rPr>
-              <w:t xml:space="preserve">projectId</w:t>
+            <w:r>
+              <w:rPr>
+                <w:rFonts w:ascii="Consolas" w:hAnsi="Consolas" w:cs="Consolas"/>
+                <w:sz w:val="20"/>
+                <w:szCs w:val="20"/>
+              </w:rPr>
+              <w:t>projectId</w:t>
             </w:r>
           </w:p>
         </w:tc>
@@ -1781,16 +1728,13 @@
             <w:vAlign w:val="center"/>
           </w:tcPr>
           <w:p>
-            <w:pPr>
-              <w:spacing w:after="0" w:line="240" w:lineRule="auto"/>
-            </w:pPr>
-            <w:r>
-              <w:rPr>
-                <w:rFonts w:ascii="Consolas" w:hAnsi="Consolas" w:cs="Consolas"/>
-                <w:sz w:val="20"/>
-                <w:szCs w:val="20"/>
-              </w:rPr>
-              <w:t xml:space="preserve">Status__c[]</w:t>
+            <w:r>
+              <w:rPr>
+                <w:rFonts w:ascii="Consolas" w:hAnsi="Consolas" w:cs="Consolas"/>
+                <w:sz w:val="20"/>
+                <w:szCs w:val="20"/>
+              </w:rPr>
+              <w:t>Status__c[]</w:t>
             </w:r>
           </w:p>
         </w:tc>
@@ -1809,11 +1753,8 @@
             <w:vAlign w:val="center"/>
           </w:tcPr>
           <w:p>
-            <w:pPr>
-              <w:spacing w:after="0" w:line="240" w:lineRule="auto"/>
-            </w:pPr>
-            <w:r>
-              <w:t xml:space="preserve">(available)</w:t>
+            <w:r>
+              <w:t>(available)</w:t>
             </w:r>
           </w:p>
         </w:tc>
@@ -1834,16 +1775,13 @@
             <w:vAlign w:val="center"/>
           </w:tcPr>
           <w:p>
-            <w:pPr>
-              <w:spacing w:after="0" w:line="240" w:lineRule="auto"/>
-            </w:pPr>
-            <w:r>
-              <w:rPr>
-                <w:rFonts w:ascii="Consolas" w:hAnsi="Consolas" w:cs="Consolas"/>
-                <w:sz w:val="20"/>
-                <w:szCs w:val="20"/>
-              </w:rPr>
-              <w:t xml:space="preserve">loadUsers</w:t>
+            <w:r>
+              <w:rPr>
+                <w:rFonts w:ascii="Consolas" w:hAnsi="Consolas" w:cs="Consolas"/>
+                <w:sz w:val="20"/>
+                <w:szCs w:val="20"/>
+              </w:rPr>
+              <w:t>loadUsers</w:t>
             </w:r>
           </w:p>
         </w:tc>
@@ -1862,11 +1800,8 @@
             <w:vAlign w:val="center"/>
           </w:tcPr>
           <w:p>
-            <w:pPr>
-              <w:spacing w:after="0" w:line="240" w:lineRule="auto"/>
-            </w:pPr>
-            <w:r>
-              <w:t xml:space="preserve">C</w:t>
+            <w:r>
+              <w:t>C</w:t>
             </w:r>
           </w:p>
         </w:tc>
@@ -1885,11 +1820,8 @@
             <w:vAlign w:val="center"/>
           </w:tcPr>
           <w:p>
-            <w:pPr>
-              <w:spacing w:after="0" w:line="240" w:lineRule="auto"/>
-            </w:pPr>
-            <w:r>
-              <w:t xml:space="preserve">—</w:t>
+            <w:r>
+              <w:t>—</w:t>
             </w:r>
           </w:p>
         </w:tc>
@@ -1908,16 +1840,13 @@
             <w:vAlign w:val="center"/>
           </w:tcPr>
           <w:p>
-            <w:pPr>
-              <w:spacing w:after="0" w:line="240" w:lineRule="auto"/>
-            </w:pPr>
-            <w:r>
-              <w:rPr>
-                <w:rFonts w:ascii="Consolas" w:hAnsi="Consolas" w:cs="Consolas"/>
-                <w:sz w:val="20"/>
-                <w:szCs w:val="20"/>
-              </w:rPr>
-              <w:t xml:space="preserve">User[]</w:t>
+            <w:r>
+              <w:rPr>
+                <w:rFonts w:ascii="Consolas" w:hAnsi="Consolas" w:cs="Consolas"/>
+                <w:sz w:val="20"/>
+                <w:szCs w:val="20"/>
+              </w:rPr>
+              <w:t>User[]</w:t>
             </w:r>
           </w:p>
         </w:tc>
@@ -1936,11 +1865,8 @@
             <w:vAlign w:val="center"/>
           </w:tcPr>
           <w:p>
-            <w:pPr>
-              <w:spacing w:after="0" w:line="240" w:lineRule="auto"/>
-            </w:pPr>
-            <w:r>
-              <w:t xml:space="preserve">(available)</w:t>
+            <w:r>
+              <w:t>(available)</w:t>
             </w:r>
           </w:p>
         </w:tc>
@@ -1961,16 +1887,13 @@
             <w:vAlign w:val="center"/>
           </w:tcPr>
           <w:p>
-            <w:pPr>
-              <w:spacing w:after="0" w:line="240" w:lineRule="auto"/>
-            </w:pPr>
-            <w:r>
-              <w:rPr>
-                <w:rFonts w:ascii="Consolas" w:hAnsi="Consolas" w:cs="Consolas"/>
-                <w:sz w:val="20"/>
-                <w:szCs w:val="20"/>
-              </w:rPr>
-              <w:t xml:space="preserve">loadProjects</w:t>
+            <w:r>
+              <w:rPr>
+                <w:rFonts w:ascii="Consolas" w:hAnsi="Consolas" w:cs="Consolas"/>
+                <w:sz w:val="20"/>
+                <w:szCs w:val="20"/>
+              </w:rPr>
+              <w:t>loadProjects</w:t>
             </w:r>
           </w:p>
         </w:tc>
@@ -1989,11 +1912,8 @@
             <w:vAlign w:val="center"/>
           </w:tcPr>
           <w:p>
-            <w:pPr>
-              <w:spacing w:after="0" w:line="240" w:lineRule="auto"/>
-            </w:pPr>
-            <w:r>
-              <w:t xml:space="preserve">C</w:t>
+            <w:r>
+              <w:t>C</w:t>
             </w:r>
           </w:p>
         </w:tc>
@@ -2012,11 +1932,8 @@
             <w:vAlign w:val="center"/>
           </w:tcPr>
           <w:p>
-            <w:pPr>
-              <w:spacing w:after="0" w:line="240" w:lineRule="auto"/>
-            </w:pPr>
-            <w:r>
-              <w:t xml:space="preserve">—</w:t>
+            <w:r>
+              <w:t>—</w:t>
             </w:r>
           </w:p>
         </w:tc>
@@ -2035,16 +1952,13 @@
             <w:vAlign w:val="center"/>
           </w:tcPr>
           <w:p>
-            <w:pPr>
-              <w:spacing w:after="0" w:line="240" w:lineRule="auto"/>
-            </w:pPr>
-            <w:r>
-              <w:rPr>
-                <w:rFonts w:ascii="Consolas" w:hAnsi="Consolas" w:cs="Consolas"/>
-                <w:sz w:val="20"/>
-                <w:szCs w:val="20"/>
-              </w:rPr>
-              <w:t xml:space="preserve">Project__c[]</w:t>
+            <w:r>
+              <w:rPr>
+                <w:rFonts w:ascii="Consolas" w:hAnsi="Consolas" w:cs="Consolas"/>
+                <w:sz w:val="20"/>
+                <w:szCs w:val="20"/>
+              </w:rPr>
+              <w:t>Project__c[]</w:t>
             </w:r>
           </w:p>
         </w:tc>
@@ -2063,11 +1977,8 @@
             <w:vAlign w:val="center"/>
           </w:tcPr>
           <w:p>
-            <w:pPr>
-              <w:spacing w:after="0" w:line="240" w:lineRule="auto"/>
-            </w:pPr>
-            <w:r>
-              <w:t xml:space="preserve">choose-project</w:t>
+            <w:r>
+              <w:t>choose-project</w:t>
             </w:r>
           </w:p>
         </w:tc>
@@ -2083,7 +1994,7 @@
         <w:pStyle w:val="Heading3"/>
       </w:pPr>
       <w:r>
-        <w:t xml:space="preserve">2.2 Sprint lifecycle</w:t>
+        <w:t>2.2 Sprint lifecycle</w:t>
       </w:r>
     </w:p>
     <w:tbl>
@@ -2093,10 +2004,6 @@
           <w:bottom w:val="single" w:sz="4" w:space="0" w:color="D0D7DE"/>
           <w:insideH w:val="single" w:sz="4" w:space="0" w:color="D0D7DE"/>
         </w:tblBorders>
-        <w:tblCellMar>
-          <w:left w:w="108" w:type="dxa"/>
-          <w:right w:w="108" w:type="dxa"/>
-        </w:tblCellMar>
         <w:tblLook w:val="04A0" w:firstRow="1" w:lastRow="0" w:firstColumn="1" w:lastColumn="0" w:noHBand="0" w:noVBand="1"/>
       </w:tblPr>
       <w:tblGrid>
@@ -2124,15 +2031,12 @@
             <w:vAlign w:val="center"/>
           </w:tcPr>
           <w:p>
-            <w:pPr>
-              <w:spacing w:after="0" w:line="240" w:lineRule="auto"/>
-            </w:pPr>
             <w:r>
               <w:rPr>
                 <w:b/>
                 <w:bCs/>
               </w:rPr>
-              <w:t xml:space="preserve">Method</w:t>
+              <w:t>Method</w:t>
             </w:r>
           </w:p>
         </w:tc>
@@ -2151,15 +2055,12 @@
             <w:vAlign w:val="center"/>
           </w:tcPr>
           <w:p>
-            <w:pPr>
-              <w:spacing w:after="0" w:line="240" w:lineRule="auto"/>
-            </w:pPr>
             <w:r>
               <w:rPr>
                 <w:b/>
                 <w:bCs/>
               </w:rPr>
-              <w:t xml:space="preserve">Kind</w:t>
+              <w:t>Kind</w:t>
             </w:r>
           </w:p>
         </w:tc>
@@ -2178,15 +2079,12 @@
             <w:vAlign w:val="center"/>
           </w:tcPr>
           <w:p>
-            <w:pPr>
-              <w:spacing w:after="0" w:line="240" w:lineRule="auto"/>
-            </w:pPr>
             <w:r>
               <w:rPr>
                 <w:b/>
                 <w:bCs/>
               </w:rPr>
-              <w:t xml:space="preserve">Params</w:t>
+              <w:t>Params</w:t>
             </w:r>
           </w:p>
         </w:tc>
@@ -2205,15 +2103,12 @@
             <w:vAlign w:val="center"/>
           </w:tcPr>
           <w:p>
-            <w:pPr>
-              <w:spacing w:after="0" w:line="240" w:lineRule="auto"/>
-            </w:pPr>
             <w:r>
               <w:rPr>
                 <w:b/>
                 <w:bCs/>
               </w:rPr>
-              <w:t xml:space="preserve">Effect</w:t>
+              <w:t>Effect</w:t>
             </w:r>
           </w:p>
         </w:tc>
@@ -2234,16 +2129,13 @@
             <w:vAlign w:val="center"/>
           </w:tcPr>
           <w:p>
-            <w:pPr>
-              <w:spacing w:after="0" w:line="240" w:lineRule="auto"/>
-            </w:pPr>
-            <w:r>
-              <w:rPr>
-                <w:rFonts w:ascii="Consolas" w:hAnsi="Consolas" w:cs="Consolas"/>
-                <w:sz w:val="20"/>
-                <w:szCs w:val="20"/>
-              </w:rPr>
-              <w:t xml:space="preserve">createSprint</w:t>
+            <w:r>
+              <w:rPr>
+                <w:rFonts w:ascii="Consolas" w:hAnsi="Consolas" w:cs="Consolas"/>
+                <w:sz w:val="20"/>
+                <w:szCs w:val="20"/>
+              </w:rPr>
+              <w:t>createSprint</w:t>
             </w:r>
           </w:p>
         </w:tc>
@@ -2262,11 +2154,8 @@
             <w:vAlign w:val="center"/>
           </w:tcPr>
           <w:p>
-            <w:pPr>
-              <w:spacing w:after="0" w:line="240" w:lineRule="auto"/>
-            </w:pPr>
-            <w:r>
-              <w:t xml:space="preserve">I</w:t>
+            <w:r>
+              <w:t>I</w:t>
             </w:r>
           </w:p>
         </w:tc>
@@ -2285,16 +2174,13 @@
             <w:vAlign w:val="center"/>
           </w:tcPr>
           <w:p>
-            <w:pPr>
-              <w:spacing w:after="0" w:line="240" w:lineRule="auto"/>
-            </w:pPr>
-            <w:r>
-              <w:rPr>
-                <w:rFonts w:ascii="Consolas" w:hAnsi="Consolas" w:cs="Consolas"/>
-                <w:sz w:val="20"/>
-                <w:szCs w:val="20"/>
-              </w:rPr>
-              <w:t xml:space="preserve">duration, startDate, goal, projectId</w:t>
+            <w:r>
+              <w:rPr>
+                <w:rFonts w:ascii="Consolas" w:hAnsi="Consolas" w:cs="Consolas"/>
+                <w:sz w:val="20"/>
+                <w:szCs w:val="20"/>
+              </w:rPr>
+              <w:t>duration, startDate, goal, projectId</w:t>
             </w:r>
           </w:p>
         </w:tc>
@@ -2313,22 +2199,19 @@
             <w:vAlign w:val="center"/>
           </w:tcPr>
           <w:p>
-            <w:pPr>
-              <w:spacing w:after="0" w:line="240" w:lineRule="auto"/>
-            </w:pPr>
-            <w:r>
-              <w:t xml:space="preserve">insert sprint (</w:t>
-            </w:r>
-            <w:r>
-              <w:rPr>
-                <w:rFonts w:ascii="Consolas" w:hAnsi="Consolas" w:cs="Consolas"/>
-                <w:sz w:val="20"/>
-                <w:szCs w:val="20"/>
-              </w:rPr>
-              <w:t xml:space="preserve">future</w:t>
-            </w:r>
-            <w:r>
-              <w:t xml:space="preserve">, totals 0, name auto)</w:t>
+            <w:r>
+              <w:t>insert sprint (</w:t>
+            </w:r>
+            <w:r>
+              <w:rPr>
+                <w:rFonts w:ascii="Consolas" w:hAnsi="Consolas" w:cs="Consolas"/>
+                <w:sz w:val="20"/>
+                <w:szCs w:val="20"/>
+              </w:rPr>
+              <w:t>future</w:t>
+            </w:r>
+            <w:r>
+              <w:t>, totals 0, name auto)</w:t>
             </w:r>
           </w:p>
         </w:tc>
@@ -2349,16 +2232,13 @@
             <w:vAlign w:val="center"/>
           </w:tcPr>
           <w:p>
-            <w:pPr>
-              <w:spacing w:after="0" w:line="240" w:lineRule="auto"/>
-            </w:pPr>
-            <w:r>
-              <w:rPr>
-                <w:rFonts w:ascii="Consolas" w:hAnsi="Consolas" w:cs="Consolas"/>
-                <w:sz w:val="20"/>
-                <w:szCs w:val="20"/>
-              </w:rPr>
-              <w:t xml:space="preserve">updateSprint</w:t>
+            <w:r>
+              <w:rPr>
+                <w:rFonts w:ascii="Consolas" w:hAnsi="Consolas" w:cs="Consolas"/>
+                <w:sz w:val="20"/>
+                <w:szCs w:val="20"/>
+              </w:rPr>
+              <w:t>updateSprint</w:t>
             </w:r>
           </w:p>
         </w:tc>
@@ -2377,11 +2257,8 @@
             <w:vAlign w:val="center"/>
           </w:tcPr>
           <w:p>
-            <w:pPr>
-              <w:spacing w:after="0" w:line="240" w:lineRule="auto"/>
-            </w:pPr>
-            <w:r>
-              <w:t xml:space="preserve">I</w:t>
+            <w:r>
+              <w:t>I</w:t>
             </w:r>
           </w:p>
         </w:tc>
@@ -2400,16 +2277,13 @@
             <w:vAlign w:val="center"/>
           </w:tcPr>
           <w:p>
-            <w:pPr>
-              <w:spacing w:after="0" w:line="240" w:lineRule="auto"/>
-            </w:pPr>
-            <w:r>
-              <w:rPr>
-                <w:rFonts w:ascii="Consolas" w:hAnsi="Consolas" w:cs="Consolas"/>
-                <w:sz w:val="20"/>
-                <w:szCs w:val="20"/>
-              </w:rPr>
-              <w:t xml:space="preserve">sprintId, duration, startDate, goal</w:t>
+            <w:r>
+              <w:rPr>
+                <w:rFonts w:ascii="Consolas" w:hAnsi="Consolas" w:cs="Consolas"/>
+                <w:sz w:val="20"/>
+                <w:szCs w:val="20"/>
+              </w:rPr>
+              <w:t>sprintId, duration, startDate, goal</w:t>
             </w:r>
           </w:p>
         </w:tc>
@@ -2428,11 +2302,8 @@
             <w:vAlign w:val="center"/>
           </w:tcPr>
           <w:p>
-            <w:pPr>
-              <w:spacing w:after="0" w:line="240" w:lineRule="auto"/>
-            </w:pPr>
-            <w:r>
-              <w:t xml:space="preserve">update sprint fields</w:t>
+            <w:r>
+              <w:t>update sprint fields</w:t>
             </w:r>
           </w:p>
         </w:tc>
@@ -2453,16 +2324,14 @@
             <w:vAlign w:val="center"/>
           </w:tcPr>
           <w:p>
-            <w:pPr>
-              <w:spacing w:after="0" w:line="240" w:lineRule="auto"/>
-            </w:pPr>
-            <w:r>
-              <w:rPr>
-                <w:rFonts w:ascii="Consolas" w:hAnsi="Consolas" w:cs="Consolas"/>
-                <w:sz w:val="20"/>
-                <w:szCs w:val="20"/>
-              </w:rPr>
-              <w:t xml:space="preserve">startSprint</w:t>
+            <w:r>
+              <w:rPr>
+                <w:rFonts w:ascii="Consolas" w:hAnsi="Consolas" w:cs="Consolas"/>
+                <w:sz w:val="20"/>
+                <w:szCs w:val="20"/>
+              </w:rPr>
+              <w:lastRenderedPageBreak/>
+              <w:t>startSprint</w:t>
             </w:r>
           </w:p>
         </w:tc>
@@ -2481,11 +2350,8 @@
             <w:vAlign w:val="center"/>
           </w:tcPr>
           <w:p>
-            <w:pPr>
-              <w:spacing w:after="0" w:line="240" w:lineRule="auto"/>
-            </w:pPr>
-            <w:r>
-              <w:t xml:space="preserve">I</w:t>
+            <w:r>
+              <w:t>I</w:t>
             </w:r>
           </w:p>
         </w:tc>
@@ -2504,16 +2370,13 @@
             <w:vAlign w:val="center"/>
           </w:tcPr>
           <w:p>
-            <w:pPr>
-              <w:spacing w:after="0" w:line="240" w:lineRule="auto"/>
-            </w:pPr>
-            <w:r>
-              <w:rPr>
-                <w:rFonts w:ascii="Consolas" w:hAnsi="Consolas" w:cs="Consolas"/>
-                <w:sz w:val="20"/>
-                <w:szCs w:val="20"/>
-              </w:rPr>
-              <w:t xml:space="preserve">sprintId</w:t>
+            <w:r>
+              <w:rPr>
+                <w:rFonts w:ascii="Consolas" w:hAnsi="Consolas" w:cs="Consolas"/>
+                <w:sz w:val="20"/>
+                <w:szCs w:val="20"/>
+              </w:rPr>
+              <w:t>sprintId</w:t>
             </w:r>
           </w:p>
         </w:tc>
@@ -2532,16 +2395,13 @@
             <w:vAlign w:val="center"/>
           </w:tcPr>
           <w:p>
-            <w:pPr>
-              <w:spacing w:after="0" w:line="240" w:lineRule="auto"/>
-            </w:pPr>
-            <w:r>
-              <w:rPr>
-                <w:rFonts w:ascii="Consolas" w:hAnsi="Consolas" w:cs="Consolas"/>
-                <w:sz w:val="20"/>
-                <w:szCs w:val="20"/>
-              </w:rPr>
-              <w:t xml:space="preserve">future → in_progress</w:t>
+            <w:r>
+              <w:rPr>
+                <w:rFonts w:ascii="Consolas" w:hAnsi="Consolas" w:cs="Consolas"/>
+                <w:sz w:val="20"/>
+                <w:szCs w:val="20"/>
+              </w:rPr>
+              <w:t>future → in_progress</w:t>
             </w:r>
             <w:r>
               <w:t xml:space="preserve"> (one active per project)</w:t>
@@ -2565,16 +2425,13 @@
             <w:vAlign w:val="center"/>
           </w:tcPr>
           <w:p>
-            <w:pPr>
-              <w:spacing w:after="0" w:line="240" w:lineRule="auto"/>
-            </w:pPr>
-            <w:r>
-              <w:rPr>
-                <w:rFonts w:ascii="Consolas" w:hAnsi="Consolas" w:cs="Consolas"/>
-                <w:sz w:val="20"/>
-                <w:szCs w:val="20"/>
-              </w:rPr>
-              <w:t xml:space="preserve">completeSprint</w:t>
+            <w:r>
+              <w:rPr>
+                <w:rFonts w:ascii="Consolas" w:hAnsi="Consolas" w:cs="Consolas"/>
+                <w:sz w:val="20"/>
+                <w:szCs w:val="20"/>
+              </w:rPr>
+              <w:t>completeSprint</w:t>
             </w:r>
           </w:p>
         </w:tc>
@@ -2593,11 +2450,8 @@
             <w:vAlign w:val="center"/>
           </w:tcPr>
           <w:p>
-            <w:pPr>
-              <w:spacing w:after="0" w:line="240" w:lineRule="auto"/>
-            </w:pPr>
-            <w:r>
-              <w:t xml:space="preserve">I</w:t>
+            <w:r>
+              <w:t>I</w:t>
             </w:r>
           </w:p>
         </w:tc>
@@ -2616,16 +2470,13 @@
             <w:vAlign w:val="center"/>
           </w:tcPr>
           <w:p>
-            <w:pPr>
-              <w:spacing w:after="0" w:line="240" w:lineRule="auto"/>
-            </w:pPr>
-            <w:r>
-              <w:rPr>
-                <w:rFonts w:ascii="Consolas" w:hAnsi="Consolas" w:cs="Consolas"/>
-                <w:sz w:val="20"/>
-                <w:szCs w:val="20"/>
-              </w:rPr>
-              <w:t xml:space="preserve">sprintId</w:t>
+            <w:r>
+              <w:rPr>
+                <w:rFonts w:ascii="Consolas" w:hAnsi="Consolas" w:cs="Consolas"/>
+                <w:sz w:val="20"/>
+                <w:szCs w:val="20"/>
+              </w:rPr>
+              <w:t>sprintId</w:t>
             </w:r>
           </w:p>
         </w:tc>
@@ -2644,16 +2495,13 @@
             <w:vAlign w:val="center"/>
           </w:tcPr>
           <w:p>
-            <w:pPr>
-              <w:spacing w:after="0" w:line="240" w:lineRule="auto"/>
-            </w:pPr>
-            <w:r>
-              <w:rPr>
-                <w:rFonts w:ascii="Consolas" w:hAnsi="Consolas" w:cs="Consolas"/>
-                <w:sz w:val="20"/>
-                <w:szCs w:val="20"/>
-              </w:rPr>
-              <w:t xml:space="preserve">in_progress → completed</w:t>
+            <w:r>
+              <w:rPr>
+                <w:rFonts w:ascii="Consolas" w:hAnsi="Consolas" w:cs="Consolas"/>
+                <w:sz w:val="20"/>
+                <w:szCs w:val="20"/>
+              </w:rPr>
+              <w:t>in_progress → completed</w:t>
             </w:r>
             <w:r>
               <w:t xml:space="preserve"> (drops from page)</w:t>
@@ -2677,16 +2525,13 @@
             <w:vAlign w:val="center"/>
           </w:tcPr>
           <w:p>
-            <w:pPr>
-              <w:spacing w:after="0" w:line="240" w:lineRule="auto"/>
-            </w:pPr>
-            <w:r>
-              <w:rPr>
-                <w:rFonts w:ascii="Consolas" w:hAnsi="Consolas" w:cs="Consolas"/>
-                <w:sz w:val="20"/>
-                <w:szCs w:val="20"/>
-              </w:rPr>
-              <w:t xml:space="preserve">deleteSprint</w:t>
+            <w:r>
+              <w:rPr>
+                <w:rFonts w:ascii="Consolas" w:hAnsi="Consolas" w:cs="Consolas"/>
+                <w:sz w:val="20"/>
+                <w:szCs w:val="20"/>
+              </w:rPr>
+              <w:t>deleteSprint</w:t>
             </w:r>
           </w:p>
         </w:tc>
@@ -2705,11 +2550,8 @@
             <w:vAlign w:val="center"/>
           </w:tcPr>
           <w:p>
-            <w:pPr>
-              <w:spacing w:after="0" w:line="240" w:lineRule="auto"/>
-            </w:pPr>
-            <w:r>
-              <w:t xml:space="preserve">I</w:t>
+            <w:r>
+              <w:t>I</w:t>
             </w:r>
           </w:p>
         </w:tc>
@@ -2728,16 +2570,13 @@
             <w:vAlign w:val="center"/>
           </w:tcPr>
           <w:p>
-            <w:pPr>
-              <w:spacing w:after="0" w:line="240" w:lineRule="auto"/>
-            </w:pPr>
-            <w:r>
-              <w:rPr>
-                <w:rFonts w:ascii="Consolas" w:hAnsi="Consolas" w:cs="Consolas"/>
-                <w:sz w:val="20"/>
-                <w:szCs w:val="20"/>
-              </w:rPr>
-              <w:t xml:space="preserve">sprintId</w:t>
+            <w:r>
+              <w:rPr>
+                <w:rFonts w:ascii="Consolas" w:hAnsi="Consolas" w:cs="Consolas"/>
+                <w:sz w:val="20"/>
+                <w:szCs w:val="20"/>
+              </w:rPr>
+              <w:t>sprintId</w:t>
             </w:r>
           </w:p>
         </w:tc>
@@ -2756,9 +2595,6 @@
             <w:vAlign w:val="center"/>
           </w:tcPr>
           <w:p>
-            <w:pPr>
-              <w:spacing w:after="0" w:line="240" w:lineRule="auto"/>
-            </w:pPr>
             <w:r>
               <w:t xml:space="preserve">soft delete + clear </w:t>
             </w:r>
@@ -2768,7 +2604,7 @@
                 <w:sz w:val="20"/>
                 <w:szCs w:val="20"/>
               </w:rPr>
-              <w:t xml:space="preserve">Sprint__c</w:t>
+              <w:t>Sprint__c</w:t>
             </w:r>
             <w:r>
               <w:t xml:space="preserve"> on its tickets</w:t>
@@ -2787,7 +2623,7 @@
         <w:pStyle w:val="Heading3"/>
       </w:pPr>
       <w:r>
-        <w:t xml:space="preserve">2.3 Ticket create / update / move / delete</w:t>
+        <w:t>2.3 Ticket create / update / move / delete</w:t>
       </w:r>
     </w:p>
     <w:tbl>
@@ -2797,17 +2633,13 @@
           <w:bottom w:val="single" w:sz="4" w:space="0" w:color="D0D7DE"/>
           <w:insideH w:val="single" w:sz="4" w:space="0" w:color="D0D7DE"/>
         </w:tblBorders>
-        <w:tblCellMar>
-          <w:left w:w="108" w:type="dxa"/>
-          <w:right w:w="108" w:type="dxa"/>
-        </w:tblCellMar>
         <w:tblLook w:val="04A0" w:firstRow="1" w:lastRow="0" w:firstColumn="1" w:lastColumn="0" w:noHBand="0" w:noVBand="1"/>
       </w:tblPr>
       <w:tblGrid>
-        <w:gridCol w:w="2340"/>
-        <w:gridCol w:w="2340"/>
-        <w:gridCol w:w="2340"/>
-        <w:gridCol w:w="2340"/>
+        <w:gridCol w:w="2746"/>
+        <w:gridCol w:w="2072"/>
+        <w:gridCol w:w="2262"/>
+        <w:gridCol w:w="2280"/>
       </w:tblGrid>
       <w:tr>
         <w:trPr>
@@ -2828,15 +2660,12 @@
             <w:vAlign w:val="center"/>
           </w:tcPr>
           <w:p>
-            <w:pPr>
-              <w:spacing w:after="0" w:line="240" w:lineRule="auto"/>
-            </w:pPr>
             <w:r>
               <w:rPr>
                 <w:b/>
                 <w:bCs/>
               </w:rPr>
-              <w:t xml:space="preserve">Method</w:t>
+              <w:t>Method</w:t>
             </w:r>
           </w:p>
         </w:tc>
@@ -2855,15 +2684,12 @@
             <w:vAlign w:val="center"/>
           </w:tcPr>
           <w:p>
-            <w:pPr>
-              <w:spacing w:after="0" w:line="240" w:lineRule="auto"/>
-            </w:pPr>
             <w:r>
               <w:rPr>
                 <w:b/>
                 <w:bCs/>
               </w:rPr>
-              <w:t xml:space="preserve">Kind</w:t>
+              <w:t>Kind</w:t>
             </w:r>
           </w:p>
         </w:tc>
@@ -2882,15 +2708,12 @@
             <w:vAlign w:val="center"/>
           </w:tcPr>
           <w:p>
-            <w:pPr>
-              <w:spacing w:after="0" w:line="240" w:lineRule="auto"/>
-            </w:pPr>
             <w:r>
               <w:rPr>
                 <w:b/>
                 <w:bCs/>
               </w:rPr>
-              <w:t xml:space="preserve">Params</w:t>
+              <w:t>Params</w:t>
             </w:r>
           </w:p>
         </w:tc>
@@ -2909,15 +2732,12 @@
             <w:vAlign w:val="center"/>
           </w:tcPr>
           <w:p>
-            <w:pPr>
-              <w:spacing w:after="0" w:line="240" w:lineRule="auto"/>
-            </w:pPr>
             <w:r>
               <w:rPr>
                 <w:b/>
                 <w:bCs/>
               </w:rPr>
-              <w:t xml:space="preserve">Effect</w:t>
+              <w:t>Effect</w:t>
             </w:r>
           </w:p>
         </w:tc>
@@ -2938,16 +2758,13 @@
             <w:vAlign w:val="center"/>
           </w:tcPr>
           <w:p>
-            <w:pPr>
-              <w:spacing w:after="0" w:line="240" w:lineRule="auto"/>
-            </w:pPr>
-            <w:r>
-              <w:rPr>
-                <w:rFonts w:ascii="Consolas" w:hAnsi="Consolas" w:cs="Consolas"/>
-                <w:sz w:val="20"/>
-                <w:szCs w:val="20"/>
-              </w:rPr>
-              <w:t xml:space="preserve">createTicketFromBacklog</w:t>
+            <w:r>
+              <w:rPr>
+                <w:rFonts w:ascii="Consolas" w:hAnsi="Consolas" w:cs="Consolas"/>
+                <w:sz w:val="20"/>
+                <w:szCs w:val="20"/>
+              </w:rPr>
+              <w:t>createTicketFromBacklog</w:t>
             </w:r>
           </w:p>
         </w:tc>
@@ -2966,11 +2783,8 @@
             <w:vAlign w:val="center"/>
           </w:tcPr>
           <w:p>
-            <w:pPr>
-              <w:spacing w:after="0" w:line="240" w:lineRule="auto"/>
-            </w:pPr>
-            <w:r>
-              <w:t xml:space="preserve">I</w:t>
+            <w:r>
+              <w:t>I</w:t>
             </w:r>
           </w:p>
         </w:tc>
@@ -2989,16 +2803,13 @@
             <w:vAlign w:val="center"/>
           </w:tcPr>
           <w:p>
-            <w:pPr>
-              <w:spacing w:after="0" w:line="240" w:lineRule="auto"/>
-            </w:pPr>
-            <w:r>
-              <w:rPr>
-                <w:rFonts w:ascii="Consolas" w:hAnsi="Consolas" w:cs="Consolas"/>
-                <w:sz w:val="20"/>
-                <w:szCs w:val="20"/>
-              </w:rPr>
-              <w:t xml:space="preserve">summary, ticketTypeId, currentStateId, description, storyPoint, assignedToId, epicId, priority</w:t>
+            <w:r>
+              <w:rPr>
+                <w:rFonts w:ascii="Consolas" w:hAnsi="Consolas" w:cs="Consolas"/>
+                <w:sz w:val="20"/>
+                <w:szCs w:val="20"/>
+              </w:rPr>
+              <w:t>summary, ticketTypeId, currentStateId, description, storyPoint, assignedToId, epicId, priority</w:t>
             </w:r>
           </w:p>
         </w:tc>
@@ -3017,11 +2828,8 @@
             <w:vAlign w:val="center"/>
           </w:tcPr>
           <w:p>
-            <w:pPr>
-              <w:spacing w:after="0" w:line="240" w:lineRule="auto"/>
-            </w:pPr>
-            <w:r>
-              <w:t xml:space="preserve">create sprint-less ticket</w:t>
+            <w:r>
+              <w:t>create sprint-less ticket</w:t>
             </w:r>
           </w:p>
         </w:tc>
@@ -3042,16 +2850,13 @@
             <w:vAlign w:val="center"/>
           </w:tcPr>
           <w:p>
-            <w:pPr>
-              <w:spacing w:after="0" w:line="240" w:lineRule="auto"/>
-            </w:pPr>
-            <w:r>
-              <w:rPr>
-                <w:rFonts w:ascii="Consolas" w:hAnsi="Consolas" w:cs="Consolas"/>
-                <w:sz w:val="20"/>
-                <w:szCs w:val="20"/>
-              </w:rPr>
-              <w:t xml:space="preserve">createTicketFromSprint</w:t>
+            <w:r>
+              <w:rPr>
+                <w:rFonts w:ascii="Consolas" w:hAnsi="Consolas" w:cs="Consolas"/>
+                <w:sz w:val="20"/>
+                <w:szCs w:val="20"/>
+              </w:rPr>
+              <w:t>createTicketFromSprint</w:t>
             </w:r>
           </w:p>
         </w:tc>
@@ -3070,11 +2875,8 @@
             <w:vAlign w:val="center"/>
           </w:tcPr>
           <w:p>
-            <w:pPr>
-              <w:spacing w:after="0" w:line="240" w:lineRule="auto"/>
-            </w:pPr>
-            <w:r>
-              <w:t xml:space="preserve">I</w:t>
+            <w:r>
+              <w:t>I</w:t>
             </w:r>
           </w:p>
         </w:tc>
@@ -3093,16 +2895,13 @@
             <w:vAlign w:val="center"/>
           </w:tcPr>
           <w:p>
-            <w:pPr>
-              <w:spacing w:after="0" w:line="240" w:lineRule="auto"/>
-            </w:pPr>
-            <w:r>
-              <w:rPr>
-                <w:rFonts w:ascii="Consolas" w:hAnsi="Consolas" w:cs="Consolas"/>
-                <w:sz w:val="20"/>
-                <w:szCs w:val="20"/>
-              </w:rPr>
-              <w:t xml:space="preserve">…same… + sprintId</w:t>
+            <w:r>
+              <w:rPr>
+                <w:rFonts w:ascii="Consolas" w:hAnsi="Consolas" w:cs="Consolas"/>
+                <w:sz w:val="20"/>
+                <w:szCs w:val="20"/>
+              </w:rPr>
+              <w:t>…same… + sprintId</w:t>
             </w:r>
           </w:p>
         </w:tc>
@@ -3121,11 +2920,8 @@
             <w:vAlign w:val="center"/>
           </w:tcPr>
           <w:p>
-            <w:pPr>
-              <w:spacing w:after="0" w:line="240" w:lineRule="auto"/>
-            </w:pPr>
-            <w:r>
-              <w:t xml:space="preserve">create ticket in sprint + bump totals</w:t>
+            <w:r>
+              <w:t>create ticket in sprint + bump totals</w:t>
             </w:r>
           </w:p>
         </w:tc>
@@ -3146,16 +2942,13 @@
             <w:vAlign w:val="center"/>
           </w:tcPr>
           <w:p>
-            <w:pPr>
-              <w:spacing w:after="0" w:line="240" w:lineRule="auto"/>
-            </w:pPr>
-            <w:r>
-              <w:rPr>
-                <w:rFonts w:ascii="Consolas" w:hAnsi="Consolas" w:cs="Consolas"/>
-                <w:sz w:val="20"/>
-                <w:szCs w:val="20"/>
-              </w:rPr>
-              <w:t xml:space="preserve">updateTicket</w:t>
+            <w:r>
+              <w:rPr>
+                <w:rFonts w:ascii="Consolas" w:hAnsi="Consolas" w:cs="Consolas"/>
+                <w:sz w:val="20"/>
+                <w:szCs w:val="20"/>
+              </w:rPr>
+              <w:t>updateTicket</w:t>
             </w:r>
           </w:p>
         </w:tc>
@@ -3174,11 +2967,8 @@
             <w:vAlign w:val="center"/>
           </w:tcPr>
           <w:p>
-            <w:pPr>
-              <w:spacing w:after="0" w:line="240" w:lineRule="auto"/>
-            </w:pPr>
-            <w:r>
-              <w:t xml:space="preserve">I</w:t>
+            <w:r>
+              <w:t>I</w:t>
             </w:r>
           </w:p>
         </w:tc>
@@ -3197,16 +2987,13 @@
             <w:vAlign w:val="center"/>
           </w:tcPr>
           <w:p>
-            <w:pPr>
-              <w:spacing w:after="0" w:line="240" w:lineRule="auto"/>
-            </w:pPr>
-            <w:r>
-              <w:rPr>
-                <w:rFonts w:ascii="Consolas" w:hAnsi="Consolas" w:cs="Consolas"/>
-                <w:sz w:val="20"/>
-                <w:szCs w:val="20"/>
-              </w:rPr>
-              <w:t xml:space="preserve">ticketId, summary, description, storyPoint, priority, assignedToId, currentStateId</w:t>
+            <w:r>
+              <w:rPr>
+                <w:rFonts w:ascii="Consolas" w:hAnsi="Consolas" w:cs="Consolas"/>
+                <w:sz w:val="20"/>
+                <w:szCs w:val="20"/>
+              </w:rPr>
+              <w:t>ticketId, summary, description, storyPoint, priority, assignedToId, currentStateId</w:t>
             </w:r>
           </w:p>
         </w:tc>
@@ -3225,11 +3012,8 @@
             <w:vAlign w:val="center"/>
           </w:tcPr>
           <w:p>
-            <w:pPr>
-              <w:spacing w:after="0" w:line="240" w:lineRule="auto"/>
-            </w:pPr>
-            <w:r>
-              <w:t xml:space="preserve">patch fields</w:t>
+            <w:r>
+              <w:t>patch fields</w:t>
             </w:r>
           </w:p>
         </w:tc>
@@ -3250,16 +3034,13 @@
             <w:vAlign w:val="center"/>
           </w:tcPr>
           <w:p>
-            <w:pPr>
-              <w:spacing w:after="0" w:line="240" w:lineRule="auto"/>
-            </w:pPr>
-            <w:r>
-              <w:rPr>
-                <w:rFonts w:ascii="Consolas" w:hAnsi="Consolas" w:cs="Consolas"/>
-                <w:sz w:val="20"/>
-                <w:szCs w:val="20"/>
-              </w:rPr>
-              <w:t xml:space="preserve">updateTicketSummary</w:t>
+            <w:r>
+              <w:rPr>
+                <w:rFonts w:ascii="Consolas" w:hAnsi="Consolas" w:cs="Consolas"/>
+                <w:sz w:val="20"/>
+                <w:szCs w:val="20"/>
+              </w:rPr>
+              <w:t>updateTicketSummary</w:t>
             </w:r>
           </w:p>
         </w:tc>
@@ -3278,11 +3059,8 @@
             <w:vAlign w:val="center"/>
           </w:tcPr>
           <w:p>
-            <w:pPr>
-              <w:spacing w:after="0" w:line="240" w:lineRule="auto"/>
-            </w:pPr>
-            <w:r>
-              <w:t xml:space="preserve">I</w:t>
+            <w:r>
+              <w:t>I</w:t>
             </w:r>
           </w:p>
         </w:tc>
@@ -3301,16 +3079,13 @@
             <w:vAlign w:val="center"/>
           </w:tcPr>
           <w:p>
-            <w:pPr>
-              <w:spacing w:after="0" w:line="240" w:lineRule="auto"/>
-            </w:pPr>
-            <w:r>
-              <w:rPr>
-                <w:rFonts w:ascii="Consolas" w:hAnsi="Consolas" w:cs="Consolas"/>
-                <w:sz w:val="20"/>
-                <w:szCs w:val="20"/>
-              </w:rPr>
-              <w:t xml:space="preserve">ticketId, summary</w:t>
+            <w:r>
+              <w:rPr>
+                <w:rFonts w:ascii="Consolas" w:hAnsi="Consolas" w:cs="Consolas"/>
+                <w:sz w:val="20"/>
+                <w:szCs w:val="20"/>
+              </w:rPr>
+              <w:t>ticketId, summary</w:t>
             </w:r>
           </w:p>
         </w:tc>
@@ -3329,11 +3104,8 @@
             <w:vAlign w:val="center"/>
           </w:tcPr>
           <w:p>
-            <w:pPr>
-              <w:spacing w:after="0" w:line="240" w:lineRule="auto"/>
-            </w:pPr>
-            <w:r>
-              <w:t xml:space="preserve">inline summary edit</w:t>
+            <w:r>
+              <w:t>inline summary edit</w:t>
             </w:r>
           </w:p>
         </w:tc>
@@ -3354,16 +3126,13 @@
             <w:vAlign w:val="center"/>
           </w:tcPr>
           <w:p>
-            <w:pPr>
-              <w:spacing w:after="0" w:line="240" w:lineRule="auto"/>
-            </w:pPr>
-            <w:r>
-              <w:rPr>
-                <w:rFonts w:ascii="Consolas" w:hAnsi="Consolas" w:cs="Consolas"/>
-                <w:sz w:val="20"/>
-                <w:szCs w:val="20"/>
-              </w:rPr>
-              <w:t xml:space="preserve">updateTicketDescription</w:t>
+            <w:r>
+              <w:rPr>
+                <w:rFonts w:ascii="Consolas" w:hAnsi="Consolas" w:cs="Consolas"/>
+                <w:sz w:val="20"/>
+                <w:szCs w:val="20"/>
+              </w:rPr>
+              <w:t>updateTicketDescription</w:t>
             </w:r>
           </w:p>
         </w:tc>
@@ -3382,11 +3151,8 @@
             <w:vAlign w:val="center"/>
           </w:tcPr>
           <w:p>
-            <w:pPr>
-              <w:spacing w:after="0" w:line="240" w:lineRule="auto"/>
-            </w:pPr>
-            <w:r>
-              <w:t xml:space="preserve">I</w:t>
+            <w:r>
+              <w:t>I</w:t>
             </w:r>
           </w:p>
         </w:tc>
@@ -3405,16 +3171,13 @@
             <w:vAlign w:val="center"/>
           </w:tcPr>
           <w:p>
-            <w:pPr>
-              <w:spacing w:after="0" w:line="240" w:lineRule="auto"/>
-            </w:pPr>
-            <w:r>
-              <w:rPr>
-                <w:rFonts w:ascii="Consolas" w:hAnsi="Consolas" w:cs="Consolas"/>
-                <w:sz w:val="20"/>
-                <w:szCs w:val="20"/>
-              </w:rPr>
-              <w:t xml:space="preserve">ticketId, description</w:t>
+            <w:r>
+              <w:rPr>
+                <w:rFonts w:ascii="Consolas" w:hAnsi="Consolas" w:cs="Consolas"/>
+                <w:sz w:val="20"/>
+                <w:szCs w:val="20"/>
+              </w:rPr>
+              <w:t>ticketId, description</w:t>
             </w:r>
           </w:p>
         </w:tc>
@@ -3433,11 +3196,8 @@
             <w:vAlign w:val="center"/>
           </w:tcPr>
           <w:p>
-            <w:pPr>
-              <w:spacing w:after="0" w:line="240" w:lineRule="auto"/>
-            </w:pPr>
-            <w:r>
-              <w:t xml:space="preserve">description edit</w:t>
+            <w:r>
+              <w:t>description edit</w:t>
             </w:r>
           </w:p>
         </w:tc>
@@ -3458,16 +3218,13 @@
             <w:vAlign w:val="center"/>
           </w:tcPr>
           <w:p>
-            <w:pPr>
-              <w:spacing w:after="0" w:line="240" w:lineRule="auto"/>
-            </w:pPr>
-            <w:r>
-              <w:rPr>
-                <w:rFonts w:ascii="Consolas" w:hAnsi="Consolas" w:cs="Consolas"/>
-                <w:sz w:val="20"/>
-                <w:szCs w:val="20"/>
-              </w:rPr>
-              <w:t xml:space="preserve">updateTicketPriority</w:t>
+            <w:r>
+              <w:rPr>
+                <w:rFonts w:ascii="Consolas" w:hAnsi="Consolas" w:cs="Consolas"/>
+                <w:sz w:val="20"/>
+                <w:szCs w:val="20"/>
+              </w:rPr>
+              <w:t>updateTicketPriority</w:t>
             </w:r>
           </w:p>
         </w:tc>
@@ -3486,11 +3243,8 @@
             <w:vAlign w:val="center"/>
           </w:tcPr>
           <w:p>
-            <w:pPr>
-              <w:spacing w:after="0" w:line="240" w:lineRule="auto"/>
-            </w:pPr>
-            <w:r>
-              <w:t xml:space="preserve">I</w:t>
+            <w:r>
+              <w:t>I</w:t>
             </w:r>
           </w:p>
         </w:tc>
@@ -3509,16 +3263,13 @@
             <w:vAlign w:val="center"/>
           </w:tcPr>
           <w:p>
-            <w:pPr>
-              <w:spacing w:after="0" w:line="240" w:lineRule="auto"/>
-            </w:pPr>
-            <w:r>
-              <w:rPr>
-                <w:rFonts w:ascii="Consolas" w:hAnsi="Consolas" w:cs="Consolas"/>
-                <w:sz w:val="20"/>
-                <w:szCs w:val="20"/>
-              </w:rPr>
-              <w:t xml:space="preserve">ticketId, priority</w:t>
+            <w:r>
+              <w:rPr>
+                <w:rFonts w:ascii="Consolas" w:hAnsi="Consolas" w:cs="Consolas"/>
+                <w:sz w:val="20"/>
+                <w:szCs w:val="20"/>
+              </w:rPr>
+              <w:t>ticketId, priority</w:t>
             </w:r>
           </w:p>
         </w:tc>
@@ -3537,11 +3288,8 @@
             <w:vAlign w:val="center"/>
           </w:tcPr>
           <w:p>
-            <w:pPr>
-              <w:spacing w:after="0" w:line="240" w:lineRule="auto"/>
-            </w:pPr>
-            <w:r>
-              <w:t xml:space="preserve">priority combo (✓)</w:t>
+            <w:r>
+              <w:t>priority combo (✓)</w:t>
             </w:r>
           </w:p>
         </w:tc>
@@ -3562,16 +3310,13 @@
             <w:vAlign w:val="center"/>
           </w:tcPr>
           <w:p>
-            <w:pPr>
-              <w:spacing w:after="0" w:line="240" w:lineRule="auto"/>
-            </w:pPr>
-            <w:r>
-              <w:rPr>
-                <w:rFonts w:ascii="Consolas" w:hAnsi="Consolas" w:cs="Consolas"/>
-                <w:sz w:val="20"/>
-                <w:szCs w:val="20"/>
-              </w:rPr>
-              <w:t xml:space="preserve">assignTicket</w:t>
+            <w:r>
+              <w:rPr>
+                <w:rFonts w:ascii="Consolas" w:hAnsi="Consolas" w:cs="Consolas"/>
+                <w:sz w:val="20"/>
+                <w:szCs w:val="20"/>
+              </w:rPr>
+              <w:t>assignTicket</w:t>
             </w:r>
           </w:p>
         </w:tc>
@@ -3590,11 +3335,8 @@
             <w:vAlign w:val="center"/>
           </w:tcPr>
           <w:p>
-            <w:pPr>
-              <w:spacing w:after="0" w:line="240" w:lineRule="auto"/>
-            </w:pPr>
-            <w:r>
-              <w:t xml:space="preserve">I</w:t>
+            <w:r>
+              <w:t>I</w:t>
             </w:r>
           </w:p>
         </w:tc>
@@ -3613,16 +3355,13 @@
             <w:vAlign w:val="center"/>
           </w:tcPr>
           <w:p>
-            <w:pPr>
-              <w:spacing w:after="0" w:line="240" w:lineRule="auto"/>
-            </w:pPr>
-            <w:r>
-              <w:rPr>
-                <w:rFonts w:ascii="Consolas" w:hAnsi="Consolas" w:cs="Consolas"/>
-                <w:sz w:val="20"/>
-                <w:szCs w:val="20"/>
-              </w:rPr>
-              <w:t xml:space="preserve">ticketId, memberId</w:t>
+            <w:r>
+              <w:rPr>
+                <w:rFonts w:ascii="Consolas" w:hAnsi="Consolas" w:cs="Consolas"/>
+                <w:sz w:val="20"/>
+                <w:szCs w:val="20"/>
+              </w:rPr>
+              <w:t>ticketId, memberId</w:t>
             </w:r>
           </w:p>
         </w:tc>
@@ -3641,11 +3380,8 @@
             <w:vAlign w:val="center"/>
           </w:tcPr>
           <w:p>
-            <w:pPr>
-              <w:spacing w:after="0" w:line="240" w:lineRule="auto"/>
-            </w:pPr>
-            <w:r>
-              <w:t xml:space="preserve">assignee combo</w:t>
+            <w:r>
+              <w:t>assignee combo</w:t>
             </w:r>
           </w:p>
         </w:tc>
@@ -3666,16 +3402,13 @@
             <w:vAlign w:val="center"/>
           </w:tcPr>
           <w:p>
-            <w:pPr>
-              <w:spacing w:after="0" w:line="240" w:lineRule="auto"/>
-            </w:pPr>
-            <w:r>
-              <w:rPr>
-                <w:rFonts w:ascii="Consolas" w:hAnsi="Consolas" w:cs="Consolas"/>
-                <w:sz w:val="20"/>
-                <w:szCs w:val="20"/>
-              </w:rPr>
-              <w:t xml:space="preserve">changeTicketState</w:t>
+            <w:r>
+              <w:rPr>
+                <w:rFonts w:ascii="Consolas" w:hAnsi="Consolas" w:cs="Consolas"/>
+                <w:sz w:val="20"/>
+                <w:szCs w:val="20"/>
+              </w:rPr>
+              <w:t>changeTicketState</w:t>
             </w:r>
           </w:p>
         </w:tc>
@@ -3694,11 +3427,8 @@
             <w:vAlign w:val="center"/>
           </w:tcPr>
           <w:p>
-            <w:pPr>
-              <w:spacing w:after="0" w:line="240" w:lineRule="auto"/>
-            </w:pPr>
-            <w:r>
-              <w:t xml:space="preserve">I</w:t>
+            <w:r>
+              <w:t>I</w:t>
             </w:r>
           </w:p>
         </w:tc>
@@ -3717,16 +3447,13 @@
             <w:vAlign w:val="center"/>
           </w:tcPr>
           <w:p>
-            <w:pPr>
-              <w:spacing w:after="0" w:line="240" w:lineRule="auto"/>
-            </w:pPr>
-            <w:r>
-              <w:rPr>
-                <w:rFonts w:ascii="Consolas" w:hAnsi="Consolas" w:cs="Consolas"/>
-                <w:sz w:val="20"/>
-                <w:szCs w:val="20"/>
-              </w:rPr>
-              <w:t xml:space="preserve">ticketId, fromStatusId, toStatusId</w:t>
+            <w:r>
+              <w:rPr>
+                <w:rFonts w:ascii="Consolas" w:hAnsi="Consolas" w:cs="Consolas"/>
+                <w:sz w:val="20"/>
+                <w:szCs w:val="20"/>
+              </w:rPr>
+              <w:t>ticketId, fromStatusId, toStatusId</w:t>
             </w:r>
           </w:p>
         </w:tc>
@@ -3745,9 +3472,6 @@
             <w:vAlign w:val="center"/>
           </w:tcPr>
           <w:p>
-            <w:pPr>
-              <w:spacing w:after="0" w:line="240" w:lineRule="auto"/>
-            </w:pPr>
             <w:r>
               <w:t xml:space="preserve">workflow transition; returns </w:t>
             </w:r>
@@ -3757,7 +3481,7 @@
                 <w:sz w:val="20"/>
                 <w:szCs w:val="20"/>
               </w:rPr>
-              <w:t xml:space="preserve">{isEndStatus, updatedSprint}</w:t>
+              <w:t>{isEndStatus, updatedSprint}</w:t>
             </w:r>
           </w:p>
         </w:tc>
@@ -3778,16 +3502,13 @@
             <w:vAlign w:val="center"/>
           </w:tcPr>
           <w:p>
-            <w:pPr>
-              <w:spacing w:after="0" w:line="240" w:lineRule="auto"/>
-            </w:pPr>
-            <w:r>
-              <w:rPr>
-                <w:rFonts w:ascii="Consolas" w:hAnsi="Consolas" w:cs="Consolas"/>
-                <w:sz w:val="20"/>
-                <w:szCs w:val="20"/>
-              </w:rPr>
-              <w:t xml:space="preserve">updateTicketEpic</w:t>
+            <w:r>
+              <w:rPr>
+                <w:rFonts w:ascii="Consolas" w:hAnsi="Consolas" w:cs="Consolas"/>
+                <w:sz w:val="20"/>
+                <w:szCs w:val="20"/>
+              </w:rPr>
+              <w:t>updateTicketEpic</w:t>
             </w:r>
           </w:p>
         </w:tc>
@@ -3806,11 +3527,8 @@
             <w:vAlign w:val="center"/>
           </w:tcPr>
           <w:p>
-            <w:pPr>
-              <w:spacing w:after="0" w:line="240" w:lineRule="auto"/>
-            </w:pPr>
-            <w:r>
-              <w:t xml:space="preserve">I</w:t>
+            <w:r>
+              <w:t>I</w:t>
             </w:r>
           </w:p>
         </w:tc>
@@ -3829,16 +3547,13 @@
             <w:vAlign w:val="center"/>
           </w:tcPr>
           <w:p>
-            <w:pPr>
-              <w:spacing w:after="0" w:line="240" w:lineRule="auto"/>
-            </w:pPr>
-            <w:r>
-              <w:rPr>
-                <w:rFonts w:ascii="Consolas" w:hAnsi="Consolas" w:cs="Consolas"/>
-                <w:sz w:val="20"/>
-                <w:szCs w:val="20"/>
-              </w:rPr>
-              <w:t xml:space="preserve">ticketId, epicId</w:t>
+            <w:r>
+              <w:rPr>
+                <w:rFonts w:ascii="Consolas" w:hAnsi="Consolas" w:cs="Consolas"/>
+                <w:sz w:val="20"/>
+                <w:szCs w:val="20"/>
+              </w:rPr>
+              <w:t>ticketId, epicId</w:t>
             </w:r>
           </w:p>
         </w:tc>
@@ -3857,11 +3572,8 @@
             <w:vAlign w:val="center"/>
           </w:tcPr>
           <w:p>
-            <w:pPr>
-              <w:spacing w:after="0" w:line="240" w:lineRule="auto"/>
-            </w:pPr>
-            <w:r>
-              <w:t xml:space="preserve">set/clear epic</w:t>
+            <w:r>
+              <w:t>set/clear epic</w:t>
             </w:r>
           </w:p>
         </w:tc>
@@ -3882,16 +3594,13 @@
             <w:vAlign w:val="center"/>
           </w:tcPr>
           <w:p>
-            <w:pPr>
-              <w:spacing w:after="0" w:line="240" w:lineRule="auto"/>
-            </w:pPr>
-            <w:r>
-              <w:rPr>
-                <w:rFonts w:ascii="Consolas" w:hAnsi="Consolas" w:cs="Consolas"/>
-                <w:sz w:val="20"/>
-                <w:szCs w:val="20"/>
-              </w:rPr>
-              <w:t xml:space="preserve">moveTicketToSprint</w:t>
+            <w:r>
+              <w:rPr>
+                <w:rFonts w:ascii="Consolas" w:hAnsi="Consolas" w:cs="Consolas"/>
+                <w:sz w:val="20"/>
+                <w:szCs w:val="20"/>
+              </w:rPr>
+              <w:t>moveTicketToSprint</w:t>
             </w:r>
           </w:p>
         </w:tc>
@@ -3910,11 +3619,8 @@
             <w:vAlign w:val="center"/>
           </w:tcPr>
           <w:p>
-            <w:pPr>
-              <w:spacing w:after="0" w:line="240" w:lineRule="auto"/>
-            </w:pPr>
-            <w:r>
-              <w:t xml:space="preserve">I</w:t>
+            <w:r>
+              <w:t>I</w:t>
             </w:r>
           </w:p>
         </w:tc>
@@ -3933,16 +3639,13 @@
             <w:vAlign w:val="center"/>
           </w:tcPr>
           <w:p>
-            <w:pPr>
-              <w:spacing w:after="0" w:line="240" w:lineRule="auto"/>
-            </w:pPr>
-            <w:r>
-              <w:rPr>
-                <w:rFonts w:ascii="Consolas" w:hAnsi="Consolas" w:cs="Consolas"/>
-                <w:sz w:val="20"/>
-                <w:szCs w:val="20"/>
-              </w:rPr>
-              <w:t xml:space="preserve">ticketId, sprintId</w:t>
+            <w:r>
+              <w:rPr>
+                <w:rFonts w:ascii="Consolas" w:hAnsi="Consolas" w:cs="Consolas"/>
+                <w:sz w:val="20"/>
+                <w:szCs w:val="20"/>
+              </w:rPr>
+              <w:t>ticketId, sprintId</w:t>
             </w:r>
           </w:p>
         </w:tc>
@@ -3961,19 +3664,20 @@
             <w:vAlign w:val="center"/>
           </w:tcPr>
           <w:p>
-            <w:pPr>
-              <w:spacing w:after="0" w:line="240" w:lineRule="auto"/>
-            </w:pPr>
-            <w:r>
-              <w:t xml:space="preserve">link + increase sprint totals; returns </w:t>
-            </w:r>
-            <w:r>
-              <w:rPr>
-                <w:rFonts w:ascii="Consolas" w:hAnsi="Consolas" w:cs="Consolas"/>
-                <w:sz w:val="20"/>
-                <w:szCs w:val="20"/>
-              </w:rPr>
-              <w:t xml:space="preserve">{updatedSprint}</w:t>
+            <w:r>
+              <w:t xml:space="preserve">link + increase sprint totals; </w:t>
+            </w:r>
+            <w:r>
+              <w:lastRenderedPageBreak/>
+              <w:t xml:space="preserve">returns </w:t>
+            </w:r>
+            <w:r>
+              <w:rPr>
+                <w:rFonts w:ascii="Consolas" w:hAnsi="Consolas" w:cs="Consolas"/>
+                <w:sz w:val="20"/>
+                <w:szCs w:val="20"/>
+              </w:rPr>
+              <w:t>{updatedSprint}</w:t>
             </w:r>
           </w:p>
         </w:tc>
@@ -3994,16 +3698,14 @@
             <w:vAlign w:val="center"/>
           </w:tcPr>
           <w:p>
-            <w:pPr>
-              <w:spacing w:after="0" w:line="240" w:lineRule="auto"/>
-            </w:pPr>
-            <w:r>
-              <w:rPr>
-                <w:rFonts w:ascii="Consolas" w:hAnsi="Consolas" w:cs="Consolas"/>
-                <w:sz w:val="20"/>
-                <w:szCs w:val="20"/>
-              </w:rPr>
-              <w:t xml:space="preserve">moveTicketToBacklog</w:t>
+            <w:r>
+              <w:rPr>
+                <w:rFonts w:ascii="Consolas" w:hAnsi="Consolas" w:cs="Consolas"/>
+                <w:sz w:val="20"/>
+                <w:szCs w:val="20"/>
+              </w:rPr>
+              <w:lastRenderedPageBreak/>
+              <w:t>moveTicketToBacklog</w:t>
             </w:r>
           </w:p>
         </w:tc>
@@ -4022,11 +3724,8 @@
             <w:vAlign w:val="center"/>
           </w:tcPr>
           <w:p>
-            <w:pPr>
-              <w:spacing w:after="0" w:line="240" w:lineRule="auto"/>
-            </w:pPr>
-            <w:r>
-              <w:t xml:space="preserve">I</w:t>
+            <w:r>
+              <w:t>I</w:t>
             </w:r>
           </w:p>
         </w:tc>
@@ -4045,16 +3744,13 @@
             <w:vAlign w:val="center"/>
           </w:tcPr>
           <w:p>
-            <w:pPr>
-              <w:spacing w:after="0" w:line="240" w:lineRule="auto"/>
-            </w:pPr>
-            <w:r>
-              <w:rPr>
-                <w:rFonts w:ascii="Consolas" w:hAnsi="Consolas" w:cs="Consolas"/>
-                <w:sz w:val="20"/>
-                <w:szCs w:val="20"/>
-              </w:rPr>
-              <w:t xml:space="preserve">ticketId</w:t>
+            <w:r>
+              <w:rPr>
+                <w:rFonts w:ascii="Consolas" w:hAnsi="Consolas" w:cs="Consolas"/>
+                <w:sz w:val="20"/>
+                <w:szCs w:val="20"/>
+              </w:rPr>
+              <w:t>ticketId</w:t>
             </w:r>
           </w:p>
         </w:tc>
@@ -4073,9 +3769,6 @@
             <w:vAlign w:val="center"/>
           </w:tcPr>
           <w:p>
-            <w:pPr>
-              <w:spacing w:after="0" w:line="240" w:lineRule="auto"/>
-            </w:pPr>
             <w:r>
               <w:t xml:space="preserve">unlink + decrease totals; returns </w:t>
             </w:r>
@@ -4085,7 +3778,7 @@
                 <w:sz w:val="20"/>
                 <w:szCs w:val="20"/>
               </w:rPr>
-              <w:t xml:space="preserve">{updatedSprint}</w:t>
+              <w:t>{updatedSprint}</w:t>
             </w:r>
           </w:p>
         </w:tc>
@@ -4106,16 +3799,13 @@
             <w:vAlign w:val="center"/>
           </w:tcPr>
           <w:p>
-            <w:pPr>
-              <w:spacing w:after="0" w:line="240" w:lineRule="auto"/>
-            </w:pPr>
-            <w:r>
-              <w:rPr>
-                <w:rFonts w:ascii="Consolas" w:hAnsi="Consolas" w:cs="Consolas"/>
-                <w:sz w:val="20"/>
-                <w:szCs w:val="20"/>
-              </w:rPr>
-              <w:t xml:space="preserve">moveTicketPosition</w:t>
+            <w:r>
+              <w:rPr>
+                <w:rFonts w:ascii="Consolas" w:hAnsi="Consolas" w:cs="Consolas"/>
+                <w:sz w:val="20"/>
+                <w:szCs w:val="20"/>
+              </w:rPr>
+              <w:t>moveTicketPosition</w:t>
             </w:r>
           </w:p>
         </w:tc>
@@ -4134,11 +3824,8 @@
             <w:vAlign w:val="center"/>
           </w:tcPr>
           <w:p>
-            <w:pPr>
-              <w:spacing w:after="0" w:line="240" w:lineRule="auto"/>
-            </w:pPr>
-            <w:r>
-              <w:t xml:space="preserve">I</w:t>
+            <w:r>
+              <w:t>I</w:t>
             </w:r>
           </w:p>
         </w:tc>
@@ -4157,16 +3844,13 @@
             <w:vAlign w:val="center"/>
           </w:tcPr>
           <w:p>
-            <w:pPr>
-              <w:spacing w:after="0" w:line="240" w:lineRule="auto"/>
-            </w:pPr>
-            <w:r>
-              <w:rPr>
-                <w:rFonts w:ascii="Consolas" w:hAnsi="Consolas" w:cs="Consolas"/>
-                <w:sz w:val="20"/>
-                <w:szCs w:val="20"/>
-              </w:rPr>
-              <w:t xml:space="preserve">movedTicketId, beforeTicketId</w:t>
+            <w:r>
+              <w:rPr>
+                <w:rFonts w:ascii="Consolas" w:hAnsi="Consolas" w:cs="Consolas"/>
+                <w:sz w:val="20"/>
+                <w:szCs w:val="20"/>
+              </w:rPr>
+              <w:t>movedTicketId, beforeTicketId</w:t>
             </w:r>
           </w:p>
         </w:tc>
@@ -4185,9 +3869,6 @@
             <w:vAlign w:val="center"/>
           </w:tcPr>
           <w:p>
-            <w:pPr>
-              <w:spacing w:after="0" w:line="240" w:lineRule="auto"/>
-            </w:pPr>
             <w:r>
               <w:t xml:space="preserve">reorder (recompute </w:t>
             </w:r>
@@ -4197,7 +3878,7 @@
                 <w:sz w:val="20"/>
                 <w:szCs w:val="20"/>
               </w:rPr>
-              <w:t xml:space="preserve">Score__c</w:t>
+              <w:t>Score__c</w:t>
             </w:r>
             <w:r>
               <w:t xml:space="preserve">); returns </w:t>
@@ -4208,7 +3889,7 @@
                 <w:sz w:val="20"/>
                 <w:szCs w:val="20"/>
               </w:rPr>
-              <w:t xml:space="preserve">{movedTicket}</w:t>
+              <w:t>{movedTicket}</w:t>
             </w:r>
           </w:p>
         </w:tc>
@@ -4229,16 +3910,13 @@
             <w:vAlign w:val="center"/>
           </w:tcPr>
           <w:p>
-            <w:pPr>
-              <w:spacing w:after="0" w:line="240" w:lineRule="auto"/>
-            </w:pPr>
-            <w:r>
-              <w:rPr>
-                <w:rFonts w:ascii="Consolas" w:hAnsi="Consolas" w:cs="Consolas"/>
-                <w:sz w:val="20"/>
-                <w:szCs w:val="20"/>
-              </w:rPr>
-              <w:t xml:space="preserve">deleteTicket</w:t>
+            <w:r>
+              <w:rPr>
+                <w:rFonts w:ascii="Consolas" w:hAnsi="Consolas" w:cs="Consolas"/>
+                <w:sz w:val="20"/>
+                <w:szCs w:val="20"/>
+              </w:rPr>
+              <w:t>deleteTicket</w:t>
             </w:r>
           </w:p>
         </w:tc>
@@ -4257,11 +3935,8 @@
             <w:vAlign w:val="center"/>
           </w:tcPr>
           <w:p>
-            <w:pPr>
-              <w:spacing w:after="0" w:line="240" w:lineRule="auto"/>
-            </w:pPr>
-            <w:r>
-              <w:t xml:space="preserve">I</w:t>
+            <w:r>
+              <w:t>I</w:t>
             </w:r>
           </w:p>
         </w:tc>
@@ -4280,16 +3955,13 @@
             <w:vAlign w:val="center"/>
           </w:tcPr>
           <w:p>
-            <w:pPr>
-              <w:spacing w:after="0" w:line="240" w:lineRule="auto"/>
-            </w:pPr>
-            <w:r>
-              <w:rPr>
-                <w:rFonts w:ascii="Consolas" w:hAnsi="Consolas" w:cs="Consolas"/>
-                <w:sz w:val="20"/>
-                <w:szCs w:val="20"/>
-              </w:rPr>
-              <w:t xml:space="preserve">ticketId</w:t>
+            <w:r>
+              <w:rPr>
+                <w:rFonts w:ascii="Consolas" w:hAnsi="Consolas" w:cs="Consolas"/>
+                <w:sz w:val="20"/>
+                <w:szCs w:val="20"/>
+              </w:rPr>
+              <w:t>ticketId</w:t>
             </w:r>
           </w:p>
         </w:tc>
@@ -4308,9 +3980,6 @@
             <w:vAlign w:val="center"/>
           </w:tcPr>
           <w:p>
-            <w:pPr>
-              <w:spacing w:after="0" w:line="240" w:lineRule="auto"/>
-            </w:pPr>
             <w:r>
               <w:t xml:space="preserve">soft delete; returns </w:t>
             </w:r>
@@ -4320,7 +3989,7 @@
                 <w:sz w:val="20"/>
                 <w:szCs w:val="20"/>
               </w:rPr>
-              <w:t xml:space="preserve">{updatedSprint}</w:t>
+              <w:t>{updatedSprint}</w:t>
             </w:r>
           </w:p>
         </w:tc>
@@ -4341,16 +4010,13 @@
             <w:vAlign w:val="center"/>
           </w:tcPr>
           <w:p>
-            <w:pPr>
-              <w:spacing w:after="0" w:line="240" w:lineRule="auto"/>
-            </w:pPr>
-            <w:r>
-              <w:rPr>
-                <w:rFonts w:ascii="Consolas" w:hAnsi="Consolas" w:cs="Consolas"/>
-                <w:sz w:val="20"/>
-                <w:szCs w:val="20"/>
-              </w:rPr>
-              <w:t xml:space="preserve">deleteTickets</w:t>
+            <w:r>
+              <w:rPr>
+                <w:rFonts w:ascii="Consolas" w:hAnsi="Consolas" w:cs="Consolas"/>
+                <w:sz w:val="20"/>
+                <w:szCs w:val="20"/>
+              </w:rPr>
+              <w:t>deleteTickets</w:t>
             </w:r>
           </w:p>
         </w:tc>
@@ -4369,11 +4035,8 @@
             <w:vAlign w:val="center"/>
           </w:tcPr>
           <w:p>
-            <w:pPr>
-              <w:spacing w:after="0" w:line="240" w:lineRule="auto"/>
-            </w:pPr>
-            <w:r>
-              <w:t xml:space="preserve">I</w:t>
+            <w:r>
+              <w:t>I</w:t>
             </w:r>
           </w:p>
         </w:tc>
@@ -4392,16 +4055,13 @@
             <w:vAlign w:val="center"/>
           </w:tcPr>
           <w:p>
-            <w:pPr>
-              <w:spacing w:after="0" w:line="240" w:lineRule="auto"/>
-            </w:pPr>
-            <w:r>
-              <w:rPr>
-                <w:rFonts w:ascii="Consolas" w:hAnsi="Consolas" w:cs="Consolas"/>
-                <w:sz w:val="20"/>
-                <w:szCs w:val="20"/>
-              </w:rPr>
-              <w:t xml:space="preserve">ticketIds[]</w:t>
+            <w:r>
+              <w:rPr>
+                <w:rFonts w:ascii="Consolas" w:hAnsi="Consolas" w:cs="Consolas"/>
+                <w:sz w:val="20"/>
+                <w:szCs w:val="20"/>
+              </w:rPr>
+              <w:t>ticketIds[]</w:t>
             </w:r>
           </w:p>
         </w:tc>
@@ -4420,9 +4080,6 @@
             <w:vAlign w:val="center"/>
           </w:tcPr>
           <w:p>
-            <w:pPr>
-              <w:spacing w:after="0" w:line="240" w:lineRule="auto"/>
-            </w:pPr>
             <w:r>
               <w:t xml:space="preserve">bulk soft delete; returns </w:t>
             </w:r>
@@ -4432,7 +4089,7 @@
                 <w:sz w:val="20"/>
                 <w:szCs w:val="20"/>
               </w:rPr>
-              <w:t xml:space="preserve">{updatedSprints}</w:t>
+              <w:t>{updatedSprints}</w:t>
             </w:r>
           </w:p>
         </w:tc>
@@ -4453,16 +4110,13 @@
             <w:vAlign w:val="center"/>
           </w:tcPr>
           <w:p>
-            <w:pPr>
-              <w:spacing w:after="0" w:line="240" w:lineRule="auto"/>
-            </w:pPr>
-            <w:r>
-              <w:rPr>
-                <w:rFonts w:ascii="Consolas" w:hAnsi="Consolas" w:cs="Consolas"/>
-                <w:sz w:val="20"/>
-                <w:szCs w:val="20"/>
-              </w:rPr>
-              <w:t xml:space="preserve">linkToTicket</w:t>
+            <w:r>
+              <w:rPr>
+                <w:rFonts w:ascii="Consolas" w:hAnsi="Consolas" w:cs="Consolas"/>
+                <w:sz w:val="20"/>
+                <w:szCs w:val="20"/>
+              </w:rPr>
+              <w:t>linkToTicket</w:t>
             </w:r>
           </w:p>
         </w:tc>
@@ -4481,11 +4135,8 @@
             <w:vAlign w:val="center"/>
           </w:tcPr>
           <w:p>
-            <w:pPr>
-              <w:spacing w:after="0" w:line="240" w:lineRule="auto"/>
-            </w:pPr>
-            <w:r>
-              <w:t xml:space="preserve">I</w:t>
+            <w:r>
+              <w:t>I</w:t>
             </w:r>
           </w:p>
         </w:tc>
@@ -4504,16 +4155,13 @@
             <w:vAlign w:val="center"/>
           </w:tcPr>
           <w:p>
-            <w:pPr>
-              <w:spacing w:after="0" w:line="240" w:lineRule="auto"/>
-            </w:pPr>
-            <w:r>
-              <w:rPr>
-                <w:rFonts w:ascii="Consolas" w:hAnsi="Consolas" w:cs="Consolas"/>
-                <w:sz w:val="20"/>
-                <w:szCs w:val="20"/>
-              </w:rPr>
-              <w:t xml:space="preserve">fromTicketId, toTicketId, linkType</w:t>
+            <w:r>
+              <w:rPr>
+                <w:rFonts w:ascii="Consolas" w:hAnsi="Consolas" w:cs="Consolas"/>
+                <w:sz w:val="20"/>
+                <w:szCs w:val="20"/>
+              </w:rPr>
+              <w:t>fromTicketId, toTicketId, linkType</w:t>
             </w:r>
           </w:p>
         </w:tc>
@@ -4532,9 +4180,6 @@
             <w:vAlign w:val="center"/>
           </w:tcPr>
           <w:p>
-            <w:pPr>
-              <w:spacing w:after="0" w:line="240" w:lineRule="auto"/>
-            </w:pPr>
             <w:r>
               <w:t xml:space="preserve">create ticket link; returns </w:t>
             </w:r>
@@ -4544,7 +4189,7 @@
                 <w:sz w:val="20"/>
                 <w:szCs w:val="20"/>
               </w:rPr>
-              <w:t xml:space="preserve">{ticketLink}</w:t>
+              <w:t>{ticketLink}</w:t>
             </w:r>
           </w:p>
         </w:tc>
@@ -4565,16 +4210,13 @@
             <w:vAlign w:val="center"/>
           </w:tcPr>
           <w:p>
-            <w:pPr>
-              <w:spacing w:after="0" w:line="240" w:lineRule="auto"/>
-            </w:pPr>
-            <w:r>
-              <w:rPr>
-                <w:rFonts w:ascii="Consolas" w:hAnsi="Consolas" w:cs="Consolas"/>
-                <w:sz w:val="20"/>
-                <w:szCs w:val="20"/>
-              </w:rPr>
-              <w:t xml:space="preserve">loadTicketLinkedTo</w:t>
+            <w:r>
+              <w:rPr>
+                <w:rFonts w:ascii="Consolas" w:hAnsi="Consolas" w:cs="Consolas"/>
+                <w:sz w:val="20"/>
+                <w:szCs w:val="20"/>
+              </w:rPr>
+              <w:t>loadTicketLinkedTo</w:t>
             </w:r>
           </w:p>
         </w:tc>
@@ -4593,11 +4235,8 @@
             <w:vAlign w:val="center"/>
           </w:tcPr>
           <w:p>
-            <w:pPr>
-              <w:spacing w:after="0" w:line="240" w:lineRule="auto"/>
-            </w:pPr>
-            <w:r>
-              <w:t xml:space="preserve">C</w:t>
+            <w:r>
+              <w:t>C</w:t>
             </w:r>
           </w:p>
         </w:tc>
@@ -4616,16 +4255,13 @@
             <w:vAlign w:val="center"/>
           </w:tcPr>
           <w:p>
-            <w:pPr>
-              <w:spacing w:after="0" w:line="240" w:lineRule="auto"/>
-            </w:pPr>
-            <w:r>
-              <w:rPr>
-                <w:rFonts w:ascii="Consolas" w:hAnsi="Consolas" w:cs="Consolas"/>
-                <w:sz w:val="20"/>
-                <w:szCs w:val="20"/>
-              </w:rPr>
-              <w:t xml:space="preserve">ticketId</w:t>
+            <w:r>
+              <w:rPr>
+                <w:rFonts w:ascii="Consolas" w:hAnsi="Consolas" w:cs="Consolas"/>
+                <w:sz w:val="20"/>
+                <w:szCs w:val="20"/>
+              </w:rPr>
+              <w:t>ticketId</w:t>
             </w:r>
           </w:p>
         </w:tc>
@@ -4644,16 +4280,13 @@
             <w:vAlign w:val="center"/>
           </w:tcPr>
           <w:p>
-            <w:pPr>
-              <w:spacing w:after="0" w:line="240" w:lineRule="auto"/>
-            </w:pPr>
-            <w:r>
-              <w:rPr>
-                <w:rFonts w:ascii="Consolas" w:hAnsi="Consolas" w:cs="Consolas"/>
-                <w:sz w:val="20"/>
-                <w:szCs w:val="20"/>
-              </w:rPr>
-              <w:t xml:space="preserve">{ticketLinkTo[]}</w:t>
+            <w:r>
+              <w:rPr>
+                <w:rFonts w:ascii="Consolas" w:hAnsi="Consolas" w:cs="Consolas"/>
+                <w:sz w:val="20"/>
+                <w:szCs w:val="20"/>
+              </w:rPr>
+              <w:t>{ticketLinkTo[]}</w:t>
             </w:r>
           </w:p>
         </w:tc>
@@ -4674,16 +4307,13 @@
             <w:vAlign w:val="center"/>
           </w:tcPr>
           <w:p>
-            <w:pPr>
-              <w:spacing w:after="0" w:line="240" w:lineRule="auto"/>
-            </w:pPr>
-            <w:r>
-              <w:rPr>
-                <w:rFonts w:ascii="Consolas" w:hAnsi="Consolas" w:cs="Consolas"/>
-                <w:sz w:val="20"/>
-                <w:szCs w:val="20"/>
-              </w:rPr>
-              <w:t xml:space="preserve">loadTicketLinkedToType</w:t>
+            <w:r>
+              <w:rPr>
+                <w:rFonts w:ascii="Consolas" w:hAnsi="Consolas" w:cs="Consolas"/>
+                <w:sz w:val="20"/>
+                <w:szCs w:val="20"/>
+              </w:rPr>
+              <w:t>loadTicketLinkedToType</w:t>
             </w:r>
           </w:p>
         </w:tc>
@@ -4702,11 +4332,8 @@
             <w:vAlign w:val="center"/>
           </w:tcPr>
           <w:p>
-            <w:pPr>
-              <w:spacing w:after="0" w:line="240" w:lineRule="auto"/>
-            </w:pPr>
-            <w:r>
-              <w:t xml:space="preserve">C</w:t>
+            <w:r>
+              <w:t>C</w:t>
             </w:r>
           </w:p>
         </w:tc>
@@ -4725,11 +4352,8 @@
             <w:vAlign w:val="center"/>
           </w:tcPr>
           <w:p>
-            <w:pPr>
-              <w:spacing w:after="0" w:line="240" w:lineRule="auto"/>
-            </w:pPr>
-            <w:r>
-              <w:t xml:space="preserve">—</w:t>
+            <w:r>
+              <w:t>—</w:t>
             </w:r>
           </w:p>
         </w:tc>
@@ -4748,11 +4372,8 @@
             <w:vAlign w:val="center"/>
           </w:tcPr>
           <w:p>
-            <w:pPr>
-              <w:spacing w:after="0" w:line="240" w:lineRule="auto"/>
-            </w:pPr>
-            <w:r>
-              <w:t xml:space="preserve">link-type options</w:t>
+            <w:r>
+              <w:t>link-type options</w:t>
             </w:r>
           </w:p>
         </w:tc>
@@ -4768,7 +4389,7 @@
         <w:pStyle w:val="Heading3"/>
       </w:pPr>
       <w:r>
-        <w:t xml:space="preserve">2.4 Epic</w:t>
+        <w:t>2.4 Epic</w:t>
       </w:r>
     </w:p>
     <w:tbl>
@@ -4778,10 +4399,6 @@
           <w:bottom w:val="single" w:sz="4" w:space="0" w:color="D0D7DE"/>
           <w:insideH w:val="single" w:sz="4" w:space="0" w:color="D0D7DE"/>
         </w:tblBorders>
-        <w:tblCellMar>
-          <w:left w:w="108" w:type="dxa"/>
-          <w:right w:w="108" w:type="dxa"/>
-        </w:tblCellMar>
         <w:tblLook w:val="04A0" w:firstRow="1" w:lastRow="0" w:firstColumn="1" w:lastColumn="0" w:noHBand="0" w:noVBand="1"/>
       </w:tblPr>
       <w:tblGrid>
@@ -4808,15 +4425,12 @@
             <w:vAlign w:val="center"/>
           </w:tcPr>
           <w:p>
-            <w:pPr>
-              <w:spacing w:after="0" w:line="240" w:lineRule="auto"/>
-            </w:pPr>
             <w:r>
               <w:rPr>
                 <w:b/>
                 <w:bCs/>
               </w:rPr>
-              <w:t xml:space="preserve">Method</w:t>
+              <w:t>Method</w:t>
             </w:r>
           </w:p>
         </w:tc>
@@ -4835,15 +4449,12 @@
             <w:vAlign w:val="center"/>
           </w:tcPr>
           <w:p>
-            <w:pPr>
-              <w:spacing w:after="0" w:line="240" w:lineRule="auto"/>
-            </w:pPr>
             <w:r>
               <w:rPr>
                 <w:b/>
                 <w:bCs/>
               </w:rPr>
-              <w:t xml:space="preserve">Kind</w:t>
+              <w:t>Kind</w:t>
             </w:r>
           </w:p>
         </w:tc>
@@ -4862,15 +4473,12 @@
             <w:vAlign w:val="center"/>
           </w:tcPr>
           <w:p>
-            <w:pPr>
-              <w:spacing w:after="0" w:line="240" w:lineRule="auto"/>
-            </w:pPr>
             <w:r>
               <w:rPr>
                 <w:b/>
                 <w:bCs/>
               </w:rPr>
-              <w:t xml:space="preserve">Params</w:t>
+              <w:t>Params</w:t>
             </w:r>
           </w:p>
         </w:tc>
@@ -4891,16 +4499,13 @@
             <w:vAlign w:val="center"/>
           </w:tcPr>
           <w:p>
-            <w:pPr>
-              <w:spacing w:after="0" w:line="240" w:lineRule="auto"/>
-            </w:pPr>
-            <w:r>
-              <w:rPr>
-                <w:rFonts w:ascii="Consolas" w:hAnsi="Consolas" w:cs="Consolas"/>
-                <w:sz w:val="20"/>
-                <w:szCs w:val="20"/>
-              </w:rPr>
-              <w:t xml:space="preserve">createEpic</w:t>
+            <w:r>
+              <w:rPr>
+                <w:rFonts w:ascii="Consolas" w:hAnsi="Consolas" w:cs="Consolas"/>
+                <w:sz w:val="20"/>
+                <w:szCs w:val="20"/>
+              </w:rPr>
+              <w:t>createEpic</w:t>
             </w:r>
           </w:p>
         </w:tc>
@@ -4919,11 +4524,8 @@
             <w:vAlign w:val="center"/>
           </w:tcPr>
           <w:p>
-            <w:pPr>
-              <w:spacing w:after="0" w:line="240" w:lineRule="auto"/>
-            </w:pPr>
-            <w:r>
-              <w:t xml:space="preserve">I</w:t>
+            <w:r>
+              <w:t>I</w:t>
             </w:r>
           </w:p>
         </w:tc>
@@ -4942,16 +4544,13 @@
             <w:vAlign w:val="center"/>
           </w:tcPr>
           <w:p>
-            <w:pPr>
-              <w:spacing w:after="0" w:line="240" w:lineRule="auto"/>
-            </w:pPr>
-            <w:r>
-              <w:rPr>
-                <w:rFonts w:ascii="Consolas" w:hAnsi="Consolas" w:cs="Consolas"/>
-                <w:sz w:val="20"/>
-                <w:szCs w:val="20"/>
-              </w:rPr>
-              <w:t xml:space="preserve">name, summary, projectId, description, startDate, endDate</w:t>
+            <w:r>
+              <w:rPr>
+                <w:rFonts w:ascii="Consolas" w:hAnsi="Consolas" w:cs="Consolas"/>
+                <w:sz w:val="20"/>
+                <w:szCs w:val="20"/>
+              </w:rPr>
+              <w:t>name, summary, projectId, description, startDate, endDate</w:t>
             </w:r>
           </w:p>
         </w:tc>
@@ -4972,16 +4571,13 @@
             <w:vAlign w:val="center"/>
           </w:tcPr>
           <w:p>
-            <w:pPr>
-              <w:spacing w:after="0" w:line="240" w:lineRule="auto"/>
-            </w:pPr>
-            <w:r>
-              <w:rPr>
-                <w:rFonts w:ascii="Consolas" w:hAnsi="Consolas" w:cs="Consolas"/>
-                <w:sz w:val="20"/>
-                <w:szCs w:val="20"/>
-              </w:rPr>
-              <w:t xml:space="preserve">updateEpic</w:t>
+            <w:r>
+              <w:rPr>
+                <w:rFonts w:ascii="Consolas" w:hAnsi="Consolas" w:cs="Consolas"/>
+                <w:sz w:val="20"/>
+                <w:szCs w:val="20"/>
+              </w:rPr>
+              <w:t>updateEpic</w:t>
             </w:r>
           </w:p>
         </w:tc>
@@ -5000,11 +4596,8 @@
             <w:vAlign w:val="center"/>
           </w:tcPr>
           <w:p>
-            <w:pPr>
-              <w:spacing w:after="0" w:line="240" w:lineRule="auto"/>
-            </w:pPr>
-            <w:r>
-              <w:t xml:space="preserve">I</w:t>
+            <w:r>
+              <w:t>I</w:t>
             </w:r>
           </w:p>
         </w:tc>
@@ -5023,16 +4616,13 @@
             <w:vAlign w:val="center"/>
           </w:tcPr>
           <w:p>
-            <w:pPr>
-              <w:spacing w:after="0" w:line="240" w:lineRule="auto"/>
-            </w:pPr>
-            <w:r>
-              <w:rPr>
-                <w:rFonts w:ascii="Consolas" w:hAnsi="Consolas" w:cs="Consolas"/>
-                <w:sz w:val="20"/>
-                <w:szCs w:val="20"/>
-              </w:rPr>
-              <w:t xml:space="preserve">epicId, name, summary, description, startDate, endDate</w:t>
+            <w:r>
+              <w:rPr>
+                <w:rFonts w:ascii="Consolas" w:hAnsi="Consolas" w:cs="Consolas"/>
+                <w:sz w:val="20"/>
+                <w:szCs w:val="20"/>
+              </w:rPr>
+              <w:t>epicId, name, summary, description, startDate, endDate</w:t>
             </w:r>
           </w:p>
         </w:tc>
@@ -5053,16 +4643,13 @@
             <w:vAlign w:val="center"/>
           </w:tcPr>
           <w:p>
-            <w:pPr>
-              <w:spacing w:after="0" w:line="240" w:lineRule="auto"/>
-            </w:pPr>
-            <w:r>
-              <w:rPr>
-                <w:rFonts w:ascii="Consolas" w:hAnsi="Consolas" w:cs="Consolas"/>
-                <w:sz w:val="20"/>
-                <w:szCs w:val="20"/>
-              </w:rPr>
-              <w:t xml:space="preserve">getEpicsByProject</w:t>
+            <w:r>
+              <w:rPr>
+                <w:rFonts w:ascii="Consolas" w:hAnsi="Consolas" w:cs="Consolas"/>
+                <w:sz w:val="20"/>
+                <w:szCs w:val="20"/>
+              </w:rPr>
+              <w:t>getEpicsByProject</w:t>
             </w:r>
           </w:p>
         </w:tc>
@@ -5081,11 +4668,8 @@
             <w:vAlign w:val="center"/>
           </w:tcPr>
           <w:p>
-            <w:pPr>
-              <w:spacing w:after="0" w:line="240" w:lineRule="auto"/>
-            </w:pPr>
-            <w:r>
-              <w:t xml:space="preserve">C</w:t>
+            <w:r>
+              <w:t>C</w:t>
             </w:r>
           </w:p>
         </w:tc>
@@ -5104,16 +4688,13 @@
             <w:vAlign w:val="center"/>
           </w:tcPr>
           <w:p>
-            <w:pPr>
-              <w:spacing w:after="0" w:line="240" w:lineRule="auto"/>
-            </w:pPr>
-            <w:r>
-              <w:rPr>
-                <w:rFonts w:ascii="Consolas" w:hAnsi="Consolas" w:cs="Consolas"/>
-                <w:sz w:val="20"/>
-                <w:szCs w:val="20"/>
-              </w:rPr>
-              <w:t xml:space="preserve">projectId</w:t>
+            <w:r>
+              <w:rPr>
+                <w:rFonts w:ascii="Consolas" w:hAnsi="Consolas" w:cs="Consolas"/>
+                <w:sz w:val="20"/>
+                <w:szCs w:val="20"/>
+              </w:rPr>
+              <w:t>projectId</w:t>
             </w:r>
           </w:p>
         </w:tc>
@@ -5134,16 +4715,13 @@
             <w:vAlign w:val="center"/>
           </w:tcPr>
           <w:p>
-            <w:pPr>
-              <w:spacing w:after="0" w:line="240" w:lineRule="auto"/>
-            </w:pPr>
-            <w:r>
-              <w:rPr>
-                <w:rFonts w:ascii="Consolas" w:hAnsi="Consolas" w:cs="Consolas"/>
-                <w:sz w:val="20"/>
-                <w:szCs w:val="20"/>
-              </w:rPr>
-              <w:t xml:space="preserve">getEpicById</w:t>
+            <w:r>
+              <w:rPr>
+                <w:rFonts w:ascii="Consolas" w:hAnsi="Consolas" w:cs="Consolas"/>
+                <w:sz w:val="20"/>
+                <w:szCs w:val="20"/>
+              </w:rPr>
+              <w:t>getEpicById</w:t>
             </w:r>
           </w:p>
         </w:tc>
@@ -5162,11 +4740,8 @@
             <w:vAlign w:val="center"/>
           </w:tcPr>
           <w:p>
-            <w:pPr>
-              <w:spacing w:after="0" w:line="240" w:lineRule="auto"/>
-            </w:pPr>
-            <w:r>
-              <w:t xml:space="preserve">C</w:t>
+            <w:r>
+              <w:t>C</w:t>
             </w:r>
           </w:p>
         </w:tc>
@@ -5185,16 +4760,13 @@
             <w:vAlign w:val="center"/>
           </w:tcPr>
           <w:p>
-            <w:pPr>
-              <w:spacing w:after="0" w:line="240" w:lineRule="auto"/>
-            </w:pPr>
-            <w:r>
-              <w:rPr>
-                <w:rFonts w:ascii="Consolas" w:hAnsi="Consolas" w:cs="Consolas"/>
-                <w:sz w:val="20"/>
-                <w:szCs w:val="20"/>
-              </w:rPr>
-              <w:t xml:space="preserve">epicId</w:t>
+            <w:r>
+              <w:rPr>
+                <w:rFonts w:ascii="Consolas" w:hAnsi="Consolas" w:cs="Consolas"/>
+                <w:sz w:val="20"/>
+                <w:szCs w:val="20"/>
+              </w:rPr>
+              <w:t>epicId</w:t>
             </w:r>
           </w:p>
         </w:tc>
@@ -5210,7 +4782,7 @@
         <w:pStyle w:val="Heading3"/>
       </w:pPr>
       <w:r>
-        <w:t xml:space="preserve">2.5 Sub-task</w:t>
+        <w:t>2.5 Sub-task</w:t>
       </w:r>
     </w:p>
     <w:tbl>
@@ -5220,10 +4792,6 @@
           <w:bottom w:val="single" w:sz="4" w:space="0" w:color="D0D7DE"/>
           <w:insideH w:val="single" w:sz="4" w:space="0" w:color="D0D7DE"/>
         </w:tblBorders>
-        <w:tblCellMar>
-          <w:left w:w="108" w:type="dxa"/>
-          <w:right w:w="108" w:type="dxa"/>
-        </w:tblCellMar>
         <w:tblLook w:val="04A0" w:firstRow="1" w:lastRow="0" w:firstColumn="1" w:lastColumn="0" w:noHBand="0" w:noVBand="1"/>
       </w:tblPr>
       <w:tblGrid>
@@ -5250,15 +4818,12 @@
             <w:vAlign w:val="center"/>
           </w:tcPr>
           <w:p>
-            <w:pPr>
-              <w:spacing w:after="0" w:line="240" w:lineRule="auto"/>
-            </w:pPr>
             <w:r>
               <w:rPr>
                 <w:b/>
                 <w:bCs/>
               </w:rPr>
-              <w:t xml:space="preserve">Method</w:t>
+              <w:t>Method</w:t>
             </w:r>
           </w:p>
         </w:tc>
@@ -5277,15 +4842,12 @@
             <w:vAlign w:val="center"/>
           </w:tcPr>
           <w:p>
-            <w:pPr>
-              <w:spacing w:after="0" w:line="240" w:lineRule="auto"/>
-            </w:pPr>
             <w:r>
               <w:rPr>
                 <w:b/>
                 <w:bCs/>
               </w:rPr>
-              <w:t xml:space="preserve">Kind</w:t>
+              <w:t>Kind</w:t>
             </w:r>
           </w:p>
         </w:tc>
@@ -5304,15 +4866,12 @@
             <w:vAlign w:val="center"/>
           </w:tcPr>
           <w:p>
-            <w:pPr>
-              <w:spacing w:after="0" w:line="240" w:lineRule="auto"/>
-            </w:pPr>
             <w:r>
               <w:rPr>
                 <w:b/>
                 <w:bCs/>
               </w:rPr>
-              <w:t xml:space="preserve">Params</w:t>
+              <w:t>Params</w:t>
             </w:r>
           </w:p>
         </w:tc>
@@ -5333,16 +4892,13 @@
             <w:vAlign w:val="center"/>
           </w:tcPr>
           <w:p>
-            <w:pPr>
-              <w:spacing w:after="0" w:line="240" w:lineRule="auto"/>
-            </w:pPr>
-            <w:r>
-              <w:rPr>
-                <w:rFonts w:ascii="Consolas" w:hAnsi="Consolas" w:cs="Consolas"/>
-                <w:sz w:val="20"/>
-                <w:szCs w:val="20"/>
-              </w:rPr>
-              <w:t xml:space="preserve">loadSubtasks</w:t>
+            <w:r>
+              <w:rPr>
+                <w:rFonts w:ascii="Consolas" w:hAnsi="Consolas" w:cs="Consolas"/>
+                <w:sz w:val="20"/>
+                <w:szCs w:val="20"/>
+              </w:rPr>
+              <w:t>loadSubtasks</w:t>
             </w:r>
           </w:p>
         </w:tc>
@@ -5361,11 +4917,8 @@
             <w:vAlign w:val="center"/>
           </w:tcPr>
           <w:p>
-            <w:pPr>
-              <w:spacing w:after="0" w:line="240" w:lineRule="auto"/>
-            </w:pPr>
-            <w:r>
-              <w:t xml:space="preserve">C</w:t>
+            <w:r>
+              <w:t>C</w:t>
             </w:r>
           </w:p>
         </w:tc>
@@ -5384,16 +4937,13 @@
             <w:vAlign w:val="center"/>
           </w:tcPr>
           <w:p>
-            <w:pPr>
-              <w:spacing w:after="0" w:line="240" w:lineRule="auto"/>
-            </w:pPr>
-            <w:r>
-              <w:rPr>
-                <w:rFonts w:ascii="Consolas" w:hAnsi="Consolas" w:cs="Consolas"/>
-                <w:sz w:val="20"/>
-                <w:szCs w:val="20"/>
-              </w:rPr>
-              <w:t xml:space="preserve">ticketId</w:t>
+            <w:r>
+              <w:rPr>
+                <w:rFonts w:ascii="Consolas" w:hAnsi="Consolas" w:cs="Consolas"/>
+                <w:sz w:val="20"/>
+                <w:szCs w:val="20"/>
+              </w:rPr>
+              <w:t>ticketId</w:t>
             </w:r>
           </w:p>
         </w:tc>
@@ -5414,16 +4964,13 @@
             <w:vAlign w:val="center"/>
           </w:tcPr>
           <w:p>
-            <w:pPr>
-              <w:spacing w:after="0" w:line="240" w:lineRule="auto"/>
-            </w:pPr>
-            <w:r>
-              <w:rPr>
-                <w:rFonts w:ascii="Consolas" w:hAnsi="Consolas" w:cs="Consolas"/>
-                <w:sz w:val="20"/>
-                <w:szCs w:val="20"/>
-              </w:rPr>
-              <w:t xml:space="preserve">createSubtask</w:t>
+            <w:r>
+              <w:rPr>
+                <w:rFonts w:ascii="Consolas" w:hAnsi="Consolas" w:cs="Consolas"/>
+                <w:sz w:val="20"/>
+                <w:szCs w:val="20"/>
+              </w:rPr>
+              <w:t>createSubtask</w:t>
             </w:r>
           </w:p>
         </w:tc>
@@ -5442,11 +4989,8 @@
             <w:vAlign w:val="center"/>
           </w:tcPr>
           <w:p>
-            <w:pPr>
-              <w:spacing w:after="0" w:line="240" w:lineRule="auto"/>
-            </w:pPr>
-            <w:r>
-              <w:t xml:space="preserve">I</w:t>
+            <w:r>
+              <w:t>I</w:t>
             </w:r>
           </w:p>
         </w:tc>
@@ -5465,16 +5009,13 @@
             <w:vAlign w:val="center"/>
           </w:tcPr>
           <w:p>
-            <w:pPr>
-              <w:spacing w:after="0" w:line="240" w:lineRule="auto"/>
-            </w:pPr>
-            <w:r>
-              <w:rPr>
-                <w:rFonts w:ascii="Consolas" w:hAnsi="Consolas" w:cs="Consolas"/>
-                <w:sz w:val="20"/>
-                <w:szCs w:val="20"/>
-              </w:rPr>
-              <w:t xml:space="preserve">summary, ticketId, description, assigneeId, currentStateId, storyPoint, startDate</w:t>
+            <w:r>
+              <w:rPr>
+                <w:rFonts w:ascii="Consolas" w:hAnsi="Consolas" w:cs="Consolas"/>
+                <w:sz w:val="20"/>
+                <w:szCs w:val="20"/>
+              </w:rPr>
+              <w:t>summary, ticketId, description, assigneeId, currentStateId, storyPoint, startDate</w:t>
             </w:r>
           </w:p>
         </w:tc>
@@ -5495,16 +5036,13 @@
             <w:vAlign w:val="center"/>
           </w:tcPr>
           <w:p>
-            <w:pPr>
-              <w:spacing w:after="0" w:line="240" w:lineRule="auto"/>
-            </w:pPr>
-            <w:r>
-              <w:rPr>
-                <w:rFonts w:ascii="Consolas" w:hAnsi="Consolas" w:cs="Consolas"/>
-                <w:sz w:val="20"/>
-                <w:szCs w:val="20"/>
-              </w:rPr>
-              <w:t xml:space="preserve">updateSubtaskSummary</w:t>
+            <w:r>
+              <w:rPr>
+                <w:rFonts w:ascii="Consolas" w:hAnsi="Consolas" w:cs="Consolas"/>
+                <w:sz w:val="20"/>
+                <w:szCs w:val="20"/>
+              </w:rPr>
+              <w:t>updateSubtaskSummary</w:t>
             </w:r>
           </w:p>
         </w:tc>
@@ -5523,11 +5061,8 @@
             <w:vAlign w:val="center"/>
           </w:tcPr>
           <w:p>
-            <w:pPr>
-              <w:spacing w:after="0" w:line="240" w:lineRule="auto"/>
-            </w:pPr>
-            <w:r>
-              <w:t xml:space="preserve">I</w:t>
+            <w:r>
+              <w:t>I</w:t>
             </w:r>
           </w:p>
         </w:tc>
@@ -5546,16 +5081,13 @@
             <w:vAlign w:val="center"/>
           </w:tcPr>
           <w:p>
-            <w:pPr>
-              <w:spacing w:after="0" w:line="240" w:lineRule="auto"/>
-            </w:pPr>
-            <w:r>
-              <w:rPr>
-                <w:rFonts w:ascii="Consolas" w:hAnsi="Consolas" w:cs="Consolas"/>
-                <w:sz w:val="20"/>
-                <w:szCs w:val="20"/>
-              </w:rPr>
-              <w:t xml:space="preserve">subtaskId, summary</w:t>
+            <w:r>
+              <w:rPr>
+                <w:rFonts w:ascii="Consolas" w:hAnsi="Consolas" w:cs="Consolas"/>
+                <w:sz w:val="20"/>
+                <w:szCs w:val="20"/>
+              </w:rPr>
+              <w:t>subtaskId, summary</w:t>
             </w:r>
           </w:p>
         </w:tc>
@@ -5576,16 +5108,14 @@
             <w:vAlign w:val="center"/>
           </w:tcPr>
           <w:p>
-            <w:pPr>
-              <w:spacing w:after="0" w:line="240" w:lineRule="auto"/>
-            </w:pPr>
-            <w:r>
-              <w:rPr>
-                <w:rFonts w:ascii="Consolas" w:hAnsi="Consolas" w:cs="Consolas"/>
-                <w:sz w:val="20"/>
-                <w:szCs w:val="20"/>
-              </w:rPr>
-              <w:t xml:space="preserve">updateSubtask</w:t>
+            <w:r>
+              <w:rPr>
+                <w:rFonts w:ascii="Consolas" w:hAnsi="Consolas" w:cs="Consolas"/>
+                <w:sz w:val="20"/>
+                <w:szCs w:val="20"/>
+              </w:rPr>
+              <w:lastRenderedPageBreak/>
+              <w:t>updateSubtask</w:t>
             </w:r>
           </w:p>
         </w:tc>
@@ -5604,11 +5134,8 @@
             <w:vAlign w:val="center"/>
           </w:tcPr>
           <w:p>
-            <w:pPr>
-              <w:spacing w:after="0" w:line="240" w:lineRule="auto"/>
-            </w:pPr>
-            <w:r>
-              <w:t xml:space="preserve">I</w:t>
+            <w:r>
+              <w:t>I</w:t>
             </w:r>
           </w:p>
         </w:tc>
@@ -5627,16 +5154,13 @@
             <w:vAlign w:val="center"/>
           </w:tcPr>
           <w:p>
-            <w:pPr>
-              <w:spacing w:after="0" w:line="240" w:lineRule="auto"/>
-            </w:pPr>
-            <w:r>
-              <w:rPr>
-                <w:rFonts w:ascii="Consolas" w:hAnsi="Consolas" w:cs="Consolas"/>
-                <w:sz w:val="20"/>
-                <w:szCs w:val="20"/>
-              </w:rPr>
-              <w:t xml:space="preserve">subtaskId, summary, description, assigneeId, currentStateId, storyPoint</w:t>
+            <w:r>
+              <w:rPr>
+                <w:rFonts w:ascii="Consolas" w:hAnsi="Consolas" w:cs="Consolas"/>
+                <w:sz w:val="20"/>
+                <w:szCs w:val="20"/>
+              </w:rPr>
+              <w:t>subtaskId, summary, description, assigneeId, currentStateId, storyPoint</w:t>
             </w:r>
           </w:p>
         </w:tc>
@@ -5657,16 +5181,13 @@
             <w:vAlign w:val="center"/>
           </w:tcPr>
           <w:p>
-            <w:pPr>
-              <w:spacing w:after="0" w:line="240" w:lineRule="auto"/>
-            </w:pPr>
-            <w:r>
-              <w:rPr>
-                <w:rFonts w:ascii="Consolas" w:hAnsi="Consolas" w:cs="Consolas"/>
-                <w:sz w:val="20"/>
-                <w:szCs w:val="20"/>
-              </w:rPr>
-              <w:t xml:space="preserve">assignSubtask</w:t>
+            <w:r>
+              <w:rPr>
+                <w:rFonts w:ascii="Consolas" w:hAnsi="Consolas" w:cs="Consolas"/>
+                <w:sz w:val="20"/>
+                <w:szCs w:val="20"/>
+              </w:rPr>
+              <w:t>assignSubtask</w:t>
             </w:r>
           </w:p>
         </w:tc>
@@ -5685,11 +5206,8 @@
             <w:vAlign w:val="center"/>
           </w:tcPr>
           <w:p>
-            <w:pPr>
-              <w:spacing w:after="0" w:line="240" w:lineRule="auto"/>
-            </w:pPr>
-            <w:r>
-              <w:t xml:space="preserve">I</w:t>
+            <w:r>
+              <w:t>I</w:t>
             </w:r>
           </w:p>
         </w:tc>
@@ -5708,16 +5226,13 @@
             <w:vAlign w:val="center"/>
           </w:tcPr>
           <w:p>
-            <w:pPr>
-              <w:spacing w:after="0" w:line="240" w:lineRule="auto"/>
-            </w:pPr>
-            <w:r>
-              <w:rPr>
-                <w:rFonts w:ascii="Consolas" w:hAnsi="Consolas" w:cs="Consolas"/>
-                <w:sz w:val="20"/>
-                <w:szCs w:val="20"/>
-              </w:rPr>
-              <w:t xml:space="preserve">subtaskId, memberId</w:t>
+            <w:r>
+              <w:rPr>
+                <w:rFonts w:ascii="Consolas" w:hAnsi="Consolas" w:cs="Consolas"/>
+                <w:sz w:val="20"/>
+                <w:szCs w:val="20"/>
+              </w:rPr>
+              <w:t>subtaskId, memberId</w:t>
             </w:r>
           </w:p>
         </w:tc>
@@ -5738,16 +5253,13 @@
             <w:vAlign w:val="center"/>
           </w:tcPr>
           <w:p>
-            <w:pPr>
-              <w:spacing w:after="0" w:line="240" w:lineRule="auto"/>
-            </w:pPr>
-            <w:r>
-              <w:rPr>
-                <w:rFonts w:ascii="Consolas" w:hAnsi="Consolas" w:cs="Consolas"/>
-                <w:sz w:val="20"/>
-                <w:szCs w:val="20"/>
-              </w:rPr>
-              <w:t xml:space="preserve">deleteSubtask</w:t>
+            <w:r>
+              <w:rPr>
+                <w:rFonts w:ascii="Consolas" w:hAnsi="Consolas" w:cs="Consolas"/>
+                <w:sz w:val="20"/>
+                <w:szCs w:val="20"/>
+              </w:rPr>
+              <w:t>deleteSubtask</w:t>
             </w:r>
           </w:p>
         </w:tc>
@@ -5766,11 +5278,8 @@
             <w:vAlign w:val="center"/>
           </w:tcPr>
           <w:p>
-            <w:pPr>
-              <w:spacing w:after="0" w:line="240" w:lineRule="auto"/>
-            </w:pPr>
-            <w:r>
-              <w:t xml:space="preserve">I</w:t>
+            <w:r>
+              <w:t>I</w:t>
             </w:r>
           </w:p>
         </w:tc>
@@ -5789,16 +5298,13 @@
             <w:vAlign w:val="center"/>
           </w:tcPr>
           <w:p>
-            <w:pPr>
-              <w:spacing w:after="0" w:line="240" w:lineRule="auto"/>
-            </w:pPr>
-            <w:r>
-              <w:rPr>
-                <w:rFonts w:ascii="Consolas" w:hAnsi="Consolas" w:cs="Consolas"/>
-                <w:sz w:val="20"/>
-                <w:szCs w:val="20"/>
-              </w:rPr>
-              <w:t xml:space="preserve">subtaskId</w:t>
+            <w:r>
+              <w:rPr>
+                <w:rFonts w:ascii="Consolas" w:hAnsi="Consolas" w:cs="Consolas"/>
+                <w:sz w:val="20"/>
+                <w:szCs w:val="20"/>
+              </w:rPr>
+              <w:t>subtaskId</w:t>
             </w:r>
           </w:p>
         </w:tc>
@@ -5819,16 +5325,13 @@
             <w:vAlign w:val="center"/>
           </w:tcPr>
           <w:p>
-            <w:pPr>
-              <w:spacing w:after="0" w:line="240" w:lineRule="auto"/>
-            </w:pPr>
-            <w:r>
-              <w:rPr>
-                <w:rFonts w:ascii="Consolas" w:hAnsi="Consolas" w:cs="Consolas"/>
-                <w:sz w:val="20"/>
-                <w:szCs w:val="20"/>
-              </w:rPr>
-              <w:t xml:space="preserve">deleteSubtasks</w:t>
+            <w:r>
+              <w:rPr>
+                <w:rFonts w:ascii="Consolas" w:hAnsi="Consolas" w:cs="Consolas"/>
+                <w:sz w:val="20"/>
+                <w:szCs w:val="20"/>
+              </w:rPr>
+              <w:t>deleteSubtasks</w:t>
             </w:r>
           </w:p>
         </w:tc>
@@ -5847,11 +5350,8 @@
             <w:vAlign w:val="center"/>
           </w:tcPr>
           <w:p>
-            <w:pPr>
-              <w:spacing w:after="0" w:line="240" w:lineRule="auto"/>
-            </w:pPr>
-            <w:r>
-              <w:t xml:space="preserve">I</w:t>
+            <w:r>
+              <w:t>I</w:t>
             </w:r>
           </w:p>
         </w:tc>
@@ -5870,16 +5370,13 @@
             <w:vAlign w:val="center"/>
           </w:tcPr>
           <w:p>
-            <w:pPr>
-              <w:spacing w:after="0" w:line="240" w:lineRule="auto"/>
-            </w:pPr>
-            <w:r>
-              <w:rPr>
-                <w:rFonts w:ascii="Consolas" w:hAnsi="Consolas" w:cs="Consolas"/>
-                <w:sz w:val="20"/>
-                <w:szCs w:val="20"/>
-              </w:rPr>
-              <w:t xml:space="preserve">subtaskIds[]</w:t>
+            <w:r>
+              <w:rPr>
+                <w:rFonts w:ascii="Consolas" w:hAnsi="Consolas" w:cs="Consolas"/>
+                <w:sz w:val="20"/>
+                <w:szCs w:val="20"/>
+              </w:rPr>
+              <w:t>subtaskIds[]</w:t>
             </w:r>
           </w:p>
         </w:tc>
@@ -5903,7 +5400,7 @@
           <w:sz w:val="20"/>
           <w:szCs w:val="20"/>
         </w:rPr>
-        <w:t xml:space="preserve">manageBacklog.js</w:t>
+        <w:t>manageBacklog.js</w:t>
       </w:r>
     </w:p>
     <w:p>
@@ -5920,7 +5417,7 @@
           <w:sz w:val="20"/>
           <w:szCs w:val="20"/>
         </w:rPr>
-        <w:t xml:space="preserve">@wire(loadTicketLinkedToType)</w:t>
+        <w:t>@wire(loadTicketLinkedToType)</w:t>
       </w:r>
       <w:r>
         <w:t xml:space="preserve"> → </w:t>
@@ -5931,7 +5428,7 @@
           <w:sz w:val="20"/>
           <w:szCs w:val="20"/>
         </w:rPr>
-        <w:t xml:space="preserve">_ticketLinkedToTypeOptions</w:t>
+        <w:t>_ticketLinkedToTypeOptions</w:t>
       </w:r>
     </w:p>
     <w:p>
@@ -5948,7 +5445,7 @@
           <w:sz w:val="20"/>
           <w:szCs w:val="20"/>
         </w:rPr>
-        <w:t xml:space="preserve">@wire(loadTicketBySearchTerm, { projectId: '$_projectId', searchTerm: '$_ticketViewSearchTerm' })</w:t>
+        <w:t>@wire(loadTicketBySearchTerm, { projectId: '$_projectId', searchTerm: '$_ticketViewSearchTerm' })</w:t>
       </w:r>
     </w:p>
     <w:p>
@@ -5965,7 +5462,7 @@
           <w:sz w:val="20"/>
           <w:szCs w:val="20"/>
         </w:rPr>
-        <w:t xml:space="preserve">@wire(loadTicketLinkedTo, { ticketId: '$_linkedToTargetTicketId' })</w:t>
+        <w:t>@wire(loadTicketLinkedTo, { ticketId: '$_linkedToTargetTicketId' })</w:t>
       </w:r>
     </w:p>
     <w:p>
@@ -5982,7 +5479,7 @@
           <w:sz w:val="20"/>
           <w:szCs w:val="20"/>
         </w:rPr>
-        <w:t xml:space="preserve">@wire(loadSubtasks, { ticketId: '$_subtasksTargetTicketId' })</w:t>
+        <w:t>@wire(loadSubtasks, { ticketId: '$_subtasksTargetTicketId' })</w:t>
       </w:r>
     </w:p>
     <w:p>
@@ -5997,7 +5494,7 @@
           <w:b/>
           <w:bCs/>
         </w:rPr>
-        <w:t xml:space="preserve">imperative</w:t>
+        <w:t>imperative</w:t>
       </w:r>
       <w:r>
         <w:t xml:space="preserve"> Apex calls inside handlers (</w:t>
@@ -6008,7 +5505,7 @@
           <w:sz w:val="20"/>
           <w:szCs w:val="20"/>
         </w:rPr>
-        <w:t xml:space="preserve">then/catch/finally</w:t>
+        <w:t>then/catch/finally</w:t>
       </w:r>
       <w:r>
         <w:t xml:space="preserve">), flipping </w:t>
@@ -6019,7 +5516,7 @@
           <w:sz w:val="20"/>
           <w:szCs w:val="20"/>
         </w:rPr>
-        <w:t xml:space="preserve">isLoading</w:t>
+        <w:t>isLoading</w:t>
       </w:r>
       <w:r>
         <w:t xml:space="preserve"> and toasting via </w:t>
@@ -6030,7 +5527,7 @@
           <w:sz w:val="20"/>
           <w:szCs w:val="20"/>
         </w:rPr>
-        <w:t xml:space="preserve">_showSuccess</w:t>
+        <w:t>_showSuccess</w:t>
       </w:r>
       <w:r>
         <w:t xml:space="preserve"> / </w:t>
@@ -6041,10 +5538,10 @@
           <w:sz w:val="20"/>
           <w:szCs w:val="20"/>
         </w:rPr>
-        <w:t xml:space="preserve">_showError</w:t>
-      </w:r>
-      <w:r>
-        <w:t xml:space="preserve">.</w:t>
+        <w:t>_showError</w:t>
+      </w:r>
+      <w:r>
+        <w:t>.</w:t>
       </w:r>
     </w:p>
     <w:p>
@@ -6052,7 +5549,7 @@
         <w:pStyle w:val="Heading2"/>
       </w:pPr>
       <w:r>
-        <w:t xml:space="preserve">3. Sequence Flows (key interactions)</w:t>
+        <w:t>3. Sequence Flows (key interactions)</w:t>
       </w:r>
     </w:p>
     <w:p>
@@ -6064,7 +5561,7 @@
           <w:b/>
           <w:bCs/>
         </w:rPr>
-        <w:t xml:space="preserve">3.1 Page load</w:t>
+        <w:t>3.1 Page load</w:t>
       </w:r>
     </w:p>
     <w:p>
@@ -6076,7 +5573,7 @@
           <w:right w:val="single" w:sz="4" w:space="4" w:color="D0D7DE"/>
         </w:pBdr>
         <w:shd w:val="clear" w:color="auto" w:fill="F6F8FA"/>
-        <w:spacing w:before="80" w:after="160" w:line="240" w:lineRule="auto"/>
+        <w:spacing w:before="80" w:after="160"/>
       </w:pPr>
       <w:r>
         <w:rPr>
@@ -6084,7 +5581,7 @@
           <w:sz w:val="18"/>
           <w:szCs w:val="18"/>
         </w:rPr>
-        <w:t xml:space="preserve">mount → read localStorage.projectId</w:t>
+        <w:t>mount → read localStorage.projectId</w:t>
       </w:r>
       <w:r>
         <w:rPr>
@@ -6093,6 +5590,7 @@
           <w:szCs w:val="18"/>
         </w:rPr>
         <w:br/>
+        <w:t xml:space="preserve"> ├─ none → render &lt;c-choose-project&gt;; on projectchosen → set _projectId → _loadData()</w:t>
       </w:r>
       <w:r>
         <w:rPr>
@@ -6100,7 +5598,8 @@
           <w:sz w:val="18"/>
           <w:szCs w:val="18"/>
         </w:rPr>
-        <w:t xml:space="preserve"> ├─ none → render &lt;c-choose-project&gt;; on projectchosen → set _projectId → _loadData()</w:t>
+        <w:br/>
+        <w:t xml:space="preserve"> └─ present → _loadData() → loadBacklogData(projectId)</w:t>
       </w:r>
       <w:r>
         <w:rPr>
@@ -6109,29 +5608,6 @@
           <w:szCs w:val="18"/>
         </w:rPr>
         <w:br/>
-      </w:r>
-      <w:r>
-        <w:rPr>
-          <w:rFonts w:ascii="Consolas" w:hAnsi="Consolas" w:cs="Consolas"/>
-          <w:sz w:val="18"/>
-          <w:szCs w:val="18"/>
-        </w:rPr>
-        <w:t xml:space="preserve"> └─ present → _loadData() → loadBacklogData(projectId)</w:t>
-      </w:r>
-      <w:r>
-        <w:rPr>
-          <w:rFonts w:ascii="Consolas" w:hAnsi="Consolas" w:cs="Consolas"/>
-          <w:sz w:val="18"/>
-          <w:szCs w:val="18"/>
-        </w:rPr>
-        <w:br/>
-      </w:r>
-      <w:r>
-        <w:rPr>
-          <w:rFonts w:ascii="Consolas" w:hAnsi="Consolas" w:cs="Consolas"/>
-          <w:sz w:val="18"/>
-          <w:szCs w:val="18"/>
-        </w:rPr>
         <w:t xml:space="preserve">                          → map: sprints.map(formatSprint), enrichTickets(backlog)</w:t>
       </w:r>
     </w:p>
@@ -6144,7 +5620,7 @@
           <w:b/>
           <w:bCs/>
         </w:rPr>
-        <w:t xml:space="preserve">3.2 Change ticket status</w:t>
+        <w:t>3.2 Change ticket status</w:t>
       </w:r>
     </w:p>
     <w:p>
@@ -6156,7 +5632,7 @@
           <w:right w:val="single" w:sz="4" w:space="4" w:color="D0D7DE"/>
         </w:pBdr>
         <w:shd w:val="clear" w:color="auto" w:fill="F6F8FA"/>
-        <w:spacing w:before="80" w:after="160" w:line="240" w:lineRule="auto"/>
+        <w:spacing w:before="80" w:after="160"/>
       </w:pPr>
       <w:r>
         <w:rPr>
@@ -6164,7 +5640,7 @@
           <w:sz w:val="18"/>
           <w:szCs w:val="18"/>
         </w:rPr>
-        <w:t xml:space="preserve">c-ao-ticket-item ▸ ticketstatechange → changeTicketState(ticketId, from, to)</w:t>
+        <w:t>c-ao-ticket-item ▸ ticketstatechange → changeTicketState(ticketId, from, to)</w:t>
       </w:r>
       <w:r>
         <w:rPr>
@@ -6173,6 +5649,7 @@
           <w:szCs w:val="18"/>
         </w:rPr>
         <w:br/>
+        <w:t xml:space="preserve">  success → _updateTicketStateEverywhere(ticketId, to)</w:t>
       </w:r>
       <w:r>
         <w:rPr>
@@ -6180,7 +5657,8 @@
           <w:sz w:val="18"/>
           <w:szCs w:val="18"/>
         </w:rPr>
-        <w:t xml:space="preserve">  success → _updateTicketStateEverywhere(ticketId, to)</w:t>
+        <w:br/>
+        <w:t xml:space="preserve">          → if data.isEndStatus: _updateSprintStoryPoints(updatedSprint) + "no further transitions" toast</w:t>
       </w:r>
       <w:r>
         <w:rPr>
@@ -6189,29 +5667,6 @@
           <w:szCs w:val="18"/>
         </w:rPr>
         <w:br/>
-      </w:r>
-      <w:r>
-        <w:rPr>
-          <w:rFonts w:ascii="Consolas" w:hAnsi="Consolas" w:cs="Consolas"/>
-          <w:sz w:val="18"/>
-          <w:szCs w:val="18"/>
-        </w:rPr>
-        <w:t xml:space="preserve">          → if data.isEndStatus: _updateSprintStoryPoints(updatedSprint) + "no further transitions" toast</w:t>
-      </w:r>
-      <w:r>
-        <w:rPr>
-          <w:rFonts w:ascii="Consolas" w:hAnsi="Consolas" w:cs="Consolas"/>
-          <w:sz w:val="18"/>
-          <w:szCs w:val="18"/>
-        </w:rPr>
-        <w:br/>
-      </w:r>
-      <w:r>
-        <w:rPr>
-          <w:rFonts w:ascii="Consolas" w:hAnsi="Consolas" w:cs="Consolas"/>
-          <w:sz w:val="18"/>
-          <w:szCs w:val="18"/>
-        </w:rPr>
         <w:t xml:space="preserve">  failure → _reKeyTicket(ticketId) (revert combo) + error toast</w:t>
       </w:r>
     </w:p>
@@ -6224,7 +5679,7 @@
           <w:b/>
           <w:bCs/>
         </w:rPr>
-        <w:t xml:space="preserve">3.3 Backlog → Sprint drag</w:t>
+        <w:t>3.3 Backlog → Sprint drag</w:t>
       </w:r>
     </w:p>
     <w:p>
@@ -6236,7 +5691,7 @@
           <w:right w:val="single" w:sz="4" w:space="4" w:color="D0D7DE"/>
         </w:pBdr>
         <w:shd w:val="clear" w:color="auto" w:fill="F6F8FA"/>
-        <w:spacing w:before="80" w:after="160" w:line="240" w:lineRule="auto"/>
+        <w:spacing w:before="80" w:after="160"/>
       </w:pPr>
       <w:r>
         <w:rPr>
@@ -6244,7 +5699,7 @@
           <w:sz w:val="18"/>
           <w:szCs w:val="18"/>
         </w:rPr>
-        <w:t xml:space="preserve">dragstart (page) → record source container/ticket</w:t>
+        <w:t>dragstart (page) → record source container/ticket</w:t>
       </w:r>
       <w:r>
         <w:rPr>
@@ -6253,6 +5708,7 @@
           <w:szCs w:val="18"/>
         </w:rPr>
         <w:br/>
+        <w:t>drop on sprint   → moveTicketToSprint(ticketId, sprintId)</w:t>
       </w:r>
       <w:r>
         <w:rPr>
@@ -6260,7 +5716,8 @@
           <w:sz w:val="18"/>
           <w:szCs w:val="18"/>
         </w:rPr>
-        <w:t xml:space="preserve">drop on sprint   → moveTicketToSprint(ticketId, sprintId)</w:t>
+        <w:br/>
+        <w:t xml:space="preserve">  success → _deleteBacklogTicket + formatSprint(updatedSprint)</w:t>
       </w:r>
       <w:r>
         <w:rPr>
@@ -6269,30 +5726,59 @@
           <w:szCs w:val="18"/>
         </w:rPr>
         <w:br/>
-      </w:r>
+        <w:t xml:space="preserve">          → if sprint expanded: _enrichSprintWithAddedTicket(...)</w:t>
+      </w:r>
+    </w:p>
+    <w:p>
+      <w:pPr>
+        <w:spacing w:after="160" w:line="276" w:lineRule="auto"/>
+      </w:pPr>
+      <w:r>
+        <w:rPr>
+          <w:b/>
+          <w:bCs/>
+        </w:rPr>
+        <w:t>3.4 Open ticket view (peek panel) &amp; inline edits</w:t>
+      </w:r>
+    </w:p>
+    <w:p>
+      <w:pPr>
+        <w:pBdr>
+          <w:top w:val="single" w:sz="4" w:space="4" w:color="D0D7DE"/>
+          <w:left w:val="single" w:sz="4" w:space="4" w:color="D0D7DE"/>
+          <w:bottom w:val="single" w:sz="4" w:space="4" w:color="D0D7DE"/>
+          <w:right w:val="single" w:sz="4" w:space="4" w:color="D0D7DE"/>
+        </w:pBdr>
+        <w:shd w:val="clear" w:color="auto" w:fill="F6F8FA"/>
+        <w:spacing w:before="80" w:after="160"/>
+      </w:pPr>
       <w:r>
         <w:rPr>
           <w:rFonts w:ascii="Consolas" w:hAnsi="Consolas" w:cs="Consolas"/>
           <w:sz w:val="18"/>
           <w:szCs w:val="18"/>
         </w:rPr>
-        <w:t xml:space="preserve">  success → _deleteBacklogTicket + formatSprint(updatedSprint)</w:t>
-      </w:r>
-      <w:r>
-        <w:rPr>
-          <w:rFonts w:ascii="Consolas" w:hAnsi="Consolas" w:cs="Consolas"/>
-          <w:sz w:val="18"/>
-          <w:szCs w:val="18"/>
-        </w:rPr>
+        <w:t>ticket row click → ticketviewopen → handleOpenTicketView sets _activeTicketViewId</w:t>
         <w:br/>
-      </w:r>
-      <w:r>
-        <w:rPr>
-          <w:rFonts w:ascii="Consolas" w:hAnsi="Consolas" w:cs="Consolas"/>
-          <w:sz w:val="18"/>
-          <w:szCs w:val="18"/>
-        </w:rPr>
-        <w:t xml:space="preserve">          → if sprint expanded: _enrichSprintWithAddedTicket(...)</w:t>
+        <w:t>render &lt;c-ticket-view ticket={activeTicket}&gt;</w:t>
+        <w:br/>
+        <w:t xml:space="preserve">  ├─ ticketsummaryupdate     → updateTicketSummary   → _updateTicketSummaryEverywhere</w:t>
+        <w:br/>
+        <w:t xml:space="preserve">  ├─ ticketstatuschange      → changeTicketState     → _updateTicketStateEverywhere</w:t>
+        <w:br/>
+        <w:t xml:space="preserve">  ├─ ticketdescriptionupdate → updateTicketDescription</w:t>
+        <w:br/>
+        <w:t xml:space="preserve">  ├─ ticketlinkedtoexpand    → set _linkedToTargetTicketId → @wire loadTicketLinkedTo</w:t>
+        <w:br/>
+        <w:t xml:space="preserve">  ├─ ticketsearch (≥2 chars) → set _ticketViewSearchTerm   → @wire loadTicketBySearchTerm</w:t>
+        <w:br/>
+        <w:t xml:space="preserve">  ├─ ticketlinkcreate        → linkToTicket          → _addLinkedTicketToTicket</w:t>
+        <w:br/>
+        <w:t xml:space="preserve">  ├─ subtasksexpand          → set _subtasksTargetTicketId → @wire loadSubtasks</w:t>
+        <w:br/>
+        <w:t xml:space="preserve">  ├─ subtaskcreate           → createSubtask         → _addSubtaskToTicket</w:t>
+        <w:br/>
+        <w:t xml:space="preserve">  └─ closeticketview         → clear _activeTicketViewId</w:t>
       </w:r>
     </w:p>
     <w:p>
@@ -6300,7 +5786,8 @@
         <w:pStyle w:val="Heading2"/>
       </w:pPr>
       <w:r>
-        <w:t xml:space="preserve">4. UI / UX Specification</w:t>
+        <w:lastRenderedPageBreak/>
+        <w:t>4. UI / UX Specification</w:t>
       </w:r>
     </w:p>
     <w:p>
@@ -6308,7 +5795,7 @@
         <w:pStyle w:val="Heading3"/>
       </w:pPr>
       <w:r>
-        <w:t xml:space="preserve">4.1 Page load — Backlog + non-completed sprint containers</w:t>
+        <w:t>4.1 Page load — Backlog + non-completed sprint containers</w:t>
       </w:r>
     </w:p>
     <w:p>
@@ -6323,7 +5810,7 @@
           <w:b/>
           <w:bCs/>
         </w:rPr>
-        <w:t xml:space="preserve">Sprints</w:t>
+        <w:t>Sprints</w:t>
       </w:r>
       <w:r>
         <w:t xml:space="preserve"> panel (every </w:t>
@@ -6334,10 +5821,10 @@
           <w:sz w:val="20"/>
           <w:szCs w:val="20"/>
         </w:rPr>
-        <w:t xml:space="preserve">future</w:t>
-      </w:r>
-      <w:r>
-        <w:t xml:space="preserve">/</w:t>
+        <w:t>future</w:t>
+      </w:r>
+      <w:r>
+        <w:t>/</w:t>
       </w:r>
       <w:r>
         <w:rPr>
@@ -6345,7 +5832,7 @@
           <w:sz w:val="20"/>
           <w:szCs w:val="20"/>
         </w:rPr>
-        <w:t xml:space="preserve">in_progress</w:t>
+        <w:t>in_progress</w:t>
       </w:r>
       <w:r>
         <w:t xml:space="preserve"> sprint container, collapsed) and the </w:t>
@@ -6355,7 +5842,7 @@
           <w:b/>
           <w:bCs/>
         </w:rPr>
-        <w:t xml:space="preserve">Backlog</w:t>
+        <w:t>Backlog</w:t>
       </w:r>
       <w:r>
         <w:t xml:space="preserve"> panel beneath it. Each sprint header carries the name, the </w:t>
@@ -6366,7 +5853,7 @@
           <w:sz w:val="20"/>
           <w:szCs w:val="20"/>
         </w:rPr>
-        <w:t xml:space="preserve">StartDate → endDate</w:t>
+        <w:t>StartDate → endDate</w:t>
       </w:r>
       <w:r>
         <w:t xml:space="preserve"> range, the status badge (e.g. </w:t>
@@ -6377,7 +5864,7 @@
           <w:sz w:val="20"/>
           <w:szCs w:val="20"/>
         </w:rPr>
-        <w:t xml:space="preserve">IN_PROGRESS</w:t>
+        <w:t>IN_PROGRESS</w:t>
       </w:r>
       <w:r>
         <w:t xml:space="preserve">), and the action buttons </w:t>
@@ -6387,7 +5874,7 @@
           <w:b/>
           <w:bCs/>
         </w:rPr>
-        <w:t xml:space="preserve">Start / Complete / Edit / Delete / + Ticket</w:t>
+        <w:t>Start / Complete / Edit / Delete / + Ticket</w:t>
       </w:r>
       <w:r>
         <w:t xml:space="preserve">. The backlog header carries </w:t>
@@ -6397,7 +5884,7 @@
           <w:b/>
           <w:bCs/>
         </w:rPr>
-        <w:t xml:space="preserve">+ Sprint</w:t>
+        <w:t>+ Sprint</w:t>
       </w:r>
       <w:r>
         <w:t xml:space="preserve"> and </w:t>
@@ -6407,15 +5894,14 @@
           <w:b/>
           <w:bCs/>
         </w:rPr>
-        <w:t xml:space="preserve">+ Ticket</w:t>
-      </w:r>
-      <w:r>
-        <w:t xml:space="preserve">.</w:t>
-      </w:r>
-    </w:p>
-    <w:p>
-      <w:pPr>
-        <w:spacing w:before="0" w:after="0"/>
+        <w:t>+ Ticket</w:t>
+      </w:r>
+      <w:r>
+        <w:t>.</w:t>
+      </w:r>
+    </w:p>
+    <w:p>
+      <w:pPr>
         <w:jc w:val="center"/>
       </w:pPr>
       <w:r>
@@ -6425,12 +5911,11 @@
           <w:sz w:val="16"/>
           <w:szCs w:val="16"/>
         </w:rPr>
-        <w:t xml:space="preserve">###########################</w:t>
-      </w:r>
-    </w:p>
-    <w:p>
-      <w:pPr>
-        <w:spacing w:before="0" w:after="0"/>
+        <w:t>###########################</w:t>
+      </w:r>
+    </w:p>
+    <w:p>
+      <w:pPr>
         <w:jc w:val="center"/>
       </w:pPr>
       <w:r>
@@ -6441,12 +5926,11 @@
           <w:sz w:val="20"/>
           <w:szCs w:val="20"/>
         </w:rPr>
-        <w:t xml:space="preserve">load-page-state-v00.png</w:t>
-      </w:r>
-    </w:p>
-    <w:p>
-      <w:pPr>
-        <w:spacing w:before="0" w:after="0"/>
+        <w:t>load-page-state-v00.png</w:t>
+      </w:r>
+    </w:p>
+    <w:p>
+      <w:pPr>
         <w:jc w:val="center"/>
       </w:pPr>
       <w:r>
@@ -6456,7 +5940,7 @@
           <w:sz w:val="16"/>
           <w:szCs w:val="16"/>
         </w:rPr>
-        <w:t xml:space="preserve">###########################</w:t>
+        <w:t>###########################</w:t>
       </w:r>
     </w:p>
     <w:p>
@@ -6469,7 +5953,7 @@
           <w:noProof/>
         </w:rPr>
         <w:drawing>
-          <wp:inline distT="0" distB="0" distL="0" distR="0">
+          <wp:inline distT="0" distB="0" distL="0" distR="0" wp14:anchorId="49DA137B" wp14:editId="4E2A43E7">
             <wp:extent cx="5943600" cy="1361810"/>
             <wp:effectExtent l="0" t="0" r="0" b="0"/>
             <wp:docPr id="2000" name="Picture 2000"/>
@@ -6484,7 +5968,7 @@
                     <pic:cNvPicPr/>
                   </pic:nvPicPr>
                   <pic:blipFill>
-                    <a:blip r:embed="rId101"/>
+                    <a:blip r:embed="rId6"/>
                     <a:stretch>
                       <a:fillRect/>
                     </a:stretch>
@@ -6507,7 +5991,6 @@
     </w:p>
     <w:p>
       <w:pPr>
-        <w:spacing w:before="0" w:after="0"/>
         <w:jc w:val="center"/>
       </w:pPr>
       <w:r>
@@ -6517,12 +6000,11 @@
           <w:sz w:val="16"/>
           <w:szCs w:val="16"/>
         </w:rPr>
-        <w:t xml:space="preserve">###########################</w:t>
-      </w:r>
-    </w:p>
-    <w:p>
-      <w:pPr>
-        <w:spacing w:before="0" w:after="0"/>
+        <w:t>###########################</w:t>
+      </w:r>
+    </w:p>
+    <w:p>
+      <w:pPr>
         <w:jc w:val="center"/>
       </w:pPr>
       <w:r>
@@ -6533,12 +6015,11 @@
           <w:sz w:val="20"/>
           <w:szCs w:val="20"/>
         </w:rPr>
-        <w:t xml:space="preserve">load-page-state-v00.png</w:t>
-      </w:r>
-    </w:p>
-    <w:p>
-      <w:pPr>
-        <w:spacing w:before="0" w:after="0"/>
+        <w:t>load-page-state-v00.png</w:t>
+      </w:r>
+    </w:p>
+    <w:p>
+      <w:pPr>
         <w:jc w:val="center"/>
       </w:pPr>
       <w:r>
@@ -6548,7 +6029,7 @@
           <w:sz w:val="16"/>
           <w:szCs w:val="16"/>
         </w:rPr>
-        <w:t xml:space="preserve">###########################</w:t>
+        <w:t>###########################</w:t>
       </w:r>
     </w:p>
     <w:p>
@@ -6556,7 +6037,7 @@
         <w:pStyle w:val="Heading3"/>
       </w:pPr>
       <w:r>
-        <w:t xml:space="preserve">4.2 Sprint container — dates, status, buttons, story-point line, paged tickets</w:t>
+        <w:t>4.2 Sprint container — dates, status, buttons, story-point line, paged tickets</w:t>
       </w:r>
     </w:p>
     <w:p>
@@ -6571,7 +6052,7 @@
           <w:b/>
           <w:bCs/>
         </w:rPr>
-        <w:t xml:space="preserve">goal</w:t>
+        <w:t>goal</w:t>
       </w:r>
       <w:r>
         <w:t xml:space="preserve"> line, the </w:t>
@@ -6581,7 +6062,7 @@
           <w:b/>
           <w:bCs/>
         </w:rPr>
-        <w:t xml:space="preserve">Story Points</w:t>
+        <w:t>Story Points</w:t>
       </w:r>
       <w:r>
         <w:t xml:space="preserve"> progress line (</w:t>
@@ -6592,7 +6073,7 @@
           <w:sz w:val="20"/>
           <w:szCs w:val="20"/>
         </w:rPr>
-        <w:t xml:space="preserve">ended / total SP · percent%</w:t>
+        <w:t>ended / total SP · percent%</w:t>
       </w:r>
       <w:r>
         <w:t xml:space="preserve"> with a progress bar), the paged list of ticket containers (5 per page, </w:t>
@@ -6602,7 +6083,7 @@
           <w:b/>
           <w:bCs/>
         </w:rPr>
-        <w:t xml:space="preserve">Page N</w:t>
+        <w:t>Page N</w:t>
       </w:r>
       <w:r>
         <w:t xml:space="preserve"> with Prev/Next chevrons). This is the container that holds </w:t>
@@ -6612,7 +6093,7 @@
           <w:i/>
           <w:iCs/>
         </w:rPr>
-        <w:t xml:space="preserve">many</w:t>
+        <w:t>many</w:t>
       </w:r>
       <w:r>
         <w:t xml:space="preserve"> ticket containers and the total-vs-ended story-point indicator.</w:t>
@@ -6620,7 +6101,6 @@
     </w:p>
     <w:p>
       <w:pPr>
-        <w:spacing w:before="0" w:after="0"/>
         <w:jc w:val="center"/>
       </w:pPr>
       <w:r>
@@ -6630,12 +6110,11 @@
           <w:sz w:val="16"/>
           <w:szCs w:val="16"/>
         </w:rPr>
-        <w:t xml:space="preserve">###########################</w:t>
-      </w:r>
-    </w:p>
-    <w:p>
-      <w:pPr>
-        <w:spacing w:before="0" w:after="0"/>
+        <w:t>###########################</w:t>
+      </w:r>
+    </w:p>
+    <w:p>
+      <w:pPr>
         <w:jc w:val="center"/>
       </w:pPr>
       <w:r>
@@ -6646,12 +6125,11 @@
           <w:sz w:val="20"/>
           <w:szCs w:val="20"/>
         </w:rPr>
-        <w:t xml:space="preserve">expand-sprint-state-v01.png</w:t>
-      </w:r>
-    </w:p>
-    <w:p>
-      <w:pPr>
-        <w:spacing w:before="0" w:after="0"/>
+        <w:t>expand-sprint-state-v01.png</w:t>
+      </w:r>
+    </w:p>
+    <w:p>
+      <w:pPr>
         <w:jc w:val="center"/>
       </w:pPr>
       <w:r>
@@ -6661,7 +6139,7 @@
           <w:sz w:val="16"/>
           <w:szCs w:val="16"/>
         </w:rPr>
-        <w:t xml:space="preserve">###########################</w:t>
+        <w:t>###########################</w:t>
       </w:r>
     </w:p>
     <w:p>
@@ -6674,7 +6152,7 @@
           <w:noProof/>
         </w:rPr>
         <w:drawing>
-          <wp:inline distT="0" distB="0" distL="0" distR="0">
+          <wp:inline distT="0" distB="0" distL="0" distR="0" wp14:anchorId="467BD62D" wp14:editId="17D44D59">
             <wp:extent cx="5943600" cy="1473173"/>
             <wp:effectExtent l="0" t="0" r="0" b="0"/>
             <wp:docPr id="2001" name="Picture 2001"/>
@@ -6689,7 +6167,7 @@
                     <pic:cNvPicPr/>
                   </pic:nvPicPr>
                   <pic:blipFill>
-                    <a:blip r:embed="rId102"/>
+                    <a:blip r:embed="rId7"/>
                     <a:stretch>
                       <a:fillRect/>
                     </a:stretch>
@@ -6712,7 +6190,6 @@
     </w:p>
     <w:p>
       <w:pPr>
-        <w:spacing w:before="0" w:after="0"/>
         <w:jc w:val="center"/>
       </w:pPr>
       <w:r>
@@ -6722,12 +6199,11 @@
           <w:sz w:val="16"/>
           <w:szCs w:val="16"/>
         </w:rPr>
-        <w:t xml:space="preserve">###########################</w:t>
-      </w:r>
-    </w:p>
-    <w:p>
-      <w:pPr>
-        <w:spacing w:before="0" w:after="0"/>
+        <w:t>###########################</w:t>
+      </w:r>
+    </w:p>
+    <w:p>
+      <w:pPr>
         <w:jc w:val="center"/>
       </w:pPr>
       <w:r>
@@ -6738,12 +6214,11 @@
           <w:sz w:val="20"/>
           <w:szCs w:val="20"/>
         </w:rPr>
-        <w:t xml:space="preserve">expand-sprint-state-v01.png</w:t>
-      </w:r>
-    </w:p>
-    <w:p>
-      <w:pPr>
-        <w:spacing w:before="0" w:after="0"/>
+        <w:t>expand-sprint-state-v01.png</w:t>
+      </w:r>
+    </w:p>
+    <w:p>
+      <w:pPr>
         <w:jc w:val="center"/>
       </w:pPr>
       <w:r>
@@ -6753,7 +6228,7 @@
           <w:sz w:val="16"/>
           <w:szCs w:val="16"/>
         </w:rPr>
-        <w:t xml:space="preserve">###########################</w:t>
+        <w:t>###########################</w:t>
       </w:r>
     </w:p>
     <w:p>
@@ -6769,7 +6244,7 @@
           <w:b/>
           <w:bCs/>
         </w:rPr>
-        <w:t xml:space="preserve">Start</w:t>
+        <w:t>Start</w:t>
       </w:r>
       <w:r>
         <w:t xml:space="preserve"> → confirm → </w:t>
@@ -6780,7 +6255,7 @@
           <w:sz w:val="20"/>
           <w:szCs w:val="20"/>
         </w:rPr>
-        <w:t xml:space="preserve">startSprint</w:t>
+        <w:t>startSprint</w:t>
       </w:r>
       <w:r>
         <w:t xml:space="preserve"> → status </w:t>
@@ -6791,10 +6266,10 @@
           <w:sz w:val="20"/>
           <w:szCs w:val="20"/>
         </w:rPr>
-        <w:t xml:space="preserve">future → in_progress</w:t>
-      </w:r>
-      <w:r>
-        <w:t xml:space="preserve">.</w:t>
+        <w:t>future → in_progress</w:t>
+      </w:r>
+      <w:r>
+        <w:t>.</w:t>
       </w:r>
     </w:p>
     <w:p>
@@ -6803,6 +6278,7 @@
         <w:ind w:left="360" w:hanging="240"/>
       </w:pPr>
       <w:r>
+        <w:lastRenderedPageBreak/>
         <w:t xml:space="preserve">•  </w:t>
       </w:r>
       <w:r>
@@ -6810,7 +6286,7 @@
           <w:b/>
           <w:bCs/>
         </w:rPr>
-        <w:t xml:space="preserve">Complete</w:t>
+        <w:t>Complete</w:t>
       </w:r>
       <w:r>
         <w:t xml:space="preserve"> → confirm → </w:t>
@@ -6821,7 +6297,7 @@
           <w:sz w:val="20"/>
           <w:szCs w:val="20"/>
         </w:rPr>
-        <w:t xml:space="preserve">completeSprint</w:t>
+        <w:t>completeSprint</w:t>
       </w:r>
       <w:r>
         <w:t xml:space="preserve"> → status </w:t>
@@ -6832,10 +6308,10 @@
           <w:sz w:val="20"/>
           <w:szCs w:val="20"/>
         </w:rPr>
-        <w:t xml:space="preserve">in_progress → completed</w:t>
-      </w:r>
-      <w:r>
-        <w:t xml:space="preserve">; the sprint **no longer</w:t>
+        <w:t>in_progress → completed</w:t>
+      </w:r>
+      <w:r>
+        <w:t>; the sprint **no longer</w:t>
       </w:r>
     </w:p>
     <w:p>
@@ -6843,7 +6319,7 @@
         <w:spacing w:after="160" w:line="276" w:lineRule="auto"/>
       </w:pPr>
       <w:r>
-        <w:t xml:space="preserve">shows** on the page.</w:t>
+        <w:t>shows** on the page.</w:t>
       </w:r>
     </w:p>
     <w:p>
@@ -6859,7 +6335,7 @@
           <w:b/>
           <w:bCs/>
         </w:rPr>
-        <w:t xml:space="preserve">Edit</w:t>
+        <w:t>Edit</w:t>
       </w:r>
       <w:r>
         <w:t xml:space="preserve"> → opens the Edit-Sprint modal pre-filled with the current values.</w:t>
@@ -6878,7 +6354,7 @@
           <w:b/>
           <w:bCs/>
         </w:rPr>
-        <w:t xml:space="preserve">Delete</w:t>
+        <w:t>Delete</w:t>
       </w:r>
       <w:r>
         <w:t xml:space="preserve"> → confirmation pop-up; on confirm </w:t>
@@ -6889,7 +6365,7 @@
           <w:sz w:val="20"/>
           <w:szCs w:val="20"/>
         </w:rPr>
-        <w:t xml:space="preserve">deleteSprint</w:t>
+        <w:t>deleteSprint</w:t>
       </w:r>
       <w:r>
         <w:t xml:space="preserve"> (tickets returned to backlog).</w:t>
@@ -6908,7 +6384,7 @@
           <w:b/>
           <w:bCs/>
         </w:rPr>
-        <w:t xml:space="preserve">+ Ticket</w:t>
+        <w:t>+ Ticket</w:t>
       </w:r>
       <w:r>
         <w:t xml:space="preserve"> → opens the reusable Create-Ticket modal in </w:t>
@@ -6918,7 +6394,7 @@
           <w:i/>
           <w:iCs/>
         </w:rPr>
-        <w:t xml:space="preserve">sprint</w:t>
+        <w:t>sprint</w:t>
       </w:r>
       <w:r>
         <w:t xml:space="preserve"> mode.</w:t>
@@ -6929,7 +6405,7 @@
         <w:pStyle w:val="Heading3"/>
       </w:pPr>
       <w:r>
-        <w:t xml:space="preserve">4.3 Backlog container — paged ticket rows</w:t>
+        <w:t>4.3 Backlog container — paged ticket rows</w:t>
       </w:r>
     </w:p>
     <w:p>
@@ -6944,7 +6420,7 @@
           <w:b/>
           <w:bCs/>
         </w:rPr>
-        <w:t xml:space="preserve">Showing 1–N</w:t>
+        <w:t>Showing 1–N</w:t>
       </w:r>
       <w:r>
         <w:t xml:space="preserve"> indicator and Prev/Next chevrons. Tickets can be dragged from here onto a sprint.</w:t>
@@ -6952,7 +6428,6 @@
     </w:p>
     <w:p>
       <w:pPr>
-        <w:spacing w:before="0" w:after="0"/>
         <w:jc w:val="center"/>
       </w:pPr>
       <w:r>
@@ -6962,12 +6437,11 @@
           <w:sz w:val="16"/>
           <w:szCs w:val="16"/>
         </w:rPr>
-        <w:t xml:space="preserve">###########################</w:t>
-      </w:r>
-    </w:p>
-    <w:p>
-      <w:pPr>
-        <w:spacing w:before="0" w:after="0"/>
+        <w:t>###########################</w:t>
+      </w:r>
+    </w:p>
+    <w:p>
+      <w:pPr>
         <w:jc w:val="center"/>
       </w:pPr>
       <w:r>
@@ -6978,12 +6452,11 @@
           <w:sz w:val="20"/>
           <w:szCs w:val="20"/>
         </w:rPr>
-        <w:t xml:space="preserve">backlog-container.png</w:t>
-      </w:r>
-    </w:p>
-    <w:p>
-      <w:pPr>
-        <w:spacing w:before="0" w:after="0"/>
+        <w:t>backlog-container.png</w:t>
+      </w:r>
+    </w:p>
+    <w:p>
+      <w:pPr>
         <w:jc w:val="center"/>
       </w:pPr>
       <w:r>
@@ -6993,7 +6466,7 @@
           <w:sz w:val="16"/>
           <w:szCs w:val="16"/>
         </w:rPr>
-        <w:t xml:space="preserve">###########################</w:t>
+        <w:t>###########################</w:t>
       </w:r>
     </w:p>
     <w:p>
@@ -7006,7 +6479,7 @@
           <w:noProof/>
         </w:rPr>
         <w:drawing>
-          <wp:inline distT="0" distB="0" distL="0" distR="0">
+          <wp:inline distT="0" distB="0" distL="0" distR="0" wp14:anchorId="46A8105F" wp14:editId="3888D977">
             <wp:extent cx="5943600" cy="858167"/>
             <wp:effectExtent l="0" t="0" r="0" b="0"/>
             <wp:docPr id="2002" name="Picture 2002"/>
@@ -7021,7 +6494,7 @@
                     <pic:cNvPicPr/>
                   </pic:nvPicPr>
                   <pic:blipFill>
-                    <a:blip r:embed="rId103"/>
+                    <a:blip r:embed="rId8"/>
                     <a:stretch>
                       <a:fillRect/>
                     </a:stretch>
@@ -7044,7 +6517,6 @@
     </w:p>
     <w:p>
       <w:pPr>
-        <w:spacing w:before="0" w:after="0"/>
         <w:jc w:val="center"/>
       </w:pPr>
       <w:r>
@@ -7054,12 +6526,11 @@
           <w:sz w:val="16"/>
           <w:szCs w:val="16"/>
         </w:rPr>
-        <w:t xml:space="preserve">###########################</w:t>
-      </w:r>
-    </w:p>
-    <w:p>
-      <w:pPr>
-        <w:spacing w:before="0" w:after="0"/>
+        <w:t>###########################</w:t>
+      </w:r>
+    </w:p>
+    <w:p>
+      <w:pPr>
         <w:jc w:val="center"/>
       </w:pPr>
       <w:r>
@@ -7070,12 +6541,11 @@
           <w:sz w:val="20"/>
           <w:szCs w:val="20"/>
         </w:rPr>
-        <w:t xml:space="preserve">backlog-container.png</w:t>
-      </w:r>
-    </w:p>
-    <w:p>
-      <w:pPr>
-        <w:spacing w:before="0" w:after="0"/>
+        <w:t>backlog-container.png</w:t>
+      </w:r>
+    </w:p>
+    <w:p>
+      <w:pPr>
         <w:jc w:val="center"/>
       </w:pPr>
       <w:r>
@@ -7085,7 +6555,7 @@
           <w:sz w:val="16"/>
           <w:szCs w:val="16"/>
         </w:rPr>
-        <w:t xml:space="preserve">###########################</w:t>
+        <w:t>###########################</w:t>
       </w:r>
     </w:p>
     <w:p>
@@ -7093,7 +6563,7 @@
         <w:pStyle w:val="Heading3"/>
       </w:pPr>
       <w:r>
-        <w:t xml:space="preserve">4.4 Create-Sprint modal (+ Sprint)</w:t>
+        <w:t>4.4 Create-Sprint modal (+ Sprint)</w:t>
       </w:r>
     </w:p>
     <w:p>
@@ -7108,7 +6578,7 @@
           <w:b/>
           <w:bCs/>
         </w:rPr>
-        <w:t xml:space="preserve">Duration (days)</w:t>
+        <w:t>Duration (days)</w:t>
       </w:r>
       <w:r>
         <w:t xml:space="preserve"> *, </w:t>
@@ -7118,7 +6588,7 @@
           <w:b/>
           <w:bCs/>
         </w:rPr>
-        <w:t xml:space="preserve">Start Date</w:t>
+        <w:t>Start Date</w:t>
       </w:r>
       <w:r>
         <w:t xml:space="preserve"> *, </w:t>
@@ -7128,7 +6598,7 @@
           <w:b/>
           <w:bCs/>
         </w:rPr>
-        <w:t xml:space="preserve">Goal</w:t>
+        <w:t>Goal</w:t>
       </w:r>
       <w:r>
         <w:t xml:space="preserve"> *. Buttons </w:t>
@@ -7138,7 +6608,7 @@
           <w:b/>
           <w:bCs/>
         </w:rPr>
-        <w:t xml:space="preserve">Cancel</w:t>
+        <w:t>Cancel</w:t>
       </w:r>
       <w:r>
         <w:t xml:space="preserve"> / </w:t>
@@ -7148,7 +6618,7 @@
           <w:b/>
           <w:bCs/>
         </w:rPr>
-        <w:t xml:space="preserve">Create</w:t>
+        <w:t>Create</w:t>
       </w:r>
       <w:r>
         <w:t xml:space="preserve">. Submitting calls </w:t>
@@ -7159,15 +6629,14 @@
           <w:sz w:val="20"/>
           <w:szCs w:val="20"/>
         </w:rPr>
-        <w:t xml:space="preserve">createSprint(duration, startDate, goal, projectId)</w:t>
-      </w:r>
-      <w:r>
-        <w:t xml:space="preserve">.</w:t>
-      </w:r>
-    </w:p>
-    <w:p>
-      <w:pPr>
-        <w:spacing w:before="0" w:after="0"/>
+        <w:t>createSprint(duration, startDate, goal, projectId)</w:t>
+      </w:r>
+      <w:r>
+        <w:t>.</w:t>
+      </w:r>
+    </w:p>
+    <w:p>
+      <w:pPr>
         <w:jc w:val="center"/>
       </w:pPr>
       <w:r>
@@ -7177,12 +6646,11 @@
           <w:sz w:val="16"/>
           <w:szCs w:val="16"/>
         </w:rPr>
-        <w:t xml:space="preserve">###########################</w:t>
-      </w:r>
-    </w:p>
-    <w:p>
-      <w:pPr>
-        <w:spacing w:before="0" w:after="0"/>
+        <w:t>###########################</w:t>
+      </w:r>
+    </w:p>
+    <w:p>
+      <w:pPr>
         <w:jc w:val="center"/>
       </w:pPr>
       <w:r>
@@ -7193,12 +6661,11 @@
           <w:sz w:val="20"/>
           <w:szCs w:val="20"/>
         </w:rPr>
-        <w:t xml:space="preserve">create-sprint-modal.png</w:t>
-      </w:r>
-    </w:p>
-    <w:p>
-      <w:pPr>
-        <w:spacing w:before="0" w:after="0"/>
+        <w:t>create-sprint-modal.png</w:t>
+      </w:r>
+    </w:p>
+    <w:p>
+      <w:pPr>
         <w:jc w:val="center"/>
       </w:pPr>
       <w:r>
@@ -7208,7 +6675,7 @@
           <w:sz w:val="16"/>
           <w:szCs w:val="16"/>
         </w:rPr>
-        <w:t xml:space="preserve">###########################</w:t>
+        <w:t>###########################</w:t>
       </w:r>
     </w:p>
     <w:p>
@@ -7221,7 +6688,7 @@
           <w:noProof/>
         </w:rPr>
         <w:drawing>
-          <wp:inline distT="0" distB="0" distL="0" distR="0">
+          <wp:inline distT="0" distB="0" distL="0" distR="0" wp14:anchorId="750B729C" wp14:editId="5338B658">
             <wp:extent cx="5943600" cy="2304532"/>
             <wp:effectExtent l="0" t="0" r="0" b="0"/>
             <wp:docPr id="2003" name="Picture 2003"/>
@@ -7236,7 +6703,7 @@
                     <pic:cNvPicPr/>
                   </pic:nvPicPr>
                   <pic:blipFill>
-                    <a:blip r:embed="rId104"/>
+                    <a:blip r:embed="rId9"/>
                     <a:stretch>
                       <a:fillRect/>
                     </a:stretch>
@@ -7259,7 +6726,6 @@
     </w:p>
     <w:p>
       <w:pPr>
-        <w:spacing w:before="0" w:after="0"/>
         <w:jc w:val="center"/>
       </w:pPr>
       <w:r>
@@ -7269,12 +6735,11 @@
           <w:sz w:val="16"/>
           <w:szCs w:val="16"/>
         </w:rPr>
-        <w:t xml:space="preserve">###########################</w:t>
-      </w:r>
-    </w:p>
-    <w:p>
-      <w:pPr>
-        <w:spacing w:before="0" w:after="0"/>
+        <w:t>###########################</w:t>
+      </w:r>
+    </w:p>
+    <w:p>
+      <w:pPr>
         <w:jc w:val="center"/>
       </w:pPr>
       <w:r>
@@ -7285,12 +6750,11 @@
           <w:sz w:val="20"/>
           <w:szCs w:val="20"/>
         </w:rPr>
-        <w:t xml:space="preserve">create-sprint-modal.png</w:t>
-      </w:r>
-    </w:p>
-    <w:p>
-      <w:pPr>
-        <w:spacing w:before="0" w:after="0"/>
+        <w:t>create-sprint-modal.png</w:t>
+      </w:r>
+    </w:p>
+    <w:p>
+      <w:pPr>
         <w:jc w:val="center"/>
       </w:pPr>
       <w:r>
@@ -7300,7 +6764,8 @@
           <w:sz w:val="16"/>
           <w:szCs w:val="16"/>
         </w:rPr>
-        <w:t xml:space="preserve">###########################</w:t>
+        <w:lastRenderedPageBreak/>
+        <w:t>###########################</w:t>
       </w:r>
     </w:p>
     <w:p>
@@ -7308,7 +6773,7 @@
         <w:pStyle w:val="Heading3"/>
       </w:pPr>
       <w:r>
-        <w:t xml:space="preserve">4.5 Edit-Sprint modal (Edit)</w:t>
+        <w:t>4.5 Edit-Sprint modal (Edit)</w:t>
       </w:r>
     </w:p>
     <w:p>
@@ -7323,7 +6788,7 @@
           <w:b/>
           <w:bCs/>
         </w:rPr>
-        <w:t xml:space="preserve">pre-filled</w:t>
+        <w:t>pre-filled</w:t>
       </w:r>
       <w:r>
         <w:t xml:space="preserve"> with the sprint's current Duration / Start Date / Goal. Button label is </w:t>
@@ -7333,7 +6798,7 @@
           <w:b/>
           <w:bCs/>
         </w:rPr>
-        <w:t xml:space="preserve">Update</w:t>
+        <w:t>Update</w:t>
       </w:r>
       <w:r>
         <w:t xml:space="preserve">; submitting calls </w:t>
@@ -7344,15 +6809,14 @@
           <w:sz w:val="20"/>
           <w:szCs w:val="20"/>
         </w:rPr>
-        <w:t xml:space="preserve">updateSprint(sprintId, duration, startDate, goal)</w:t>
-      </w:r>
-      <w:r>
-        <w:t xml:space="preserve">.</w:t>
-      </w:r>
-    </w:p>
-    <w:p>
-      <w:pPr>
-        <w:spacing w:before="0" w:after="0"/>
+        <w:t>updateSprint(sprintId, duration, startDate, goal)</w:t>
+      </w:r>
+      <w:r>
+        <w:t>.</w:t>
+      </w:r>
+    </w:p>
+    <w:p>
+      <w:pPr>
         <w:jc w:val="center"/>
       </w:pPr>
       <w:r>
@@ -7362,12 +6826,11 @@
           <w:sz w:val="16"/>
           <w:szCs w:val="16"/>
         </w:rPr>
-        <w:t xml:space="preserve">###########################</w:t>
-      </w:r>
-    </w:p>
-    <w:p>
-      <w:pPr>
-        <w:spacing w:before="0" w:after="0"/>
+        <w:t>###########################</w:t>
+      </w:r>
+    </w:p>
+    <w:p>
+      <w:pPr>
         <w:jc w:val="center"/>
       </w:pPr>
       <w:r>
@@ -7378,12 +6841,11 @@
           <w:sz w:val="20"/>
           <w:szCs w:val="20"/>
         </w:rPr>
-        <w:t xml:space="preserve">edit-sprint-modal.png</w:t>
-      </w:r>
-    </w:p>
-    <w:p>
-      <w:pPr>
-        <w:spacing w:before="0" w:after="0"/>
+        <w:t>edit-sprint-modal.png</w:t>
+      </w:r>
+    </w:p>
+    <w:p>
+      <w:pPr>
         <w:jc w:val="center"/>
       </w:pPr>
       <w:r>
@@ -7393,7 +6855,7 @@
           <w:sz w:val="16"/>
           <w:szCs w:val="16"/>
         </w:rPr>
-        <w:t xml:space="preserve">###########################</w:t>
+        <w:t>###########################</w:t>
       </w:r>
     </w:p>
     <w:p>
@@ -7406,7 +6868,7 @@
           <w:noProof/>
         </w:rPr>
         <w:drawing>
-          <wp:inline distT="0" distB="0" distL="0" distR="0">
+          <wp:inline distT="0" distB="0" distL="0" distR="0" wp14:anchorId="41B8288F" wp14:editId="50F8C094">
             <wp:extent cx="5943600" cy="2425316"/>
             <wp:effectExtent l="0" t="0" r="0" b="0"/>
             <wp:docPr id="2004" name="Picture 2004"/>
@@ -7421,7 +6883,7 @@
                     <pic:cNvPicPr/>
                   </pic:nvPicPr>
                   <pic:blipFill>
-                    <a:blip r:embed="rId105"/>
+                    <a:blip r:embed="rId10"/>
                     <a:stretch>
                       <a:fillRect/>
                     </a:stretch>
@@ -7444,7 +6906,6 @@
     </w:p>
     <w:p>
       <w:pPr>
-        <w:spacing w:before="0" w:after="0"/>
         <w:jc w:val="center"/>
       </w:pPr>
       <w:r>
@@ -7454,12 +6915,11 @@
           <w:sz w:val="16"/>
           <w:szCs w:val="16"/>
         </w:rPr>
-        <w:t xml:space="preserve">###########################</w:t>
-      </w:r>
-    </w:p>
-    <w:p>
-      <w:pPr>
-        <w:spacing w:before="0" w:after="0"/>
+        <w:t>###########################</w:t>
+      </w:r>
+    </w:p>
+    <w:p>
+      <w:pPr>
         <w:jc w:val="center"/>
       </w:pPr>
       <w:r>
@@ -7470,12 +6930,11 @@
           <w:sz w:val="20"/>
           <w:szCs w:val="20"/>
         </w:rPr>
-        <w:t xml:space="preserve">edit-sprint-modal.png</w:t>
-      </w:r>
-    </w:p>
-    <w:p>
-      <w:pPr>
-        <w:spacing w:before="0" w:after="0"/>
+        <w:t>edit-sprint-modal.png</w:t>
+      </w:r>
+    </w:p>
+    <w:p>
+      <w:pPr>
         <w:jc w:val="center"/>
       </w:pPr>
       <w:r>
@@ -7485,7 +6944,7 @@
           <w:sz w:val="16"/>
           <w:szCs w:val="16"/>
         </w:rPr>
-        <w:t xml:space="preserve">###########################</w:t>
+        <w:t>###########################</w:t>
       </w:r>
     </w:p>
     <w:p>
@@ -7493,7 +6952,7 @@
         <w:pStyle w:val="Heading3"/>
       </w:pPr>
       <w:r>
-        <w:t xml:space="preserve">4.6 Create-Ticket modal (+ Ticket — reused across the project)</w:t>
+        <w:t>4.6 Create-Ticket modal (+ Ticket — reused across the project)</w:t>
       </w:r>
     </w:p>
     <w:p>
@@ -7509,7 +6968,7 @@
           <w:sz w:val="20"/>
           <w:szCs w:val="20"/>
         </w:rPr>
-        <w:t xml:space="preserve">c-ao-create-ticket-modal</w:t>
+        <w:t>c-ao-create-ticket-modal</w:t>
       </w:r>
       <w:r>
         <w:t xml:space="preserve"> is reused for both backlog and sprint creation. Fields: </w:t>
@@ -7519,7 +6978,7 @@
           <w:b/>
           <w:bCs/>
         </w:rPr>
-        <w:t xml:space="preserve">Summary</w:t>
+        <w:t>Summary</w:t>
       </w:r>
       <w:r>
         <w:t xml:space="preserve">, </w:t>
@@ -7529,7 +6988,7 @@
           <w:b/>
           <w:bCs/>
         </w:rPr>
-        <w:t xml:space="preserve">Description</w:t>
+        <w:t>Description</w:t>
       </w:r>
       <w:r>
         <w:t xml:space="preserve">, </w:t>
@@ -7539,7 +6998,7 @@
           <w:b/>
           <w:bCs/>
         </w:rPr>
-        <w:t xml:space="preserve">Story Points</w:t>
+        <w:t>Story Points</w:t>
       </w:r>
       <w:r>
         <w:t xml:space="preserve">, </w:t>
@@ -7549,7 +7008,7 @@
           <w:b/>
           <w:bCs/>
         </w:rPr>
-        <w:t xml:space="preserve">Ticket Type</w:t>
+        <w:t>Ticket Type</w:t>
       </w:r>
       <w:r>
         <w:t xml:space="preserve">, </w:t>
@@ -7559,7 +7018,7 @@
           <w:b/>
           <w:bCs/>
         </w:rPr>
-        <w:t xml:space="preserve">State</w:t>
+        <w:t>State</w:t>
       </w:r>
       <w:r>
         <w:t xml:space="preserve">, </w:t>
@@ -7569,7 +7028,7 @@
           <w:b/>
           <w:bCs/>
         </w:rPr>
-        <w:t xml:space="preserve">Priority</w:t>
+        <w:t>Priority</w:t>
       </w:r>
       <w:r>
         <w:t xml:space="preserve">. Buttons </w:t>
@@ -7579,7 +7038,7 @@
           <w:b/>
           <w:bCs/>
         </w:rPr>
-        <w:t xml:space="preserve">Cancel</w:t>
+        <w:t>Cancel</w:t>
       </w:r>
       <w:r>
         <w:t xml:space="preserve"> / </w:t>
@@ -7589,7 +7048,7 @@
           <w:b/>
           <w:bCs/>
         </w:rPr>
-        <w:t xml:space="preserve">Create</w:t>
+        <w:t>Create</w:t>
       </w:r>
       <w:r>
         <w:t xml:space="preserve">. In sprint mode the modal receives </w:t>
@@ -7600,7 +7059,7 @@
           <w:sz w:val="20"/>
           <w:szCs w:val="20"/>
         </w:rPr>
-        <w:t xml:space="preserve">sprint-id</w:t>
+        <w:t>sprint-id</w:t>
       </w:r>
       <w:r>
         <w:t xml:space="preserve"> and the parent calls </w:t>
@@ -7611,7 +7070,7 @@
           <w:sz w:val="20"/>
           <w:szCs w:val="20"/>
         </w:rPr>
-        <w:t xml:space="preserve">createTicketFromSprint</w:t>
+        <w:t>createTicketFromSprint</w:t>
       </w:r>
       <w:r>
         <w:t xml:space="preserve">; otherwise </w:t>
@@ -7622,15 +7081,14 @@
           <w:sz w:val="20"/>
           <w:szCs w:val="20"/>
         </w:rPr>
-        <w:t xml:space="preserve">createTicketFromBacklog</w:t>
-      </w:r>
-      <w:r>
-        <w:t xml:space="preserve">.</w:t>
-      </w:r>
-    </w:p>
-    <w:p>
-      <w:pPr>
-        <w:spacing w:before="0" w:after="0"/>
+        <w:t>createTicketFromBacklog</w:t>
+      </w:r>
+      <w:r>
+        <w:t>.</w:t>
+      </w:r>
+    </w:p>
+    <w:p>
+      <w:pPr>
         <w:jc w:val="center"/>
       </w:pPr>
       <w:r>
@@ -7640,12 +7098,11 @@
           <w:sz w:val="16"/>
           <w:szCs w:val="16"/>
         </w:rPr>
-        <w:t xml:space="preserve">###########################</w:t>
-      </w:r>
-    </w:p>
-    <w:p>
-      <w:pPr>
-        <w:spacing w:before="0" w:after="0"/>
+        <w:t>###########################</w:t>
+      </w:r>
+    </w:p>
+    <w:p>
+      <w:pPr>
         <w:jc w:val="center"/>
       </w:pPr>
       <w:r>
@@ -7656,12 +7113,11 @@
           <w:sz w:val="20"/>
           <w:szCs w:val="20"/>
         </w:rPr>
-        <w:t xml:space="preserve">create-ticket-modal.png</w:t>
-      </w:r>
-    </w:p>
-    <w:p>
-      <w:pPr>
-        <w:spacing w:before="0" w:after="0"/>
+        <w:t>create-ticket-modal.png</w:t>
+      </w:r>
+    </w:p>
+    <w:p>
+      <w:pPr>
         <w:jc w:val="center"/>
       </w:pPr>
       <w:r>
@@ -7671,7 +7127,7 @@
           <w:sz w:val="16"/>
           <w:szCs w:val="16"/>
         </w:rPr>
-        <w:t xml:space="preserve">###########################</w:t>
+        <w:t>###########################</w:t>
       </w:r>
     </w:p>
     <w:p>
@@ -7683,8 +7139,9 @@
         <w:rPr>
           <w:noProof/>
         </w:rPr>
+        <w:lastRenderedPageBreak/>
         <w:drawing>
-          <wp:inline distT="0" distB="0" distL="0" distR="0">
+          <wp:inline distT="0" distB="0" distL="0" distR="0" wp14:anchorId="7200C44E" wp14:editId="2277DCAC">
             <wp:extent cx="5943600" cy="2381892"/>
             <wp:effectExtent l="0" t="0" r="0" b="0"/>
             <wp:docPr id="2005" name="Picture 2005"/>
@@ -7699,7 +7156,7 @@
                     <pic:cNvPicPr/>
                   </pic:nvPicPr>
                   <pic:blipFill>
-                    <a:blip r:embed="rId106"/>
+                    <a:blip r:embed="rId11"/>
                     <a:stretch>
                       <a:fillRect/>
                     </a:stretch>
@@ -7722,7 +7179,6 @@
     </w:p>
     <w:p>
       <w:pPr>
-        <w:spacing w:before="0" w:after="0"/>
         <w:jc w:val="center"/>
       </w:pPr>
       <w:r>
@@ -7732,12 +7188,11 @@
           <w:sz w:val="16"/>
           <w:szCs w:val="16"/>
         </w:rPr>
-        <w:t xml:space="preserve">###########################</w:t>
-      </w:r>
-    </w:p>
-    <w:p>
-      <w:pPr>
-        <w:spacing w:before="0" w:after="0"/>
+        <w:t>###########################</w:t>
+      </w:r>
+    </w:p>
+    <w:p>
+      <w:pPr>
         <w:jc w:val="center"/>
       </w:pPr>
       <w:r>
@@ -7748,12 +7203,11 @@
           <w:sz w:val="20"/>
           <w:szCs w:val="20"/>
         </w:rPr>
-        <w:t xml:space="preserve">create-ticket-modal.png</w:t>
-      </w:r>
-    </w:p>
-    <w:p>
-      <w:pPr>
-        <w:spacing w:before="0" w:after="0"/>
+        <w:t>create-ticket-modal.png</w:t>
+      </w:r>
+    </w:p>
+    <w:p>
+      <w:pPr>
         <w:jc w:val="center"/>
       </w:pPr>
       <w:r>
@@ -7763,7 +7217,7 @@
           <w:sz w:val="16"/>
           <w:szCs w:val="16"/>
         </w:rPr>
-        <w:t xml:space="preserve">###########################</w:t>
+        <w:t>###########################</w:t>
       </w:r>
     </w:p>
     <w:p>
@@ -7771,7 +7225,7 @@
         <w:pStyle w:val="Heading3"/>
       </w:pPr>
       <w:r>
-        <w:t xml:space="preserve">4.7 Ticket container (row)</w:t>
+        <w:t>4.7 Ticket container (row)</w:t>
       </w:r>
     </w:p>
     <w:p>
@@ -7786,7 +7240,7 @@
           <w:b/>
           <w:bCs/>
         </w:rPr>
-        <w:t xml:space="preserve">name</w:t>
+        <w:t>name</w:t>
       </w:r>
       <w:r>
         <w:t xml:space="preserve">, </w:t>
@@ -7796,7 +7250,7 @@
           <w:b/>
           <w:bCs/>
         </w:rPr>
-        <w:t xml:space="preserve">summary</w:t>
+        <w:t>summary</w:t>
       </w:r>
       <w:r>
         <w:t xml:space="preserve">, </w:t>
@@ -7806,7 +7260,7 @@
           <w:b/>
           <w:bCs/>
         </w:rPr>
-        <w:t xml:space="preserve">epic</w:t>
+        <w:t>epic</w:t>
       </w:r>
       <w:r>
         <w:t xml:space="preserve"> label (</w:t>
@@ -7816,7 +7270,7 @@
           <w:b/>
           <w:bCs/>
         </w:rPr>
-        <w:t xml:space="preserve">No Epic</w:t>
+        <w:t>No Epic</w:t>
       </w:r>
       <w:r>
         <w:t xml:space="preserve"> when unset, clickable), </w:t>
@@ -7826,7 +7280,7 @@
           <w:b/>
           <w:bCs/>
         </w:rPr>
-        <w:t xml:space="preserve">current status</w:t>
+        <w:t>current status</w:t>
       </w:r>
       <w:r>
         <w:t xml:space="preserve"> combo, </w:t>
@@ -7836,7 +7290,7 @@
           <w:b/>
           <w:bCs/>
         </w:rPr>
-        <w:t xml:space="preserve">priority</w:t>
+        <w:t>priority</w:t>
       </w:r>
       <w:r>
         <w:t xml:space="preserve"> combo, </w:t>
@@ -7846,7 +7300,7 @@
           <w:b/>
           <w:bCs/>
         </w:rPr>
-        <w:t xml:space="preserve">assignee</w:t>
+        <w:t>assignee</w:t>
       </w:r>
       <w:r>
         <w:t xml:space="preserve"> combo, plus the type/story-point chip (e.g. </w:t>
@@ -7857,25 +7311,24 @@
           <w:sz w:val="20"/>
           <w:szCs w:val="20"/>
         </w:rPr>
-        <w:t xml:space="preserve">STORY 3 SP</w:t>
-      </w:r>
-      <w:r>
-        <w:t xml:space="preserve">). Trailing controls: edit-summary (pencil), epic label, status combo, priority combo, assignee combo, delete (trash), and add-subtask (</w:t>
+        <w:t>STORY 3 SP</w:t>
+      </w:r>
+      <w:r>
+        <w:t>). Trailing controls: edit-summary (pencil), epic label, status combo, priority combo, assignee combo, delete (trash), and add-subtask (</w:t>
       </w:r>
       <w:r>
         <w:rPr>
           <w:b/>
           <w:bCs/>
         </w:rPr>
-        <w:t xml:space="preserve">+</w:t>
-      </w:r>
-      <w:r>
-        <w:t xml:space="preserve">). The leading chevron expands the sub-tasks; the leading checkbox selects for bulk delete.</w:t>
-      </w:r>
-    </w:p>
-    <w:p>
-      <w:pPr>
-        <w:spacing w:before="0" w:after="0"/>
+        <w:t>+</w:t>
+      </w:r>
+      <w:r>
+        <w:t>). The leading chevron expands the sub-tasks; the leading checkbox selects for bulk delete.</w:t>
+      </w:r>
+    </w:p>
+    <w:p>
+      <w:pPr>
         <w:jc w:val="center"/>
       </w:pPr>
       <w:r>
@@ -7885,12 +7338,11 @@
           <w:sz w:val="16"/>
           <w:szCs w:val="16"/>
         </w:rPr>
-        <w:t xml:space="preserve">###########################</w:t>
-      </w:r>
-    </w:p>
-    <w:p>
-      <w:pPr>
-        <w:spacing w:before="0" w:after="0"/>
+        <w:t>###########################</w:t>
+      </w:r>
+    </w:p>
+    <w:p>
+      <w:pPr>
         <w:jc w:val="center"/>
       </w:pPr>
       <w:r>
@@ -7901,12 +7353,11 @@
           <w:sz w:val="20"/>
           <w:szCs w:val="20"/>
         </w:rPr>
-        <w:t xml:space="preserve">ticket-container-row.png</w:t>
-      </w:r>
-    </w:p>
-    <w:p>
-      <w:pPr>
-        <w:spacing w:before="0" w:after="0"/>
+        <w:t>ticket-container-row.png</w:t>
+      </w:r>
+    </w:p>
+    <w:p>
+      <w:pPr>
         <w:jc w:val="center"/>
       </w:pPr>
       <w:r>
@@ -7916,7 +7367,7 @@
           <w:sz w:val="16"/>
           <w:szCs w:val="16"/>
         </w:rPr>
-        <w:t xml:space="preserve">###########################</w:t>
+        <w:t>###########################</w:t>
       </w:r>
     </w:p>
     <w:p>
@@ -7929,7 +7380,7 @@
           <w:noProof/>
         </w:rPr>
         <w:drawing>
-          <wp:inline distT="0" distB="0" distL="0" distR="0">
+          <wp:inline distT="0" distB="0" distL="0" distR="0" wp14:anchorId="6B598188" wp14:editId="63CB3072">
             <wp:extent cx="5943600" cy="99865"/>
             <wp:effectExtent l="0" t="0" r="0" b="0"/>
             <wp:docPr id="2006" name="Picture 2006"/>
@@ -7944,7 +7395,7 @@
                     <pic:cNvPicPr/>
                   </pic:nvPicPr>
                   <pic:blipFill>
-                    <a:blip r:embed="rId107"/>
+                    <a:blip r:embed="rId12"/>
                     <a:stretch>
                       <a:fillRect/>
                     </a:stretch>
@@ -7967,7 +7418,6 @@
     </w:p>
     <w:p>
       <w:pPr>
-        <w:spacing w:before="0" w:after="0"/>
         <w:jc w:val="center"/>
       </w:pPr>
       <w:r>
@@ -7977,12 +7427,11 @@
           <w:sz w:val="16"/>
           <w:szCs w:val="16"/>
         </w:rPr>
-        <w:t xml:space="preserve">###########################</w:t>
-      </w:r>
-    </w:p>
-    <w:p>
-      <w:pPr>
-        <w:spacing w:before="0" w:after="0"/>
+        <w:t>###########################</w:t>
+      </w:r>
+    </w:p>
+    <w:p>
+      <w:pPr>
         <w:jc w:val="center"/>
       </w:pPr>
       <w:r>
@@ -7993,12 +7442,11 @@
           <w:sz w:val="20"/>
           <w:szCs w:val="20"/>
         </w:rPr>
-        <w:t xml:space="preserve">ticket-container-row.png</w:t>
-      </w:r>
-    </w:p>
-    <w:p>
-      <w:pPr>
-        <w:spacing w:before="0" w:after="0"/>
+        <w:t>ticket-container-row.png</w:t>
+      </w:r>
+    </w:p>
+    <w:p>
+      <w:pPr>
         <w:jc w:val="center"/>
       </w:pPr>
       <w:r>
@@ -8008,7 +7456,7 @@
           <w:sz w:val="16"/>
           <w:szCs w:val="16"/>
         </w:rPr>
-        <w:t xml:space="preserve">###########################</w:t>
+        <w:t>###########################</w:t>
       </w:r>
     </w:p>
     <w:p>
@@ -8016,7 +7464,7 @@
         <w:pStyle w:val="Heading3"/>
       </w:pPr>
       <w:r>
-        <w:t xml:space="preserve">4.8 Change priority — combo with confirm (✓) and close (✕)</w:t>
+        <w:t>4.8 Change priority — combo with confirm (✓) and close (✕)</w:t>
       </w:r>
     </w:p>
     <w:p>
@@ -8031,7 +7479,7 @@
           <w:b/>
           <w:bCs/>
         </w:rPr>
-        <w:t xml:space="preserve">checkmark</w:t>
+        <w:t>checkmark</w:t>
       </w:r>
       <w:r>
         <w:t xml:space="preserve"> (confirm) and a </w:t>
@@ -8041,7 +7489,7 @@
           <w:b/>
           <w:bCs/>
         </w:rPr>
-        <w:t xml:space="preserve">close</w:t>
+        <w:t>close</w:t>
       </w:r>
       <w:r>
         <w:t xml:space="preserve"> button. Confirming validates the value (Critical / High / Medium / Low) and calls </w:t>
@@ -8052,15 +7500,14 @@
           <w:sz w:val="20"/>
           <w:szCs w:val="20"/>
         </w:rPr>
-        <w:t xml:space="preserve">updateTicketPriority</w:t>
-      </w:r>
-      <w:r>
-        <w:t xml:space="preserve">.</w:t>
-      </w:r>
-    </w:p>
-    <w:p>
-      <w:pPr>
-        <w:spacing w:before="0" w:after="0"/>
+        <w:t>updateTicketPriority</w:t>
+      </w:r>
+      <w:r>
+        <w:t>.</w:t>
+      </w:r>
+    </w:p>
+    <w:p>
+      <w:pPr>
         <w:jc w:val="center"/>
       </w:pPr>
       <w:r>
@@ -8070,12 +7517,11 @@
           <w:sz w:val="16"/>
           <w:szCs w:val="16"/>
         </w:rPr>
-        <w:t xml:space="preserve">###########################</w:t>
-      </w:r>
-    </w:p>
-    <w:p>
-      <w:pPr>
-        <w:spacing w:before="0" w:after="0"/>
+        <w:t>###########################</w:t>
+      </w:r>
+    </w:p>
+    <w:p>
+      <w:pPr>
         <w:jc w:val="center"/>
       </w:pPr>
       <w:r>
@@ -8086,12 +7532,11 @@
           <w:sz w:val="20"/>
           <w:szCs w:val="20"/>
         </w:rPr>
-        <w:t xml:space="preserve">change-priority-value.png</w:t>
-      </w:r>
-    </w:p>
-    <w:p>
-      <w:pPr>
-        <w:spacing w:before="0" w:after="0"/>
+        <w:t>change-priority-value.png</w:t>
+      </w:r>
+    </w:p>
+    <w:p>
+      <w:pPr>
         <w:jc w:val="center"/>
       </w:pPr>
       <w:r>
@@ -8101,7 +7546,7 @@
           <w:sz w:val="16"/>
           <w:szCs w:val="16"/>
         </w:rPr>
-        <w:t xml:space="preserve">###########################</w:t>
+        <w:t>###########################</w:t>
       </w:r>
     </w:p>
     <w:p>
@@ -8114,7 +7559,7 @@
           <w:noProof/>
         </w:rPr>
         <w:drawing>
-          <wp:inline distT="0" distB="0" distL="0" distR="0">
+          <wp:inline distT="0" distB="0" distL="0" distR="0" wp14:anchorId="050E70F1" wp14:editId="160F73C4">
             <wp:extent cx="5943600" cy="723430"/>
             <wp:effectExtent l="0" t="0" r="0" b="0"/>
             <wp:docPr id="2007" name="Picture 2007"/>
@@ -8129,7 +7574,7 @@
                     <pic:cNvPicPr/>
                   </pic:nvPicPr>
                   <pic:blipFill>
-                    <a:blip r:embed="rId108"/>
+                    <a:blip r:embed="rId13"/>
                     <a:stretch>
                       <a:fillRect/>
                     </a:stretch>
@@ -8152,7 +7597,6 @@
     </w:p>
     <w:p>
       <w:pPr>
-        <w:spacing w:before="0" w:after="0"/>
         <w:jc w:val="center"/>
       </w:pPr>
       <w:r>
@@ -8162,12 +7606,11 @@
           <w:sz w:val="16"/>
           <w:szCs w:val="16"/>
         </w:rPr>
-        <w:t xml:space="preserve">###########################</w:t>
-      </w:r>
-    </w:p>
-    <w:p>
-      <w:pPr>
-        <w:spacing w:before="0" w:after="0"/>
+        <w:t>###########################</w:t>
+      </w:r>
+    </w:p>
+    <w:p>
+      <w:pPr>
         <w:jc w:val="center"/>
       </w:pPr>
       <w:r>
@@ -8178,12 +7621,11 @@
           <w:sz w:val="20"/>
           <w:szCs w:val="20"/>
         </w:rPr>
-        <w:t xml:space="preserve">change-priority-value.png</w:t>
-      </w:r>
-    </w:p>
-    <w:p>
-      <w:pPr>
-        <w:spacing w:before="0" w:after="0"/>
+        <w:t>change-priority-value.png</w:t>
+      </w:r>
+    </w:p>
+    <w:p>
+      <w:pPr>
         <w:jc w:val="center"/>
       </w:pPr>
       <w:r>
@@ -8193,7 +7635,7 @@
           <w:sz w:val="16"/>
           <w:szCs w:val="16"/>
         </w:rPr>
-        <w:t xml:space="preserve">###########################</w:t>
+        <w:t>###########################</w:t>
       </w:r>
     </w:p>
     <w:p>
@@ -8201,7 +7643,8 @@
         <w:pStyle w:val="Heading3"/>
       </w:pPr>
       <w:r>
-        <w:t xml:space="preserve">4.9 Expand ticket — sub-tasks list</w:t>
+        <w:lastRenderedPageBreak/>
+        <w:t>4.9 Expand ticket — sub-tasks list</w:t>
       </w:r>
     </w:p>
     <w:p>
@@ -8209,7 +7652,7 @@
         <w:spacing w:after="160" w:line="276" w:lineRule="auto"/>
       </w:pPr>
       <w:r>
-        <w:t xml:space="preserve">The ticket's expand chevron lazy-loads (</w:t>
+        <w:t>The ticket's expand chevron lazy-loads (</w:t>
       </w:r>
       <w:r>
         <w:rPr>
@@ -8217,15 +7660,14 @@
           <w:sz w:val="20"/>
           <w:szCs w:val="20"/>
         </w:rPr>
-        <w:t xml:space="preserve">loadSubtasks</w:t>
-      </w:r>
-      <w:r>
-        <w:t xml:space="preserve">) and lists its sub-tasks beneath the row. Each sub-task supports summary edit, assignee change, and delete.</w:t>
-      </w:r>
-    </w:p>
-    <w:p>
-      <w:pPr>
-        <w:spacing w:before="0" w:after="0"/>
+        <w:t>loadSubtasks</w:t>
+      </w:r>
+      <w:r>
+        <w:t>) and lists its sub-tasks beneath the row. Each sub-task supports summary edit, assignee change, and delete.</w:t>
+      </w:r>
+    </w:p>
+    <w:p>
+      <w:pPr>
         <w:jc w:val="center"/>
       </w:pPr>
       <w:r>
@@ -8235,12 +7677,11 @@
           <w:sz w:val="16"/>
           <w:szCs w:val="16"/>
         </w:rPr>
-        <w:t xml:space="preserve">###########################</w:t>
-      </w:r>
-    </w:p>
-    <w:p>
-      <w:pPr>
-        <w:spacing w:before="0" w:after="0"/>
+        <w:t>###########################</w:t>
+      </w:r>
+    </w:p>
+    <w:p>
+      <w:pPr>
         <w:jc w:val="center"/>
       </w:pPr>
       <w:r>
@@ -8251,12 +7692,11 @@
           <w:sz w:val="20"/>
           <w:szCs w:val="20"/>
         </w:rPr>
-        <w:t xml:space="preserve">show-sub-task-for-ticket-container.png</w:t>
-      </w:r>
-    </w:p>
-    <w:p>
-      <w:pPr>
-        <w:spacing w:before="0" w:after="0"/>
+        <w:t>show-sub-task-for-ticket-container.png</w:t>
+      </w:r>
+    </w:p>
+    <w:p>
+      <w:pPr>
         <w:jc w:val="center"/>
       </w:pPr>
       <w:r>
@@ -8266,7 +7706,7 @@
           <w:sz w:val="16"/>
           <w:szCs w:val="16"/>
         </w:rPr>
-        <w:t xml:space="preserve">###########################</w:t>
+        <w:t>###########################</w:t>
       </w:r>
     </w:p>
     <w:p>
@@ -8279,7 +7719,7 @@
           <w:noProof/>
         </w:rPr>
         <w:drawing>
-          <wp:inline distT="0" distB="0" distL="0" distR="0">
+          <wp:inline distT="0" distB="0" distL="0" distR="0" wp14:anchorId="69D8F21A" wp14:editId="42CCCFB9">
             <wp:extent cx="5943600" cy="427256"/>
             <wp:effectExtent l="0" t="0" r="0" b="0"/>
             <wp:docPr id="2008" name="Picture 2008"/>
@@ -8294,7 +7734,7 @@
                     <pic:cNvPicPr/>
                   </pic:nvPicPr>
                   <pic:blipFill>
-                    <a:blip r:embed="rId109"/>
+                    <a:blip r:embed="rId14"/>
                     <a:stretch>
                       <a:fillRect/>
                     </a:stretch>
@@ -8317,7 +7757,6 @@
     </w:p>
     <w:p>
       <w:pPr>
-        <w:spacing w:before="0" w:after="0"/>
         <w:jc w:val="center"/>
       </w:pPr>
       <w:r>
@@ -8327,12 +7766,11 @@
           <w:sz w:val="16"/>
           <w:szCs w:val="16"/>
         </w:rPr>
-        <w:t xml:space="preserve">###########################</w:t>
-      </w:r>
-    </w:p>
-    <w:p>
-      <w:pPr>
-        <w:spacing w:before="0" w:after="0"/>
+        <w:t>###########################</w:t>
+      </w:r>
+    </w:p>
+    <w:p>
+      <w:pPr>
         <w:jc w:val="center"/>
       </w:pPr>
       <w:r>
@@ -8343,12 +7781,11 @@
           <w:sz w:val="20"/>
           <w:szCs w:val="20"/>
         </w:rPr>
-        <w:t xml:space="preserve">show-sub-task-for-ticket-container.png</w:t>
-      </w:r>
-    </w:p>
-    <w:p>
-      <w:pPr>
-        <w:spacing w:before="0" w:after="0"/>
+        <w:t>show-sub-task-for-ticket-container.png</w:t>
+      </w:r>
+    </w:p>
+    <w:p>
+      <w:pPr>
         <w:jc w:val="center"/>
       </w:pPr>
       <w:r>
@@ -8358,7 +7795,7 @@
           <w:sz w:val="16"/>
           <w:szCs w:val="16"/>
         </w:rPr>
-        <w:t xml:space="preserve">###########################</w:t>
+        <w:t>###########################</w:t>
       </w:r>
     </w:p>
     <w:p>
@@ -8366,7 +7803,7 @@
         <w:pStyle w:val="Heading3"/>
       </w:pPr>
       <w:r>
-        <w:t xml:space="preserve">4.10 Create-Subtask modal (+ on a ticket)</w:t>
+        <w:t>4.10 Create-Subtask modal (+ on a ticket)</w:t>
       </w:r>
     </w:p>
     <w:p>
@@ -8381,7 +7818,7 @@
           <w:b/>
           <w:bCs/>
         </w:rPr>
-        <w:t xml:space="preserve">Summary</w:t>
+        <w:t>Summary</w:t>
       </w:r>
       <w:r>
         <w:t xml:space="preserve"> *, </w:t>
@@ -8391,7 +7828,7 @@
           <w:b/>
           <w:bCs/>
         </w:rPr>
-        <w:t xml:space="preserve">Description</w:t>
+        <w:t>Description</w:t>
       </w:r>
       <w:r>
         <w:t xml:space="preserve">, </w:t>
@@ -8401,7 +7838,7 @@
           <w:b/>
           <w:bCs/>
         </w:rPr>
-        <w:t xml:space="preserve">Assignee</w:t>
+        <w:t>Assignee</w:t>
       </w:r>
       <w:r>
         <w:t xml:space="preserve">, </w:t>
@@ -8411,7 +7848,7 @@
           <w:b/>
           <w:bCs/>
         </w:rPr>
-        <w:t xml:space="preserve">State</w:t>
+        <w:t>State</w:t>
       </w:r>
       <w:r>
         <w:t xml:space="preserve">, </w:t>
@@ -8421,7 +7858,7 @@
           <w:b/>
           <w:bCs/>
         </w:rPr>
-        <w:t xml:space="preserve">Story Points</w:t>
+        <w:t>Story Points</w:t>
       </w:r>
       <w:r>
         <w:t xml:space="preserve">. Buttons </w:t>
@@ -8431,7 +7868,7 @@
           <w:b/>
           <w:bCs/>
         </w:rPr>
-        <w:t xml:space="preserve">Cancel</w:t>
+        <w:t>Cancel</w:t>
       </w:r>
       <w:r>
         <w:t xml:space="preserve"> / </w:t>
@@ -8441,7 +7878,7 @@
           <w:b/>
           <w:bCs/>
         </w:rPr>
-        <w:t xml:space="preserve">Create</w:t>
+        <w:t>Create</w:t>
       </w:r>
       <w:r>
         <w:t xml:space="preserve">; submitting calls </w:t>
@@ -8452,15 +7889,14 @@
           <w:sz w:val="20"/>
           <w:szCs w:val="20"/>
         </w:rPr>
-        <w:t xml:space="preserve">createSubtask</w:t>
-      </w:r>
-      <w:r>
-        <w:t xml:space="preserve">.</w:t>
-      </w:r>
-    </w:p>
-    <w:p>
-      <w:pPr>
-        <w:spacing w:before="0" w:after="0"/>
+        <w:t>createSubtask</w:t>
+      </w:r>
+      <w:r>
+        <w:t>.</w:t>
+      </w:r>
+    </w:p>
+    <w:p>
+      <w:pPr>
         <w:jc w:val="center"/>
       </w:pPr>
       <w:r>
@@ -8470,12 +7906,11 @@
           <w:sz w:val="16"/>
           <w:szCs w:val="16"/>
         </w:rPr>
-        <w:t xml:space="preserve">###########################</w:t>
-      </w:r>
-    </w:p>
-    <w:p>
-      <w:pPr>
-        <w:spacing w:before="0" w:after="0"/>
+        <w:t>###########################</w:t>
+      </w:r>
+    </w:p>
+    <w:p>
+      <w:pPr>
         <w:jc w:val="center"/>
       </w:pPr>
       <w:r>
@@ -8486,12 +7921,11 @@
           <w:sz w:val="20"/>
           <w:szCs w:val="20"/>
         </w:rPr>
-        <w:t xml:space="preserve">create-sub-task-modal.png</w:t>
-      </w:r>
-    </w:p>
-    <w:p>
-      <w:pPr>
-        <w:spacing w:before="0" w:after="0"/>
+        <w:t>create-sub-task-modal.png</w:t>
+      </w:r>
+    </w:p>
+    <w:p>
+      <w:pPr>
         <w:jc w:val="center"/>
       </w:pPr>
       <w:r>
@@ -8501,7 +7935,7 @@
           <w:sz w:val="16"/>
           <w:szCs w:val="16"/>
         </w:rPr>
-        <w:t xml:space="preserve">###########################</w:t>
+        <w:t>###########################</w:t>
       </w:r>
     </w:p>
     <w:p>
@@ -8514,7 +7948,7 @@
           <w:noProof/>
         </w:rPr>
         <w:drawing>
-          <wp:inline distT="0" distB="0" distL="0" distR="0">
+          <wp:inline distT="0" distB="0" distL="0" distR="0" wp14:anchorId="4649C4D9" wp14:editId="17118E1A">
             <wp:extent cx="5943600" cy="2509520"/>
             <wp:effectExtent l="0" t="0" r="0" b="0"/>
             <wp:docPr id="2009" name="Picture 2009"/>
@@ -8529,7 +7963,7 @@
                     <pic:cNvPicPr/>
                   </pic:nvPicPr>
                   <pic:blipFill>
-                    <a:blip r:embed="rId110"/>
+                    <a:blip r:embed="rId15"/>
                     <a:stretch>
                       <a:fillRect/>
                     </a:stretch>
@@ -8552,7 +7986,6 @@
     </w:p>
     <w:p>
       <w:pPr>
-        <w:spacing w:before="0" w:after="0"/>
         <w:jc w:val="center"/>
       </w:pPr>
       <w:r>
@@ -8562,12 +7995,11 @@
           <w:sz w:val="16"/>
           <w:szCs w:val="16"/>
         </w:rPr>
-        <w:t xml:space="preserve">###########################</w:t>
-      </w:r>
-    </w:p>
-    <w:p>
-      <w:pPr>
-        <w:spacing w:before="0" w:after="0"/>
+        <w:t>###########################</w:t>
+      </w:r>
+    </w:p>
+    <w:p>
+      <w:pPr>
         <w:jc w:val="center"/>
       </w:pPr>
       <w:r>
@@ -8578,12 +8010,11 @@
           <w:sz w:val="20"/>
           <w:szCs w:val="20"/>
         </w:rPr>
-        <w:t xml:space="preserve">create-sub-task-modal.png</w:t>
-      </w:r>
-    </w:p>
-    <w:p>
-      <w:pPr>
-        <w:spacing w:before="0" w:after="0"/>
+        <w:t>create-sub-task-modal.png</w:t>
+      </w:r>
+    </w:p>
+    <w:p>
+      <w:pPr>
         <w:jc w:val="center"/>
       </w:pPr>
       <w:r>
@@ -8593,7 +8024,7 @@
           <w:sz w:val="16"/>
           <w:szCs w:val="16"/>
         </w:rPr>
-        <w:t xml:space="preserve">###########################</w:t>
+        <w:t>###########################</w:t>
       </w:r>
     </w:p>
     <w:p>
@@ -8601,7 +8032,7 @@
         <w:pStyle w:val="Heading3"/>
       </w:pPr>
       <w:r>
-        <w:t xml:space="preserve">4.11 Update Epic Parent modal (epic label → choose existing or create new)</w:t>
+        <w:t>4.11 Update Epic Parent modal (epic label → choose existing or create new)</w:t>
       </w:r>
     </w:p>
     <w:p>
@@ -8616,7 +8047,7 @@
           <w:b/>
           <w:bCs/>
         </w:rPr>
-        <w:t xml:space="preserve">create a new one</w:t>
+        <w:t>create a new one</w:t>
       </w:r>
       <w:r>
         <w:t xml:space="preserve">. The create form fields: </w:t>
@@ -8626,7 +8057,7 @@
           <w:b/>
           <w:bCs/>
         </w:rPr>
-        <w:t xml:space="preserve">Epic Name</w:t>
+        <w:t>Epic Name</w:t>
       </w:r>
       <w:r>
         <w:t xml:space="preserve"> *, </w:t>
@@ -8636,7 +8067,7 @@
           <w:b/>
           <w:bCs/>
         </w:rPr>
-        <w:t xml:space="preserve">Summary</w:t>
+        <w:t>Summary</w:t>
       </w:r>
       <w:r>
         <w:t xml:space="preserve"> *, </w:t>
@@ -8646,7 +8077,7 @@
           <w:b/>
           <w:bCs/>
         </w:rPr>
-        <w:t xml:space="preserve">Description</w:t>
+        <w:t>Description</w:t>
       </w:r>
       <w:r>
         <w:t xml:space="preserve">, </w:t>
@@ -8656,7 +8087,7 @@
           <w:b/>
           <w:bCs/>
         </w:rPr>
-        <w:t xml:space="preserve">Start Date</w:t>
+        <w:t>Start Date</w:t>
       </w:r>
       <w:r>
         <w:t xml:space="preserve">, </w:t>
@@ -8666,7 +8097,7 @@
           <w:b/>
           <w:bCs/>
         </w:rPr>
-        <w:t xml:space="preserve">End Date</w:t>
+        <w:t>End Date</w:t>
       </w:r>
       <w:r>
         <w:t xml:space="preserve">. Creating calls </w:t>
@@ -8677,7 +8108,7 @@
           <w:sz w:val="20"/>
           <w:szCs w:val="20"/>
         </w:rPr>
-        <w:t xml:space="preserve">createEpic</w:t>
+        <w:t>createEpic</w:t>
       </w:r>
       <w:r>
         <w:t xml:space="preserve"> then </w:t>
@@ -8688,7 +8119,7 @@
           <w:sz w:val="20"/>
           <w:szCs w:val="20"/>
         </w:rPr>
-        <w:t xml:space="preserve">updateTicketEpic</w:t>
+        <w:t>updateTicketEpic</w:t>
       </w:r>
       <w:r>
         <w:t xml:space="preserve">; choosing an existing epic calls </w:t>
@@ -8699,7 +8130,7 @@
           <w:sz w:val="20"/>
           <w:szCs w:val="20"/>
         </w:rPr>
-        <w:t xml:space="preserve">updateTicketEpic</w:t>
+        <w:t>updateTicketEpic</w:t>
       </w:r>
       <w:r>
         <w:t xml:space="preserve"> directly.</w:t>
@@ -8707,7 +8138,6 @@
     </w:p>
     <w:p>
       <w:pPr>
-        <w:spacing w:before="0" w:after="0"/>
         <w:jc w:val="center"/>
       </w:pPr>
       <w:r>
@@ -8717,12 +8147,11 @@
           <w:sz w:val="16"/>
           <w:szCs w:val="16"/>
         </w:rPr>
-        <w:t xml:space="preserve">###########################</w:t>
-      </w:r>
-    </w:p>
-    <w:p>
-      <w:pPr>
-        <w:spacing w:before="0" w:after="0"/>
+        <w:t>###########################</w:t>
+      </w:r>
+    </w:p>
+    <w:p>
+      <w:pPr>
         <w:jc w:val="center"/>
       </w:pPr>
       <w:r>
@@ -8733,12 +8162,11 @@
           <w:sz w:val="20"/>
           <w:szCs w:val="20"/>
         </w:rPr>
-        <w:t xml:space="preserve">create-epic-modal.png</w:t>
-      </w:r>
-    </w:p>
-    <w:p>
-      <w:pPr>
-        <w:spacing w:before="0" w:after="0"/>
+        <w:t>create-epic-modal.png</w:t>
+      </w:r>
+    </w:p>
+    <w:p>
+      <w:pPr>
         <w:jc w:val="center"/>
       </w:pPr>
       <w:r>
@@ -8748,7 +8176,7 @@
           <w:sz w:val="16"/>
           <w:szCs w:val="16"/>
         </w:rPr>
-        <w:t xml:space="preserve">###########################</w:t>
+        <w:t>###########################</w:t>
       </w:r>
     </w:p>
     <w:p>
@@ -8760,8 +8188,9 @@
         <w:rPr>
           <w:noProof/>
         </w:rPr>
+        <w:lastRenderedPageBreak/>
         <w:drawing>
-          <wp:inline distT="0" distB="0" distL="0" distR="0">
+          <wp:inline distT="0" distB="0" distL="0" distR="0" wp14:anchorId="17854A0C" wp14:editId="6F767696">
             <wp:extent cx="4314825" cy="3981450"/>
             <wp:effectExtent l="0" t="0" r="0" b="0"/>
             <wp:docPr id="2010" name="Picture 2010"/>
@@ -8776,7 +8205,7 @@
                     <pic:cNvPicPr/>
                   </pic:nvPicPr>
                   <pic:blipFill>
-                    <a:blip r:embed="rId111"/>
+                    <a:blip r:embed="rId16"/>
                     <a:stretch>
                       <a:fillRect/>
                     </a:stretch>
@@ -8799,7 +8228,6 @@
     </w:p>
     <w:p>
       <w:pPr>
-        <w:spacing w:before="0" w:after="0"/>
         <w:jc w:val="center"/>
       </w:pPr>
       <w:r>
@@ -8809,12 +8237,11 @@
           <w:sz w:val="16"/>
           <w:szCs w:val="16"/>
         </w:rPr>
-        <w:t xml:space="preserve">###########################</w:t>
-      </w:r>
-    </w:p>
-    <w:p>
-      <w:pPr>
-        <w:spacing w:before="0" w:after="0"/>
+        <w:t>###########################</w:t>
+      </w:r>
+    </w:p>
+    <w:p>
+      <w:pPr>
         <w:jc w:val="center"/>
       </w:pPr>
       <w:r>
@@ -8825,12 +8252,11 @@
           <w:sz w:val="20"/>
           <w:szCs w:val="20"/>
         </w:rPr>
-        <w:t xml:space="preserve">create-epic-modal.png</w:t>
-      </w:r>
-    </w:p>
-    <w:p>
-      <w:pPr>
-        <w:spacing w:before="0" w:after="0"/>
+        <w:t>create-epic-modal.png</w:t>
+      </w:r>
+    </w:p>
+    <w:p>
+      <w:pPr>
         <w:jc w:val="center"/>
       </w:pPr>
       <w:r>
@@ -8840,7 +8266,339 @@
           <w:sz w:val="16"/>
           <w:szCs w:val="16"/>
         </w:rPr>
-        <w:t xml:space="preserve">###########################</w:t>
+        <w:t>###########################</w:t>
+      </w:r>
+    </w:p>
+    <w:p>
+      <w:pPr>
+        <w:pStyle w:val="Heading3"/>
+      </w:pPr>
+      <w:r>
+        <w:t>4.12 Ticket view panel (c-ticket-view)</w:t>
+      </w:r>
+    </w:p>
+    <w:p>
+      <w:pPr>
+        <w:spacing w:after="160" w:line="276" w:lineRule="auto"/>
+      </w:pPr>
+      <w:r>
+        <w:rPr>
+          <w:b/>
+          <w:bCs/>
+        </w:rPr>
+        <w:t>Clicking a ticket row dispatches ticketviewopen and opens the right-side c-ticket-view panel for that ticket (the parent keeps _activeTicketViewId and feeds the panel via _findTicketById). The header shows the ticket Name and a Close (×). Body sections: Summary — click the title to edit inline (c-ao-input) with confirm (✓) / cancel (✕), saving via ticketsummaryupdate → updateTicketSummary. Status — a combo box bound to statusOptions that fires ticketstatuschange → changeTicketState. Description — rendered with lightning-formatted-rich-text; clicking it (or the “Add a description…” placeholder when empty) swaps in a lightning-input-rich-text editor with Save / Cancel (ticketdescriptionupdate → updateTicketDescription). Linked work items — a collapsible section; expanding fires ticketlinkedtoexpand (@wire loadTicketLinkedTo) and lists the items under the blocks label; the + reveals an add-link form with a Link-type combo (loadTicketLinkedToType) and a ticket auto-complete that searches on ≥ 2 characters (ticketsearch → @wire loadTicketBySearchTerm), with Cancel / Link — Link is enabled only once both a type and a target ticket are chosen (linkToTicket). Subtasks — a collapsible section; expanding fires subtasksexpand (@wire loadSubtasks) and lists each sub-task (name, summary, assignee); the + reveals an inline create form (Summary *, Assignee, Current State, Start Date, Story Point, Description) with Cancel / Create (subtaskcreate → createSubtask).</w:t>
+      </w:r>
+    </w:p>
+    <w:p>
+      <w:pPr>
+        <w:jc w:val="center"/>
+      </w:pPr>
+      <w:r>
+        <w:rPr>
+          <w:rFonts w:ascii="Consolas" w:hAnsi="Consolas" w:cs="Consolas"/>
+          <w:color w:val="9AA0A6"/>
+          <w:sz w:val="16"/>
+          <w:szCs w:val="16"/>
+        </w:rPr>
+        <w:t>###########################</w:t>
+      </w:r>
+    </w:p>
+    <w:p>
+      <w:pPr>
+        <w:spacing w:after="160" w:line="276" w:lineRule="auto"/>
+      </w:pPr>
+      <w:r>
+        <w:rPr>
+          <w:b/>
+          <w:bCs/>
+        </w:rPr>
+        <w:t>ticket-view-panel.png</w:t>
+      </w:r>
+    </w:p>
+    <w:p>
+      <w:pPr>
+        <w:jc w:val="center"/>
+      </w:pPr>
+      <w:r>
+        <w:rPr>
+          <w:rFonts w:ascii="Consolas" w:hAnsi="Consolas" w:cs="Consolas"/>
+          <w:color w:val="9AA0A6"/>
+          <w:sz w:val="16"/>
+          <w:szCs w:val="16"/>
+        </w:rPr>
+        <w:t>###########################</w:t>
+      </w:r>
+    </w:p>
+    <w:p>
+      <w:pPr>
+        <w:spacing w:after="160" w:line="276" w:lineRule="auto"/>
+      </w:pPr>
+      <w:r>
+        <w:rPr>
+          <w:b/>
+          <w:bCs/>
+        </w:rPr>
+        <w:t/>
+      </w:r>
+    </w:p>
+    <w:p>
+      <w:pPr>
+        <w:jc w:val="center"/>
+      </w:pPr>
+      <w:r>
+        <w:rPr>
+          <w:rFonts w:ascii="Consolas" w:hAnsi="Consolas" w:cs="Consolas"/>
+          <w:color w:val="9AA0A6"/>
+          <w:sz w:val="16"/>
+          <w:szCs w:val="16"/>
+        </w:rPr>
+        <w:t>###########################</w:t>
+      </w:r>
+    </w:p>
+    <w:p>
+      <w:pPr>
+        <w:spacing w:after="160" w:line="276" w:lineRule="auto"/>
+      </w:pPr>
+      <w:r>
+        <w:rPr>
+          <w:b/>
+          <w:bCs/>
+        </w:rPr>
+        <w:t>ticket-view-status-combo.png</w:t>
+      </w:r>
+    </w:p>
+    <w:p>
+      <w:pPr>
+        <w:jc w:val="center"/>
+      </w:pPr>
+      <w:r>
+        <w:rPr>
+          <w:rFonts w:ascii="Consolas" w:hAnsi="Consolas" w:cs="Consolas"/>
+          <w:color w:val="9AA0A6"/>
+          <w:sz w:val="16"/>
+          <w:szCs w:val="16"/>
+        </w:rPr>
+        <w:t>###########################</w:t>
+      </w:r>
+    </w:p>
+    <w:p>
+      <w:pPr>
+        <w:spacing w:after="160" w:line="276" w:lineRule="auto"/>
+      </w:pPr>
+      <w:r>
+        <w:rPr>
+          <w:b/>
+          <w:bCs/>
+        </w:rPr>
+        <w:t/>
+      </w:r>
+    </w:p>
+    <w:p>
+      <w:pPr>
+        <w:jc w:val="center"/>
+      </w:pPr>
+      <w:r>
+        <w:rPr>
+          <w:rFonts w:ascii="Consolas" w:hAnsi="Consolas" w:cs="Consolas"/>
+          <w:color w:val="9AA0A6"/>
+          <w:sz w:val="16"/>
+          <w:szCs w:val="16"/>
+        </w:rPr>
+        <w:t>###########################</w:t>
+      </w:r>
+    </w:p>
+    <w:p>
+      <w:pPr>
+        <w:spacing w:after="160" w:line="276" w:lineRule="auto"/>
+      </w:pPr>
+      <w:r>
+        <w:rPr>
+          <w:b/>
+          <w:bCs/>
+        </w:rPr>
+        <w:t>ticket-view-linked-work-items.png</w:t>
+      </w:r>
+    </w:p>
+    <w:p>
+      <w:pPr>
+        <w:jc w:val="center"/>
+      </w:pPr>
+      <w:r>
+        <w:rPr>
+          <w:rFonts w:ascii="Consolas" w:hAnsi="Consolas" w:cs="Consolas"/>
+          <w:color w:val="9AA0A6"/>
+          <w:sz w:val="16"/>
+          <w:szCs w:val="16"/>
+        </w:rPr>
+        <w:t>###########################</w:t>
+      </w:r>
+    </w:p>
+    <w:p>
+      <w:pPr>
+        <w:spacing w:after="160" w:line="276" w:lineRule="auto"/>
+      </w:pPr>
+      <w:r>
+        <w:rPr>
+          <w:b/>
+          <w:bCs/>
+        </w:rPr>
+        <w:t/>
+      </w:r>
+    </w:p>
+    <w:p>
+      <w:pPr>
+        <w:jc w:val="center"/>
+      </w:pPr>
+      <w:r>
+        <w:rPr>
+          <w:rFonts w:ascii="Consolas" w:hAnsi="Consolas" w:cs="Consolas"/>
+          <w:color w:val="9AA0A6"/>
+          <w:sz w:val="16"/>
+          <w:szCs w:val="16"/>
+        </w:rPr>
+        <w:t>###########################</w:t>
+      </w:r>
+    </w:p>
+    <w:p>
+      <w:pPr>
+        <w:spacing w:after="160" w:line="276" w:lineRule="auto"/>
+      </w:pPr>
+      <w:r>
+        <w:rPr>
+          <w:b/>
+          <w:bCs/>
+        </w:rPr>
+        <w:t>ticket-view-link-form.png</w:t>
+      </w:r>
+    </w:p>
+    <w:p>
+      <w:pPr>
+        <w:jc w:val="center"/>
+      </w:pPr>
+      <w:r>
+        <w:rPr>
+          <w:rFonts w:ascii="Consolas" w:hAnsi="Consolas" w:cs="Consolas"/>
+          <w:color w:val="9AA0A6"/>
+          <w:sz w:val="16"/>
+          <w:szCs w:val="16"/>
+        </w:rPr>
+        <w:t>###########################</w:t>
+      </w:r>
+    </w:p>
+    <w:p>
+      <w:pPr>
+        <w:spacing w:after="160" w:line="276" w:lineRule="auto"/>
+      </w:pPr>
+      <w:r>
+        <w:rPr>
+          <w:b/>
+          <w:bCs/>
+        </w:rPr>
+        <w:t/>
+      </w:r>
+    </w:p>
+    <w:p>
+      <w:pPr>
+        <w:jc w:val="center"/>
+      </w:pPr>
+      <w:r>
+        <w:rPr>
+          <w:rFonts w:ascii="Consolas" w:hAnsi="Consolas" w:cs="Consolas"/>
+          <w:color w:val="9AA0A6"/>
+          <w:sz w:val="16"/>
+          <w:szCs w:val="16"/>
+        </w:rPr>
+        <w:t>###########################</w:t>
+      </w:r>
+    </w:p>
+    <w:p>
+      <w:pPr>
+        <w:spacing w:after="160" w:line="276" w:lineRule="auto"/>
+      </w:pPr>
+      <w:r>
+        <w:rPr>
+          <w:b/>
+          <w:bCs/>
+        </w:rPr>
+        <w:t>ticket-view-subtasks.png</w:t>
+      </w:r>
+    </w:p>
+    <w:p>
+      <w:pPr>
+        <w:jc w:val="center"/>
+      </w:pPr>
+      <w:r>
+        <w:rPr>
+          <w:rFonts w:ascii="Consolas" w:hAnsi="Consolas" w:cs="Consolas"/>
+          <w:color w:val="9AA0A6"/>
+          <w:sz w:val="16"/>
+          <w:szCs w:val="16"/>
+        </w:rPr>
+        <w:t>###########################</w:t>
+      </w:r>
+    </w:p>
+    <w:p>
+      <w:pPr>
+        <w:spacing w:after="160" w:line="276" w:lineRule="auto"/>
+      </w:pPr>
+      <w:r>
+        <w:rPr>
+          <w:b/>
+          <w:bCs/>
+        </w:rPr>
+        <w:t/>
+      </w:r>
+    </w:p>
+    <w:p>
+      <w:pPr>
+        <w:jc w:val="center"/>
+      </w:pPr>
+      <w:r>
+        <w:rPr>
+          <w:rFonts w:ascii="Consolas" w:hAnsi="Consolas" w:cs="Consolas"/>
+          <w:color w:val="9AA0A6"/>
+          <w:sz w:val="16"/>
+          <w:szCs w:val="16"/>
+        </w:rPr>
+        <w:t>###########################</w:t>
+      </w:r>
+    </w:p>
+    <w:p>
+      <w:pPr>
+        <w:spacing w:after="160" w:line="276" w:lineRule="auto"/>
+      </w:pPr>
+      <w:r>
+        <w:rPr>
+          <w:b/>
+          <w:bCs/>
+        </w:rPr>
+        <w:t>ticket-view-subtask-form.png</w:t>
+      </w:r>
+    </w:p>
+    <w:p>
+      <w:pPr>
+        <w:jc w:val="center"/>
+      </w:pPr>
+      <w:r>
+        <w:rPr>
+          <w:rFonts w:ascii="Consolas" w:hAnsi="Consolas" w:cs="Consolas"/>
+          <w:color w:val="9AA0A6"/>
+          <w:sz w:val="16"/>
+          <w:szCs w:val="16"/>
+        </w:rPr>
+        <w:t>###########################</w:t>
+      </w:r>
+    </w:p>
+    <w:p>
+      <w:pPr>
+        <w:spacing w:after="160" w:line="276" w:lineRule="auto"/>
+      </w:pPr>
+      <w:r>
+        <w:rPr>
+          <w:b/>
+          <w:bCs/>
+        </w:rPr>
+        <w:t/>
       </w:r>
     </w:p>
     <w:p>
@@ -8848,7 +8606,7 @@
         <w:pStyle w:val="Heading2"/>
       </w:pPr>
       <w:r>
-        <w:t xml:space="preserve">5. State, Paging &amp; Drag-and-Drop Design</w:t>
+        <w:t>5. State, Paging &amp; Drag-and-Drop Design</w:t>
       </w:r>
     </w:p>
     <w:p>
@@ -8864,7 +8622,7 @@
           <w:b/>
           <w:bCs/>
         </w:rPr>
-        <w:t xml:space="preserve">Paging.</w:t>
+        <w:t>Paging.</w:t>
       </w:r>
       <w:r>
         <w:t xml:space="preserve"> </w:t>
@@ -8875,7 +8633,7 @@
           <w:sz w:val="20"/>
           <w:szCs w:val="20"/>
         </w:rPr>
-        <w:t xml:space="preserve">PAGE_SIZE = 5</w:t>
+        <w:t>PAGE_SIZE = 5</w:t>
       </w:r>
       <w:r>
         <w:t xml:space="preserve"> (</w:t>
@@ -8886,7 +8644,7 @@
           <w:sz w:val="20"/>
           <w:szCs w:val="20"/>
         </w:rPr>
-        <w:t xml:space="preserve">backlogSprintUtils.js</w:t>
+        <w:t>backlogSprintUtils.js</w:t>
       </w:r>
       <w:r>
         <w:t xml:space="preserve">). Backlog tracks </w:t>
@@ -8897,10 +8655,10 @@
           <w:sz w:val="20"/>
           <w:szCs w:val="20"/>
         </w:rPr>
-        <w:t xml:space="preserve">backlogOffset / backlogHasMore</w:t>
-      </w:r>
-      <w:r>
-        <w:t xml:space="preserve">;</w:t>
+        <w:t>backlogOffset / backlogHasMore</w:t>
+      </w:r>
+      <w:r>
+        <w:t>;</w:t>
       </w:r>
     </w:p>
     <w:p>
@@ -8916,7 +8674,7 @@
           <w:sz w:val="20"/>
           <w:szCs w:val="20"/>
         </w:rPr>
-        <w:t xml:space="preserve">offset / hasMore / currentPage / isFirstPage / isLastPage / offsetLabel</w:t>
+        <w:t>offset / hasMore / currentPage / isFirstPage / isLastPage / offsetLabel</w:t>
       </w:r>
       <w:r>
         <w:t xml:space="preserve">. "has more" is inferred from </w:t>
@@ -8927,10 +8685,10 @@
           <w:sz w:val="20"/>
           <w:szCs w:val="20"/>
         </w:rPr>
-        <w:t xml:space="preserve">rawTickets.length === PAGE_SIZE</w:t>
-      </w:r>
-      <w:r>
-        <w:t xml:space="preserve">.</w:t>
+        <w:t>rawTickets.length === PAGE_SIZE</w:t>
+      </w:r>
+      <w:r>
+        <w:t>.</w:t>
       </w:r>
     </w:p>
     <w:p>
@@ -8946,7 +8704,7 @@
           <w:b/>
           <w:bCs/>
         </w:rPr>
-        <w:t xml:space="preserve">Derived sprint view-model.</w:t>
+        <w:t>Derived sprint view-model.</w:t>
       </w:r>
       <w:r>
         <w:t xml:space="preserve"> </w:t>
@@ -8957,7 +8715,7 @@
           <w:sz w:val="20"/>
           <w:szCs w:val="20"/>
         </w:rPr>
-        <w:t xml:space="preserve">formatSprint(raw)</w:t>
+        <w:t>formatSprint(raw)</w:t>
       </w:r>
       <w:r>
         <w:t xml:space="preserve"> adds </w:t>
@@ -8968,7 +8726,7 @@
           <w:sz w:val="20"/>
           <w:szCs w:val="20"/>
         </w:rPr>
-        <w:t xml:space="preserve">endDate</w:t>
+        <w:t>endDate</w:t>
       </w:r>
       <w:r>
         <w:t xml:space="preserve"> (= start + duration days),</w:t>
@@ -8984,7 +8742,7 @@
           <w:sz w:val="20"/>
           <w:szCs w:val="20"/>
         </w:rPr>
-        <w:t xml:space="preserve">isComplete</w:t>
+        <w:t>isComplete</w:t>
       </w:r>
       <w:r>
         <w:t xml:space="preserve">, </w:t>
@@ -8995,10 +8753,10 @@
           <w:sz w:val="20"/>
           <w:szCs w:val="20"/>
         </w:rPr>
-        <w:t xml:space="preserve">storyPointsPercent</w:t>
-      </w:r>
-      <w:r>
-        <w:t xml:space="preserve">, chevron/expansion/paging defaults, and drag-feedback classes.</w:t>
+        <w:t>storyPointsPercent</w:t>
+      </w:r>
+      <w:r>
+        <w:t>, chevron/expansion/paging defaults, and drag-feedback classes.</w:t>
       </w:r>
     </w:p>
     <w:p>
@@ -9014,7 +8772,7 @@
           <w:b/>
           <w:bCs/>
         </w:rPr>
-        <w:t xml:space="preserve">Derived ticket view-model.</w:t>
+        <w:t>Derived ticket view-model.</w:t>
       </w:r>
       <w:r>
         <w:t xml:space="preserve"> </w:t>
@@ -9025,7 +8783,7 @@
           <w:sz w:val="20"/>
           <w:szCs w:val="20"/>
         </w:rPr>
-        <w:t xml:space="preserve">enrichTickets(...)</w:t>
+        <w:t>enrichTickets(...)</w:t>
       </w:r>
       <w:r>
         <w:t xml:space="preserve"> / </w:t>
@@ -9036,7 +8794,7 @@
           <w:sz w:val="20"/>
           <w:szCs w:val="20"/>
         </w:rPr>
-        <w:t xml:space="preserve">formatTicket(...)</w:t>
+        <w:t>formatTicket(...)</w:t>
       </w:r>
       <w:r>
         <w:t xml:space="preserve"> map </w:t>
@@ -9047,10 +8805,10 @@
           <w:sz w:val="20"/>
           <w:szCs w:val="20"/>
         </w:rPr>
-        <w:t xml:space="preserve">epicName</w:t>
-      </w:r>
-      <w:r>
-        <w:t xml:space="preserve">,</w:t>
+        <w:t>epicName</w:t>
+      </w:r>
+      <w:r>
+        <w:t>,</w:t>
       </w:r>
     </w:p>
     <w:p>
@@ -9063,7 +8821,7 @@
           <w:sz w:val="20"/>
           <w:szCs w:val="20"/>
         </w:rPr>
-        <w:t xml:space="preserve">ticketTypeName</w:t>
+        <w:t>ticketTypeName</w:t>
       </w:r>
       <w:r>
         <w:t xml:space="preserve">, </w:t>
@@ -9074,7 +8832,7 @@
           <w:sz w:val="20"/>
           <w:szCs w:val="20"/>
         </w:rPr>
-        <w:t xml:space="preserve">assigneeName</w:t>
+        <w:t>assigneeName</w:t>
       </w:r>
       <w:r>
         <w:t xml:space="preserve">, </w:t>
@@ -9085,7 +8843,7 @@
           <w:sz w:val="20"/>
           <w:szCs w:val="20"/>
         </w:rPr>
-        <w:t xml:space="preserve">isSelected</w:t>
+        <w:t>isSelected</w:t>
       </w:r>
       <w:r>
         <w:t xml:space="preserve">, a stable </w:t>
@@ -9096,7 +8854,7 @@
           <w:sz w:val="20"/>
           <w:szCs w:val="20"/>
         </w:rPr>
-        <w:t xml:space="preserve">_key</w:t>
+        <w:t>_key</w:t>
       </w:r>
       <w:r>
         <w:t xml:space="preserve">, and </w:t>
@@ -9107,10 +8865,10 @@
           <w:sz w:val="20"/>
           <w:szCs w:val="20"/>
         </w:rPr>
-        <w:t xml:space="preserve">dropIndicatorClass</w:t>
-      </w:r>
-      <w:r>
-        <w:t xml:space="preserve">.</w:t>
+        <w:t>dropIndicatorClass</w:t>
+      </w:r>
+      <w:r>
+        <w:t>.</w:t>
       </w:r>
     </w:p>
     <w:p>
@@ -9126,7 +8884,7 @@
           <w:b/>
           <w:bCs/>
         </w:rPr>
-        <w:t xml:space="preserve">Mutators are "everywhere"-aware.</w:t>
+        <w:t>Mutators are "everywhere"-aware.</w:t>
       </w:r>
       <w:r>
         <w:t xml:space="preserve"> Because a ticket can appear in the backlog and (when loaded)</w:t>
@@ -9145,7 +8903,7 @@
           <w:sz w:val="20"/>
           <w:szCs w:val="20"/>
         </w:rPr>
-        <w:t xml:space="preserve">_patchTicketEverywhere</w:t>
+        <w:t>_patchTicketEverywhere</w:t>
       </w:r>
       <w:r>
         <w:t xml:space="preserve"> / </w:t>
@@ -9156,7 +8914,7 @@
           <w:sz w:val="20"/>
           <w:szCs w:val="20"/>
         </w:rPr>
-        <w:t xml:space="preserve">_updateTicket…Everywhere</w:t>
+        <w:t>_updateTicket…Everywhere</w:t>
       </w:r>
       <w:r>
         <w:t xml:space="preserve"> so both copies stay consistent without a second fetch.</w:t>
@@ -9168,6 +8926,7 @@
         <w:ind w:left="360" w:hanging="240"/>
       </w:pPr>
       <w:r>
+        <w:lastRenderedPageBreak/>
         <w:t xml:space="preserve">•  </w:t>
       </w:r>
       <w:r>
@@ -9175,7 +8934,7 @@
           <w:b/>
           <w:bCs/>
         </w:rPr>
-        <w:t xml:space="preserve">Drag and drop.</w:t>
+        <w:t>Drag and drop.</w:t>
       </w:r>
       <w:r>
         <w:t xml:space="preserve"> </w:t>
@@ -9186,7 +8945,7 @@
           <w:sz w:val="20"/>
           <w:szCs w:val="20"/>
         </w:rPr>
-        <w:t xml:space="preserve">handlePageDragStart</w:t>
+        <w:t>handlePageDragStart</w:t>
       </w:r>
       <w:r>
         <w:t xml:space="preserve"> records the source container/ticket via DOM traversal</w:t>
@@ -9205,10 +8964,10 @@
           <w:sz w:val="20"/>
           <w:szCs w:val="20"/>
         </w:rPr>
-        <w:t xml:space="preserve">dragstart</w:t>
-      </w:r>
-      <w:r>
-        <w:t xml:space="preserve">). Sprint→different-sprint is blocked (</w:t>
+        <w:t>dragstart</w:t>
+      </w:r>
+      <w:r>
+        <w:t>). Sprint→different-sprint is blocked (</w:t>
       </w:r>
       <w:r>
         <w:rPr>
@@ -9216,7 +8975,7 @@
           <w:sz w:val="20"/>
           <w:szCs w:val="20"/>
         </w:rPr>
-        <w:t xml:space="preserve">dropEffect='none'</w:t>
+        <w:t>dropEffect='none'</w:t>
       </w:r>
       <w:r>
         <w:t xml:space="preserve">). Same-container drops route to </w:t>
@@ -9227,7 +8986,7 @@
           <w:sz w:val="20"/>
           <w:szCs w:val="20"/>
         </w:rPr>
-        <w:t xml:space="preserve">moveTicketPosition</w:t>
+        <w:t>moveTicketPosition</w:t>
       </w:r>
       <w:r>
         <w:t xml:space="preserve"> (reorder); cross-container drops route to </w:t>
@@ -9238,7 +8997,7 @@
           <w:sz w:val="20"/>
           <w:szCs w:val="20"/>
         </w:rPr>
-        <w:t xml:space="preserve">moveTicketToSprint</w:t>
+        <w:t>moveTicketToSprint</w:t>
       </w:r>
       <w:r>
         <w:t xml:space="preserve"> / </w:t>
@@ -9249,10 +9008,10 @@
           <w:sz w:val="20"/>
           <w:szCs w:val="20"/>
         </w:rPr>
-        <w:t xml:space="preserve">moveTicketToBacklog</w:t>
-      </w:r>
-      <w:r>
-        <w:t xml:space="preserve">. Top drop-zones allow inserting before the first item.</w:t>
+        <w:t>moveTicketToBacklog</w:t>
+      </w:r>
+      <w:r>
+        <w:t>. Top drop-zones allow inserting before the first item.</w:t>
       </w:r>
     </w:p>
     <w:p>
@@ -9268,7 +9027,7 @@
           <w:b/>
           <w:bCs/>
         </w:rPr>
-        <w:t xml:space="preserve">Optimistic revert.</w:t>
+        <w:t>Optimistic revert.</w:t>
       </w:r>
       <w:r>
         <w:t xml:space="preserve"> On a failed status change the ticket is re-keyed (</w:t>
@@ -9279,10 +9038,10 @@
           <w:sz w:val="20"/>
           <w:szCs w:val="20"/>
         </w:rPr>
-        <w:t xml:space="preserve">_reKeyTicket</w:t>
-      </w:r>
-      <w:r>
-        <w:t xml:space="preserve">) to force the</w:t>
+        <w:t>_reKeyTicket</w:t>
+      </w:r>
+      <w:r>
+        <w:t>) to force the</w:t>
       </w:r>
     </w:p>
     <w:p>
@@ -9290,7 +9049,7 @@
         <w:spacing w:after="160" w:line="276" w:lineRule="auto"/>
       </w:pPr>
       <w:r>
-        <w:t xml:space="preserve">combo to re-render its server value.</w:t>
+        <w:t>combo to re-render its server value.</w:t>
       </w:r>
     </w:p>
     <w:p>
@@ -9298,7 +9057,7 @@
         <w:pStyle w:val="Heading2"/>
       </w:pPr>
       <w:r>
-        <w:t xml:space="preserve">6. Error Handling &amp; Loading</w:t>
+        <w:t>6. Error Handling &amp; Loading</w:t>
       </w:r>
     </w:p>
     <w:p>
@@ -9307,10 +9066,7 @@
         <w:ind w:left="360" w:hanging="240"/>
       </w:pPr>
       <w:r>
-        <w:t xml:space="preserve">•  </w:t>
-      </w:r>
-      <w:r>
-        <w:t xml:space="preserve">Each imperative call sets </w:t>
+        <w:t xml:space="preserve">•  Each imperative call sets </w:t>
       </w:r>
       <w:r>
         <w:rPr>
@@ -9318,7 +9074,7 @@
           <w:sz w:val="20"/>
           <w:szCs w:val="20"/>
         </w:rPr>
-        <w:t xml:space="preserve">isLoading = true</w:t>
+        <w:t>isLoading = true</w:t>
       </w:r>
       <w:r>
         <w:t xml:space="preserve">, then in </w:t>
@@ -9329,7 +9085,7 @@
           <w:sz w:val="20"/>
           <w:szCs w:val="20"/>
         </w:rPr>
-        <w:t xml:space="preserve">finally</w:t>
+        <w:t>finally</w:t>
       </w:r>
       <w:r>
         <w:t xml:space="preserve"> resets it; </w:t>
@@ -9340,7 +9096,7 @@
           <w:sz w:val="20"/>
           <w:szCs w:val="20"/>
         </w:rPr>
-        <w:t xml:space="preserve">success === false</w:t>
+        <w:t>success === false</w:t>
       </w:r>
     </w:p>
     <w:p>
@@ -9356,7 +9112,7 @@
           <w:sz w:val="20"/>
           <w:szCs w:val="20"/>
         </w:rPr>
-        <w:t xml:space="preserve">then</w:t>
+        <w:t>then</w:t>
       </w:r>
       <w:r>
         <w:t xml:space="preserve"> so the shared </w:t>
@@ -9367,7 +9123,7 @@
           <w:sz w:val="20"/>
           <w:szCs w:val="20"/>
         </w:rPr>
-        <w:t xml:space="preserve">catch</w:t>
+        <w:t>catch</w:t>
       </w:r>
       <w:r>
         <w:t xml:space="preserve"> toasts </w:t>
@@ -9378,10 +9134,10 @@
           <w:sz w:val="20"/>
           <w:szCs w:val="20"/>
         </w:rPr>
-        <w:t xml:space="preserve">err.body?.message || err.message</w:t>
-      </w:r>
-      <w:r>
-        <w:t xml:space="preserve">.</w:t>
+        <w:t>err.body?.message || err.message</w:t>
+      </w:r>
+      <w:r>
+        <w:t>.</w:t>
       </w:r>
     </w:p>
     <w:p>
@@ -9390,10 +9146,7 @@
         <w:ind w:left="360" w:hanging="240"/>
       </w:pPr>
       <w:r>
-        <w:t xml:space="preserve">•  </w:t>
-      </w:r>
-      <w:r>
-        <w:t xml:space="preserve">Page-level load failure sets </w:t>
+        <w:t xml:space="preserve">•  Page-level load failure sets </w:t>
       </w:r>
       <w:r>
         <w:rPr>
@@ -9401,7 +9154,7 @@
           <w:sz w:val="20"/>
           <w:szCs w:val="20"/>
         </w:rPr>
-        <w:t xml:space="preserve">errorMessage</w:t>
+        <w:t>errorMessage</w:t>
       </w:r>
       <w:r>
         <w:t xml:space="preserve"> and hides content (</w:t>
@@ -9412,10 +9165,10 @@
           <w:sz w:val="20"/>
           <w:szCs w:val="20"/>
         </w:rPr>
-        <w:t xml:space="preserve">shouldShowContent</w:t>
-      </w:r>
-      <w:r>
-        <w:t xml:space="preserve">).</w:t>
+        <w:t>shouldShowContent</w:t>
+      </w:r>
+      <w:r>
+        <w:t>).</w:t>
       </w:r>
     </w:p>
     <w:p>
@@ -9424,10 +9177,7 @@
         <w:ind w:left="360" w:hanging="240"/>
       </w:pPr>
       <w:r>
-        <w:t xml:space="preserve">•  </w:t>
-      </w:r>
-      <w:r>
-        <w:t xml:space="preserve">Confirmations (</w:t>
+        <w:t>•  Confirmations (</w:t>
       </w:r>
       <w:r>
         <w:rPr>
@@ -9435,10 +9185,10 @@
           <w:sz w:val="20"/>
           <w:szCs w:val="20"/>
         </w:rPr>
-        <w:t xml:space="preserve">_confirm</w:t>
-      </w:r>
-      <w:r>
-        <w:t xml:space="preserve">) gate destructive actions (sprint delete, bulk delete) behind the</w:t>
+        <w:t>_confirm</w:t>
+      </w:r>
+      <w:r>
+        <w:t>) gate destructive actions (sprint delete, bulk delete) behind the</w:t>
       </w:r>
     </w:p>
     <w:p>
@@ -9446,7 +9196,7 @@
         <w:spacing w:after="160" w:line="276" w:lineRule="auto"/>
       </w:pPr>
       <w:r>
-        <w:t xml:space="preserve">confirmation dialog before any Apex call.</w:t>
+        <w:t>confirmation dialog before any Apex call.</w:t>
       </w:r>
     </w:p>
     <w:p>
@@ -9454,7 +9204,7 @@
         <w:pStyle w:val="Heading2"/>
       </w:pPr>
       <w:r>
-        <w:t xml:space="preserve">7. Traceability (SRS → API)</w:t>
+        <w:t>7. Traceability (SRS → API)</w:t>
       </w:r>
     </w:p>
     <w:tbl>
@@ -9464,10 +9214,6 @@
           <w:bottom w:val="single" w:sz="4" w:space="0" w:color="D0D7DE"/>
           <w:insideH w:val="single" w:sz="4" w:space="0" w:color="D0D7DE"/>
         </w:tblBorders>
-        <w:tblCellMar>
-          <w:left w:w="108" w:type="dxa"/>
-          <w:right w:w="108" w:type="dxa"/>
-        </w:tblCellMar>
         <w:tblLook w:val="04A0" w:firstRow="1" w:lastRow="0" w:firstColumn="1" w:lastColumn="0" w:noHBand="0" w:noVBand="1"/>
       </w:tblPr>
       <w:tblGrid>
@@ -9493,15 +9239,12 @@
             <w:vAlign w:val="center"/>
           </w:tcPr>
           <w:p>
-            <w:pPr>
-              <w:spacing w:after="0" w:line="240" w:lineRule="auto"/>
-            </w:pPr>
             <w:r>
               <w:rPr>
                 <w:b/>
                 <w:bCs/>
               </w:rPr>
-              <w:t xml:space="preserve">SRS</w:t>
+              <w:t>SRS</w:t>
             </w:r>
           </w:p>
         </w:tc>
@@ -9520,15 +9263,12 @@
             <w:vAlign w:val="center"/>
           </w:tcPr>
           <w:p>
-            <w:pPr>
-              <w:spacing w:after="0" w:line="240" w:lineRule="auto"/>
-            </w:pPr>
             <w:r>
               <w:rPr>
                 <w:b/>
                 <w:bCs/>
               </w:rPr>
-              <w:t xml:space="preserve">API call(s)</w:t>
+              <w:t>API call(s)</w:t>
             </w:r>
           </w:p>
         </w:tc>
@@ -9549,11 +9289,8 @@
             <w:vAlign w:val="center"/>
           </w:tcPr>
           <w:p>
-            <w:pPr>
-              <w:spacing w:after="0" w:line="240" w:lineRule="auto"/>
-            </w:pPr>
-            <w:r>
-              <w:t xml:space="preserve">FR-2 page load</w:t>
+            <w:r>
+              <w:t>FR-2 page load</w:t>
             </w:r>
           </w:p>
         </w:tc>
@@ -9572,16 +9309,13 @@
             <w:vAlign w:val="center"/>
           </w:tcPr>
           <w:p>
-            <w:pPr>
-              <w:spacing w:after="0" w:line="240" w:lineRule="auto"/>
-            </w:pPr>
-            <w:r>
-              <w:rPr>
-                <w:rFonts w:ascii="Consolas" w:hAnsi="Consolas" w:cs="Consolas"/>
-                <w:sz w:val="20"/>
-                <w:szCs w:val="20"/>
-              </w:rPr>
-              <w:t xml:space="preserve">loadBacklogData</w:t>
+            <w:r>
+              <w:rPr>
+                <w:rFonts w:ascii="Consolas" w:hAnsi="Consolas" w:cs="Consolas"/>
+                <w:sz w:val="20"/>
+                <w:szCs w:val="20"/>
+              </w:rPr>
+              <w:t>loadBacklogData</w:t>
             </w:r>
           </w:p>
         </w:tc>
@@ -9602,11 +9336,8 @@
             <w:vAlign w:val="center"/>
           </w:tcPr>
           <w:p>
-            <w:pPr>
-              <w:spacing w:after="0" w:line="240" w:lineRule="auto"/>
-            </w:pPr>
-            <w:r>
-              <w:t xml:space="preserve">FR-4 / FR-8 paging</w:t>
+            <w:r>
+              <w:t>FR-4 / FR-8 paging</w:t>
             </w:r>
           </w:p>
         </w:tc>
@@ -9625,16 +9356,13 @@
             <w:vAlign w:val="center"/>
           </w:tcPr>
           <w:p>
-            <w:pPr>
-              <w:spacing w:after="0" w:line="240" w:lineRule="auto"/>
-            </w:pPr>
-            <w:r>
-              <w:rPr>
-                <w:rFonts w:ascii="Consolas" w:hAnsi="Consolas" w:cs="Consolas"/>
-                <w:sz w:val="20"/>
-                <w:szCs w:val="20"/>
-              </w:rPr>
-              <w:t xml:space="preserve">loadBacklogTickets</w:t>
+            <w:r>
+              <w:rPr>
+                <w:rFonts w:ascii="Consolas" w:hAnsi="Consolas" w:cs="Consolas"/>
+                <w:sz w:val="20"/>
+                <w:szCs w:val="20"/>
+              </w:rPr>
+              <w:t>loadBacklogTickets</w:t>
             </w:r>
             <w:r>
               <w:t xml:space="preserve">, </w:t>
@@ -9645,7 +9373,7 @@
                 <w:sz w:val="20"/>
                 <w:szCs w:val="20"/>
               </w:rPr>
-              <w:t xml:space="preserve">loadTicketsBySprint</w:t>
+              <w:t>loadTicketsBySprint</w:t>
             </w:r>
           </w:p>
         </w:tc>
@@ -9666,11 +9394,8 @@
             <w:vAlign w:val="center"/>
           </w:tcPr>
           <w:p>
-            <w:pPr>
-              <w:spacing w:after="0" w:line="240" w:lineRule="auto"/>
-            </w:pPr>
-            <w:r>
-              <w:t xml:space="preserve">FR-9..FR-13 sprint actions</w:t>
+            <w:r>
+              <w:t>FR-9..FR-13 sprint actions</w:t>
             </w:r>
           </w:p>
         </w:tc>
@@ -9689,16 +9414,13 @@
             <w:vAlign w:val="center"/>
           </w:tcPr>
           <w:p>
-            <w:pPr>
-              <w:spacing w:after="0" w:line="240" w:lineRule="auto"/>
-            </w:pPr>
-            <w:r>
-              <w:rPr>
-                <w:rFonts w:ascii="Consolas" w:hAnsi="Consolas" w:cs="Consolas"/>
-                <w:sz w:val="20"/>
-                <w:szCs w:val="20"/>
-              </w:rPr>
-              <w:t xml:space="preserve">startSprint</w:t>
+            <w:r>
+              <w:rPr>
+                <w:rFonts w:ascii="Consolas" w:hAnsi="Consolas" w:cs="Consolas"/>
+                <w:sz w:val="20"/>
+                <w:szCs w:val="20"/>
+              </w:rPr>
+              <w:t>startSprint</w:t>
             </w:r>
             <w:r>
               <w:t xml:space="preserve">, </w:t>
@@ -9709,7 +9431,7 @@
                 <w:sz w:val="20"/>
                 <w:szCs w:val="20"/>
               </w:rPr>
-              <w:t xml:space="preserve">completeSprint</w:t>
+              <w:t>completeSprint</w:t>
             </w:r>
             <w:r>
               <w:t xml:space="preserve">, </w:t>
@@ -9720,7 +9442,7 @@
                 <w:sz w:val="20"/>
                 <w:szCs w:val="20"/>
               </w:rPr>
-              <w:t xml:space="preserve">updateSprint</w:t>
+              <w:t>updateSprint</w:t>
             </w:r>
             <w:r>
               <w:t xml:space="preserve">, </w:t>
@@ -9731,7 +9453,7 @@
                 <w:sz w:val="20"/>
                 <w:szCs w:val="20"/>
               </w:rPr>
-              <w:t xml:space="preserve">deleteSprint</w:t>
+              <w:t>deleteSprint</w:t>
             </w:r>
           </w:p>
         </w:tc>
@@ -9752,11 +9474,8 @@
             <w:vAlign w:val="center"/>
           </w:tcPr>
           <w:p>
-            <w:pPr>
-              <w:spacing w:after="0" w:line="240" w:lineRule="auto"/>
-            </w:pPr>
-            <w:r>
-              <w:t xml:space="preserve">FR-14/FR-15 create ticket</w:t>
+            <w:r>
+              <w:t>FR-14/FR-15 create ticket</w:t>
             </w:r>
           </w:p>
         </w:tc>
@@ -9775,16 +9494,13 @@
             <w:vAlign w:val="center"/>
           </w:tcPr>
           <w:p>
-            <w:pPr>
-              <w:spacing w:after="0" w:line="240" w:lineRule="auto"/>
-            </w:pPr>
-            <w:r>
-              <w:rPr>
-                <w:rFonts w:ascii="Consolas" w:hAnsi="Consolas" w:cs="Consolas"/>
-                <w:sz w:val="20"/>
-                <w:szCs w:val="20"/>
-              </w:rPr>
-              <w:t xml:space="preserve">createTicketFromBacklog</w:t>
+            <w:r>
+              <w:rPr>
+                <w:rFonts w:ascii="Consolas" w:hAnsi="Consolas" w:cs="Consolas"/>
+                <w:sz w:val="20"/>
+                <w:szCs w:val="20"/>
+              </w:rPr>
+              <w:t>createTicketFromBacklog</w:t>
             </w:r>
             <w:r>
               <w:t xml:space="preserve">, </w:t>
@@ -9795,7 +9511,7 @@
                 <w:sz w:val="20"/>
                 <w:szCs w:val="20"/>
               </w:rPr>
-              <w:t xml:space="preserve">createTicketFromSprint</w:t>
+              <w:t>createTicketFromSprint</w:t>
             </w:r>
           </w:p>
         </w:tc>
@@ -9816,11 +9532,8 @@
             <w:vAlign w:val="center"/>
           </w:tcPr>
           <w:p>
-            <w:pPr>
-              <w:spacing w:after="0" w:line="240" w:lineRule="auto"/>
-            </w:pPr>
-            <w:r>
-              <w:t xml:space="preserve">FR-17 inline ops</w:t>
+            <w:r>
+              <w:t>FR-17 inline ops</w:t>
             </w:r>
           </w:p>
         </w:tc>
@@ -9839,16 +9552,13 @@
             <w:vAlign w:val="center"/>
           </w:tcPr>
           <w:p>
-            <w:pPr>
-              <w:spacing w:after="0" w:line="240" w:lineRule="auto"/>
-            </w:pPr>
-            <w:r>
-              <w:rPr>
-                <w:rFonts w:ascii="Consolas" w:hAnsi="Consolas" w:cs="Consolas"/>
-                <w:sz w:val="20"/>
-                <w:szCs w:val="20"/>
-              </w:rPr>
-              <w:t xml:space="preserve">updateTicketSummary</w:t>
+            <w:r>
+              <w:rPr>
+                <w:rFonts w:ascii="Consolas" w:hAnsi="Consolas" w:cs="Consolas"/>
+                <w:sz w:val="20"/>
+                <w:szCs w:val="20"/>
+              </w:rPr>
+              <w:t>updateTicketSummary</w:t>
             </w:r>
             <w:r>
               <w:t xml:space="preserve">, </w:t>
@@ -9859,7 +9569,7 @@
                 <w:sz w:val="20"/>
                 <w:szCs w:val="20"/>
               </w:rPr>
-              <w:t xml:space="preserve">changeTicketState</w:t>
+              <w:t>changeTicketState</w:t>
             </w:r>
             <w:r>
               <w:t xml:space="preserve">, </w:t>
@@ -9870,7 +9580,7 @@
                 <w:sz w:val="20"/>
                 <w:szCs w:val="20"/>
               </w:rPr>
-              <w:t xml:space="preserve">updateTicketPriority</w:t>
+              <w:t>updateTicketPriority</w:t>
             </w:r>
             <w:r>
               <w:t xml:space="preserve">, </w:t>
@@ -9881,7 +9591,7 @@
                 <w:sz w:val="20"/>
                 <w:szCs w:val="20"/>
               </w:rPr>
-              <w:t xml:space="preserve">assignTicket</w:t>
+              <w:t>assignTicket</w:t>
             </w:r>
             <w:r>
               <w:t xml:space="preserve">, </w:t>
@@ -9892,7 +9602,7 @@
                 <w:sz w:val="20"/>
                 <w:szCs w:val="20"/>
               </w:rPr>
-              <w:t xml:space="preserve">updateTicketEpic</w:t>
+              <w:t>updateTicketEpic</w:t>
             </w:r>
             <w:r>
               <w:t xml:space="preserve">, </w:t>
@@ -9903,7 +9613,7 @@
                 <w:sz w:val="20"/>
                 <w:szCs w:val="20"/>
               </w:rPr>
-              <w:t xml:space="preserve">deleteTicket</w:t>
+              <w:t>deleteTicket</w:t>
             </w:r>
           </w:p>
         </w:tc>
@@ -9924,11 +9634,8 @@
             <w:vAlign w:val="center"/>
           </w:tcPr>
           <w:p>
-            <w:pPr>
-              <w:spacing w:after="0" w:line="240" w:lineRule="auto"/>
-            </w:pPr>
-            <w:r>
-              <w:t xml:space="preserve">FR-18 epic</w:t>
+            <w:r>
+              <w:t>FR-18 epic</w:t>
             </w:r>
           </w:p>
         </w:tc>
@@ -9947,16 +9654,13 @@
             <w:vAlign w:val="center"/>
           </w:tcPr>
           <w:p>
-            <w:pPr>
-              <w:spacing w:after="0" w:line="240" w:lineRule="auto"/>
-            </w:pPr>
-            <w:r>
-              <w:rPr>
-                <w:rFonts w:ascii="Consolas" w:hAnsi="Consolas" w:cs="Consolas"/>
-                <w:sz w:val="20"/>
-                <w:szCs w:val="20"/>
-              </w:rPr>
-              <w:t xml:space="preserve">createEpic</w:t>
+            <w:r>
+              <w:rPr>
+                <w:rFonts w:ascii="Consolas" w:hAnsi="Consolas" w:cs="Consolas"/>
+                <w:sz w:val="20"/>
+                <w:szCs w:val="20"/>
+              </w:rPr>
+              <w:t>createEpic</w:t>
             </w:r>
             <w:r>
               <w:t xml:space="preserve">, </w:t>
@@ -9967,7 +9671,7 @@
                 <w:sz w:val="20"/>
                 <w:szCs w:val="20"/>
               </w:rPr>
-              <w:t xml:space="preserve">updateTicketEpic</w:t>
+              <w:t>updateTicketEpic</w:t>
             </w:r>
             <w:r>
               <w:t xml:space="preserve">, </w:t>
@@ -9978,7 +9682,7 @@
                 <w:sz w:val="20"/>
                 <w:szCs w:val="20"/>
               </w:rPr>
-              <w:t xml:space="preserve">getEpicsByProject</w:t>
+              <w:t>getEpicsByProject</w:t>
             </w:r>
           </w:p>
         </w:tc>
@@ -9999,11 +9703,8 @@
             <w:vAlign w:val="center"/>
           </w:tcPr>
           <w:p>
-            <w:pPr>
-              <w:spacing w:after="0" w:line="240" w:lineRule="auto"/>
-            </w:pPr>
-            <w:r>
-              <w:t xml:space="preserve">FR-19 bulk delete</w:t>
+            <w:r>
+              <w:t>FR-19 bulk delete</w:t>
             </w:r>
           </w:p>
         </w:tc>
@@ -10022,16 +9723,13 @@
             <w:vAlign w:val="center"/>
           </w:tcPr>
           <w:p>
-            <w:pPr>
-              <w:spacing w:after="0" w:line="240" w:lineRule="auto"/>
-            </w:pPr>
-            <w:r>
-              <w:rPr>
-                <w:rFonts w:ascii="Consolas" w:hAnsi="Consolas" w:cs="Consolas"/>
-                <w:sz w:val="20"/>
-                <w:szCs w:val="20"/>
-              </w:rPr>
-              <w:t xml:space="preserve">deleteTickets</w:t>
+            <w:r>
+              <w:rPr>
+                <w:rFonts w:ascii="Consolas" w:hAnsi="Consolas" w:cs="Consolas"/>
+                <w:sz w:val="20"/>
+                <w:szCs w:val="20"/>
+              </w:rPr>
+              <w:t>deleteTickets</w:t>
             </w:r>
           </w:p>
         </w:tc>
@@ -10052,11 +9750,8 @@
             <w:vAlign w:val="center"/>
           </w:tcPr>
           <w:p>
-            <w:pPr>
-              <w:spacing w:after="0" w:line="240" w:lineRule="auto"/>
-            </w:pPr>
-            <w:r>
-              <w:t xml:space="preserve">FR-20/FR-21 sub-tasks</w:t>
+            <w:r>
+              <w:t>FR-20/FR-21 sub-tasks</w:t>
             </w:r>
           </w:p>
         </w:tc>
@@ -10075,16 +9770,13 @@
             <w:vAlign w:val="center"/>
           </w:tcPr>
           <w:p>
-            <w:pPr>
-              <w:spacing w:after="0" w:line="240" w:lineRule="auto"/>
-            </w:pPr>
-            <w:r>
-              <w:rPr>
-                <w:rFonts w:ascii="Consolas" w:hAnsi="Consolas" w:cs="Consolas"/>
-                <w:sz w:val="20"/>
-                <w:szCs w:val="20"/>
-              </w:rPr>
-              <w:t xml:space="preserve">createSubtask</w:t>
+            <w:r>
+              <w:rPr>
+                <w:rFonts w:ascii="Consolas" w:hAnsi="Consolas" w:cs="Consolas"/>
+                <w:sz w:val="20"/>
+                <w:szCs w:val="20"/>
+              </w:rPr>
+              <w:t>createSubtask</w:t>
             </w:r>
             <w:r>
               <w:t xml:space="preserve">, </w:t>
@@ -10095,7 +9787,7 @@
                 <w:sz w:val="20"/>
                 <w:szCs w:val="20"/>
               </w:rPr>
-              <w:t xml:space="preserve">loadSubtasks</w:t>
+              <w:t>loadSubtasks</w:t>
             </w:r>
             <w:r>
               <w:t xml:space="preserve">, </w:t>
@@ -10106,7 +9798,7 @@
                 <w:sz w:val="20"/>
                 <w:szCs w:val="20"/>
               </w:rPr>
-              <w:t xml:space="preserve">updateSubtaskSummary</w:t>
+              <w:t>updateSubtaskSummary</w:t>
             </w:r>
             <w:r>
               <w:t xml:space="preserve">, </w:t>
@@ -10117,7 +9809,7 @@
                 <w:sz w:val="20"/>
                 <w:szCs w:val="20"/>
               </w:rPr>
-              <w:t xml:space="preserve">assignSubtask</w:t>
+              <w:t>assignSubtask</w:t>
             </w:r>
             <w:r>
               <w:t xml:space="preserve">, </w:t>
@@ -10128,7 +9820,7 @@
                 <w:sz w:val="20"/>
                 <w:szCs w:val="20"/>
               </w:rPr>
-              <w:t xml:space="preserve">deleteSubtask</w:t>
+              <w:t>deleteSubtask</w:t>
             </w:r>
             <w:r>
               <w:t xml:space="preserve">, </w:t>
@@ -10139,7 +9831,7 @@
                 <w:sz w:val="20"/>
                 <w:szCs w:val="20"/>
               </w:rPr>
-              <w:t xml:space="preserve">deleteSubtasks</w:t>
+              <w:t>deleteSubtasks</w:t>
             </w:r>
           </w:p>
         </w:tc>
@@ -10160,11 +9852,8 @@
             <w:vAlign w:val="center"/>
           </w:tcPr>
           <w:p>
-            <w:pPr>
-              <w:spacing w:after="0" w:line="240" w:lineRule="auto"/>
-            </w:pPr>
-            <w:r>
-              <w:t xml:space="preserve">FR-22..FR-24 move/reorder</w:t>
+            <w:r>
+              <w:t>FR-22..FR-24 move/reorder</w:t>
             </w:r>
           </w:p>
         </w:tc>
@@ -10183,16 +9872,13 @@
             <w:vAlign w:val="center"/>
           </w:tcPr>
           <w:p>
-            <w:pPr>
-              <w:spacing w:after="0" w:line="240" w:lineRule="auto"/>
-            </w:pPr>
-            <w:r>
-              <w:rPr>
-                <w:rFonts w:ascii="Consolas" w:hAnsi="Consolas" w:cs="Consolas"/>
-                <w:sz w:val="20"/>
-                <w:szCs w:val="20"/>
-              </w:rPr>
-              <w:t xml:space="preserve">moveTicketToSprint</w:t>
+            <w:r>
+              <w:rPr>
+                <w:rFonts w:ascii="Consolas" w:hAnsi="Consolas" w:cs="Consolas"/>
+                <w:sz w:val="20"/>
+                <w:szCs w:val="20"/>
+              </w:rPr>
+              <w:t>moveTicketToSprint</w:t>
             </w:r>
             <w:r>
               <w:t xml:space="preserve">, </w:t>
@@ -10203,7 +9889,7 @@
                 <w:sz w:val="20"/>
                 <w:szCs w:val="20"/>
               </w:rPr>
-              <w:t xml:space="preserve">moveTicketToBacklog</w:t>
+              <w:t>moveTicketToBacklog</w:t>
             </w:r>
             <w:r>
               <w:t xml:space="preserve">, </w:t>
@@ -10214,7 +9900,7 @@
                 <w:sz w:val="20"/>
                 <w:szCs w:val="20"/>
               </w:rPr>
-              <w:t xml:space="preserve">moveTicketPosition</w:t>
+              <w:t>moveTicketPosition</w:t>
             </w:r>
           </w:p>
         </w:tc>
@@ -10235,11 +9921,9 @@
             <w:vAlign w:val="center"/>
           </w:tcPr>
           <w:p>
-            <w:pPr>
-              <w:spacing w:after="0" w:line="240" w:lineRule="auto"/>
-            </w:pPr>
-            <w:r>
-              <w:t xml:space="preserve">FR-25 peek panel links</w:t>
+            <w:r>
+              <w:lastRenderedPageBreak/>
+              <w:t>FR-25 peek panel links</w:t>
             </w:r>
           </w:p>
         </w:tc>
@@ -10258,16 +9942,13 @@
             <w:vAlign w:val="center"/>
           </w:tcPr>
           <w:p>
-            <w:pPr>
-              <w:spacing w:after="0" w:line="240" w:lineRule="auto"/>
-            </w:pPr>
-            <w:r>
-              <w:rPr>
-                <w:rFonts w:ascii="Consolas" w:hAnsi="Consolas" w:cs="Consolas"/>
-                <w:sz w:val="20"/>
-                <w:szCs w:val="20"/>
-              </w:rPr>
-              <w:t xml:space="preserve">loadTicketLinkedTo</w:t>
+            <w:r>
+              <w:rPr>
+                <w:rFonts w:ascii="Consolas" w:hAnsi="Consolas" w:cs="Consolas"/>
+                <w:sz w:val="20"/>
+                <w:szCs w:val="20"/>
+              </w:rPr>
+              <w:t>loadTicketLinkedTo</w:t>
             </w:r>
             <w:r>
               <w:t xml:space="preserve">, </w:t>
@@ -10278,7 +9959,7 @@
                 <w:sz w:val="20"/>
                 <w:szCs w:val="20"/>
               </w:rPr>
-              <w:t xml:space="preserve">loadTicketLinkedToType</w:t>
+              <w:t>loadTicketLinkedToType</w:t>
             </w:r>
             <w:r>
               <w:t xml:space="preserve">, </w:t>
@@ -10289,7 +9970,7 @@
                 <w:sz w:val="20"/>
                 <w:szCs w:val="20"/>
               </w:rPr>
-              <w:t xml:space="preserve">linkToTicket</w:t>
+              <w:t>linkToTicket</w:t>
             </w:r>
             <w:r>
               <w:t xml:space="preserve">, </w:t>
@@ -10300,7 +9981,38 @@
                 <w:sz w:val="20"/>
                 <w:szCs w:val="20"/>
               </w:rPr>
-              <w:t xml:space="preserve">loadTicketBySearchTerm</w:t>
+              <w:t>loadTicketBySearchTerm</w:t>
+            </w:r>
+          </w:p>
+        </w:tc>
+      </w:tr>
+      <w:tr>
+        <w:tc>
+          <w:tcPr>
+            <w:tcW w:type="dxa" w:w="4680"/>
+          </w:tcPr>
+          <w:p>
+            <w:pPr/>
+            <w:r/>
+            <w:r>
+              <w:t>FR-26..FR-31 ticket view panel</w:t>
+            </w:r>
+          </w:p>
+        </w:tc>
+        <w:tc>
+          <w:tcPr>
+            <w:tcW w:type="dxa" w:w="4680"/>
+          </w:tcPr>
+          <w:p>
+            <w:pPr/>
+            <w:r/>
+            <w:r>
+              <w:rPr>
+                <w:rFonts w:ascii="Consolas" w:hAnsi="Consolas" w:cs="Consolas"/>
+                <w:sz w:val="20"/>
+                <w:szCs w:val="20"/>
+              </w:rPr>
+              <w:t>updateTicketSummary, changeTicketState, updateTicketDescription, loadTicketLinkedTo, loadTicketBySearchTerm, linkToTicket, loadSubtasks, createSubtask</w:t>
             </w:r>
           </w:p>
         </w:tc>

--- a/jira_clone/report/SDD_ManageBacklog.docx
+++ b/jira_clone/report/SDD_ManageBacklog.docx
@@ -12,7 +12,7 @@
           <w:noProof/>
         </w:rPr>
         <w:drawing>
-          <wp:inline distT="0" distB="0" distL="0" distR="0" wp14:anchorId="457E777A" wp14:editId="1FBA519F">
+          <wp:inline distT="0" distB="0" distL="0" distR="0" wp14:anchorId="7850CFC6" wp14:editId="4F3FCC40">
             <wp:extent cx="2857500" cy="2857500"/>
             <wp:effectExtent l="0" t="0" r="0" b="0"/>
             <wp:docPr id="1" name="logo" descr="Soft Retail logo" title="Soft Retail"/>
@@ -420,30 +420,66 @@
           <w:sz w:val="18"/>
           <w:szCs w:val="18"/>
         </w:rPr>
-        <w:t xml:space="preserve">(), enrichTickets(), formatTicket()           </w:t>
-      </w:r>
+        <w:t xml:space="preserve">(), </w:t>
+      </w:r>
+      <w:proofErr w:type="spellStart"/>
       <w:r>
         <w:rPr>
           <w:rFonts w:ascii="Consolas" w:hAnsi="Consolas" w:cs="Consolas"/>
           <w:sz w:val="18"/>
           <w:szCs w:val="18"/>
         </w:rPr>
-        <w:t xml:space="preserve"> </w:t>
-      </w:r>
+        <w:t>enrichTickets</w:t>
+      </w:r>
+      <w:proofErr w:type="spellEnd"/>
       <w:r>
         <w:rPr>
           <w:rFonts w:ascii="Consolas" w:hAnsi="Consolas" w:cs="Consolas"/>
           <w:sz w:val="18"/>
           <w:szCs w:val="18"/>
         </w:rPr>
-        <w:t xml:space="preserve"> │</w:t>
-      </w:r>
+        <w:t xml:space="preserve">(), </w:t>
+      </w:r>
+      <w:proofErr w:type="spellStart"/>
       <w:r>
         <w:rPr>
           <w:rFonts w:ascii="Consolas" w:hAnsi="Consolas" w:cs="Consolas"/>
           <w:sz w:val="18"/>
           <w:szCs w:val="18"/>
         </w:rPr>
+        <w:t>formatTicket</w:t>
+      </w:r>
+      <w:proofErr w:type="spellEnd"/>
+      <w:r>
+        <w:rPr>
+          <w:rFonts w:ascii="Consolas" w:hAnsi="Consolas" w:cs="Consolas"/>
+          <w:sz w:val="18"/>
+          <w:szCs w:val="18"/>
+        </w:rPr>
+        <w:t xml:space="preserve">()           </w:t>
+      </w:r>
+      <w:r>
+        <w:rPr>
+          <w:rFonts w:ascii="Consolas" w:hAnsi="Consolas" w:cs="Consolas"/>
+          <w:sz w:val="18"/>
+          <w:szCs w:val="18"/>
+        </w:rPr>
+        <w:t xml:space="preserve"> </w:t>
+      </w:r>
+      <w:r>
+        <w:rPr>
+          <w:rFonts w:ascii="Consolas" w:hAnsi="Consolas" w:cs="Consolas"/>
+          <w:sz w:val="18"/>
+          <w:szCs w:val="18"/>
+        </w:rPr>
+        <w:t xml:space="preserve"> │</w:t>
+      </w:r>
+      <w:r>
+        <w:rPr>
+          <w:rFonts w:ascii="Consolas" w:hAnsi="Consolas" w:cs="Consolas"/>
+          <w:sz w:val="18"/>
+          <w:szCs w:val="18"/>
+        </w:rPr>
         <w:br/>
         <w:t>│                                                                                       │</w:t>
       </w:r>
@@ -623,7 +659,25 @@
           <w:sz w:val="18"/>
           <w:szCs w:val="18"/>
         </w:rPr>
-        <w:t xml:space="preserve"> · TicketService · StatusService · EpicService · ProjectService ·</w:t>
+        <w:t xml:space="preserve"> · </w:t>
+      </w:r>
+      <w:proofErr w:type="spellStart"/>
+      <w:r>
+        <w:rPr>
+          <w:rFonts w:ascii="Consolas" w:hAnsi="Consolas" w:cs="Consolas"/>
+          <w:sz w:val="18"/>
+          <w:szCs w:val="18"/>
+        </w:rPr>
+        <w:t>TicketService</w:t>
+      </w:r>
+      <w:proofErr w:type="spellEnd"/>
+      <w:r>
+        <w:rPr>
+          <w:rFonts w:ascii="Consolas" w:hAnsi="Consolas" w:cs="Consolas"/>
+          <w:sz w:val="18"/>
+          <w:szCs w:val="18"/>
+        </w:rPr>
+        <w:t xml:space="preserve"> · StatusService · EpicService · ProjectService ·</w:t>
       </w:r>
       <w:r>
         <w:rPr>
@@ -5759,24 +5813,102 @@
           <w:szCs w:val="18"/>
         </w:rPr>
         <w:t>ticket row click → ticketviewopen → handleOpenTicketView sets _activeTicketViewId</w:t>
+      </w:r>
+      <w:r>
+        <w:rPr>
+          <w:rFonts w:ascii="Consolas" w:hAnsi="Consolas" w:cs="Consolas"/>
+          <w:sz w:val="18"/>
+          <w:szCs w:val="18"/>
+        </w:rPr>
         <w:br/>
         <w:t>render &lt;c-ticket-view ticket={activeTicket}&gt;</w:t>
+      </w:r>
+      <w:r>
+        <w:rPr>
+          <w:rFonts w:ascii="Consolas" w:hAnsi="Consolas" w:cs="Consolas"/>
+          <w:sz w:val="18"/>
+          <w:szCs w:val="18"/>
+        </w:rPr>
         <w:br/>
         <w:t xml:space="preserve">  ├─ ticketsummaryupdate     → updateTicketSummary   → _updateTicketSummaryEverywhere</w:t>
+      </w:r>
+      <w:r>
+        <w:rPr>
+          <w:rFonts w:ascii="Consolas" w:hAnsi="Consolas" w:cs="Consolas"/>
+          <w:sz w:val="18"/>
+          <w:szCs w:val="18"/>
+        </w:rPr>
         <w:br/>
+      </w:r>
+      <w:r>
+        <w:rPr>
+          <w:rFonts w:ascii="Consolas" w:hAnsi="Consolas" w:cs="Consolas"/>
+          <w:sz w:val="18"/>
+          <w:szCs w:val="18"/>
+        </w:rPr>
+        <w:lastRenderedPageBreak/>
         <w:t xml:space="preserve">  ├─ ticketstatuschange      → changeTicketState     → _updateTicketStateEverywhere</w:t>
+      </w:r>
+      <w:r>
+        <w:rPr>
+          <w:rFonts w:ascii="Consolas" w:hAnsi="Consolas" w:cs="Consolas"/>
+          <w:sz w:val="18"/>
+          <w:szCs w:val="18"/>
+        </w:rPr>
         <w:br/>
         <w:t xml:space="preserve">  ├─ ticketdescriptionupdate → updateTicketDescription</w:t>
+      </w:r>
+      <w:r>
+        <w:rPr>
+          <w:rFonts w:ascii="Consolas" w:hAnsi="Consolas" w:cs="Consolas"/>
+          <w:sz w:val="18"/>
+          <w:szCs w:val="18"/>
+        </w:rPr>
         <w:br/>
         <w:t xml:space="preserve">  ├─ ticketlinkedtoexpand    → set _linkedToTargetTicketId → @wire loadTicketLinkedTo</w:t>
+      </w:r>
+      <w:r>
+        <w:rPr>
+          <w:rFonts w:ascii="Consolas" w:hAnsi="Consolas" w:cs="Consolas"/>
+          <w:sz w:val="18"/>
+          <w:szCs w:val="18"/>
+        </w:rPr>
         <w:br/>
         <w:t xml:space="preserve">  ├─ ticketsearch (≥2 chars) → set _ticketViewSearchTerm   → @wire loadTicketBySearchTerm</w:t>
+      </w:r>
+      <w:r>
+        <w:rPr>
+          <w:rFonts w:ascii="Consolas" w:hAnsi="Consolas" w:cs="Consolas"/>
+          <w:sz w:val="18"/>
+          <w:szCs w:val="18"/>
+        </w:rPr>
         <w:br/>
         <w:t xml:space="preserve">  ├─ ticketlinkcreate        → linkToTicket          → _addLinkedTicketToTicket</w:t>
+      </w:r>
+      <w:r>
+        <w:rPr>
+          <w:rFonts w:ascii="Consolas" w:hAnsi="Consolas" w:cs="Consolas"/>
+          <w:sz w:val="18"/>
+          <w:szCs w:val="18"/>
+        </w:rPr>
         <w:br/>
         <w:t xml:space="preserve">  ├─ subtasksexpand          → set _subtasksTargetTicketId → @wire loadSubtasks</w:t>
+      </w:r>
+      <w:r>
+        <w:rPr>
+          <w:rFonts w:ascii="Consolas" w:hAnsi="Consolas" w:cs="Consolas"/>
+          <w:sz w:val="18"/>
+          <w:szCs w:val="18"/>
+        </w:rPr>
         <w:br/>
         <w:t xml:space="preserve">  ├─ subtaskcreate           → createSubtask         → _addSubtaskToTicket</w:t>
+      </w:r>
+      <w:r>
+        <w:rPr>
+          <w:rFonts w:ascii="Consolas" w:hAnsi="Consolas" w:cs="Consolas"/>
+          <w:sz w:val="18"/>
+          <w:szCs w:val="18"/>
+        </w:rPr>
         <w:br/>
         <w:t xml:space="preserve">  └─ closeticketview         → clear _activeTicketViewId</w:t>
       </w:r>
@@ -5786,7 +5918,6 @@
         <w:pStyle w:val="Heading2"/>
       </w:pPr>
       <w:r>
-        <w:lastRenderedPageBreak/>
         <w:t>4. UI / UX Specification</w:t>
       </w:r>
     </w:p>
@@ -5953,7 +6084,7 @@
           <w:noProof/>
         </w:rPr>
         <w:drawing>
-          <wp:inline distT="0" distB="0" distL="0" distR="0" wp14:anchorId="49DA137B" wp14:editId="4E2A43E7">
+          <wp:inline distT="0" distB="0" distL="0" distR="0" wp14:anchorId="5D8B8DB0" wp14:editId="4DC77BFE">
             <wp:extent cx="5943600" cy="1361810"/>
             <wp:effectExtent l="0" t="0" r="0" b="0"/>
             <wp:docPr id="2000" name="Picture 2000"/>
@@ -6151,8 +6282,9 @@
         <w:rPr>
           <w:noProof/>
         </w:rPr>
+        <w:lastRenderedPageBreak/>
         <w:drawing>
-          <wp:inline distT="0" distB="0" distL="0" distR="0" wp14:anchorId="467BD62D" wp14:editId="17D44D59">
+          <wp:inline distT="0" distB="0" distL="0" distR="0" wp14:anchorId="78EC9E0E" wp14:editId="287876AC">
             <wp:extent cx="5943600" cy="1473173"/>
             <wp:effectExtent l="0" t="0" r="0" b="0"/>
             <wp:docPr id="2001" name="Picture 2001"/>
@@ -6278,7 +6410,6 @@
         <w:ind w:left="360" w:hanging="240"/>
       </w:pPr>
       <w:r>
-        <w:lastRenderedPageBreak/>
         <w:t xml:space="preserve">•  </w:t>
       </w:r>
       <w:r>
@@ -6479,7 +6610,7 @@
           <w:noProof/>
         </w:rPr>
         <w:drawing>
-          <wp:inline distT="0" distB="0" distL="0" distR="0" wp14:anchorId="46A8105F" wp14:editId="3888D977">
+          <wp:inline distT="0" distB="0" distL="0" distR="0" wp14:anchorId="306D7A6E" wp14:editId="72FE8E8C">
             <wp:extent cx="5943600" cy="858167"/>
             <wp:effectExtent l="0" t="0" r="0" b="0"/>
             <wp:docPr id="2002" name="Picture 2002"/>
@@ -6687,8 +6818,9 @@
         <w:rPr>
           <w:noProof/>
         </w:rPr>
+        <w:lastRenderedPageBreak/>
         <w:drawing>
-          <wp:inline distT="0" distB="0" distL="0" distR="0" wp14:anchorId="750B729C" wp14:editId="5338B658">
+          <wp:inline distT="0" distB="0" distL="0" distR="0" wp14:anchorId="2AAF80BB" wp14:editId="29EA40C1">
             <wp:extent cx="5943600" cy="2304532"/>
             <wp:effectExtent l="0" t="0" r="0" b="0"/>
             <wp:docPr id="2003" name="Picture 2003"/>
@@ -6764,7 +6896,6 @@
           <w:sz w:val="16"/>
           <w:szCs w:val="16"/>
         </w:rPr>
-        <w:lastRenderedPageBreak/>
         <w:t>###########################</w:t>
       </w:r>
     </w:p>
@@ -6868,7 +6999,7 @@
           <w:noProof/>
         </w:rPr>
         <w:drawing>
-          <wp:inline distT="0" distB="0" distL="0" distR="0" wp14:anchorId="41B8288F" wp14:editId="50F8C094">
+          <wp:inline distT="0" distB="0" distL="0" distR="0" wp14:anchorId="1AC2F625" wp14:editId="4469AE9A">
             <wp:extent cx="5943600" cy="2425316"/>
             <wp:effectExtent l="0" t="0" r="0" b="0"/>
             <wp:docPr id="2004" name="Picture 2004"/>
@@ -7048,6 +7179,7 @@
           <w:b/>
           <w:bCs/>
         </w:rPr>
+        <w:lastRenderedPageBreak/>
         <w:t>Create</w:t>
       </w:r>
       <w:r>
@@ -7139,9 +7271,8 @@
         <w:rPr>
           <w:noProof/>
         </w:rPr>
-        <w:lastRenderedPageBreak/>
         <w:drawing>
-          <wp:inline distT="0" distB="0" distL="0" distR="0" wp14:anchorId="7200C44E" wp14:editId="2277DCAC">
+          <wp:inline distT="0" distB="0" distL="0" distR="0" wp14:anchorId="255C1686" wp14:editId="58D8DE95">
             <wp:extent cx="5943600" cy="2381892"/>
             <wp:effectExtent l="0" t="0" r="0" b="0"/>
             <wp:docPr id="2005" name="Picture 2005"/>
@@ -7380,7 +7511,7 @@
           <w:noProof/>
         </w:rPr>
         <w:drawing>
-          <wp:inline distT="0" distB="0" distL="0" distR="0" wp14:anchorId="6B598188" wp14:editId="63CB3072">
+          <wp:inline distT="0" distB="0" distL="0" distR="0" wp14:anchorId="12DFD40C" wp14:editId="2FD682A3">
             <wp:extent cx="5943600" cy="99865"/>
             <wp:effectExtent l="0" t="0" r="0" b="0"/>
             <wp:docPr id="2006" name="Picture 2006"/>
@@ -7558,8 +7689,9 @@
         <w:rPr>
           <w:noProof/>
         </w:rPr>
+        <w:lastRenderedPageBreak/>
         <w:drawing>
-          <wp:inline distT="0" distB="0" distL="0" distR="0" wp14:anchorId="050E70F1" wp14:editId="160F73C4">
+          <wp:inline distT="0" distB="0" distL="0" distR="0" wp14:anchorId="535E7C7B" wp14:editId="6ADA6FA5">
             <wp:extent cx="5943600" cy="723430"/>
             <wp:effectExtent l="0" t="0" r="0" b="0"/>
             <wp:docPr id="2007" name="Picture 2007"/>
@@ -7643,7 +7775,6 @@
         <w:pStyle w:val="Heading3"/>
       </w:pPr>
       <w:r>
-        <w:lastRenderedPageBreak/>
         <w:t>4.9 Expand ticket — sub-tasks list</w:t>
       </w:r>
     </w:p>
@@ -7719,7 +7850,7 @@
           <w:noProof/>
         </w:rPr>
         <w:drawing>
-          <wp:inline distT="0" distB="0" distL="0" distR="0" wp14:anchorId="69D8F21A" wp14:editId="42CCCFB9">
+          <wp:inline distT="0" distB="0" distL="0" distR="0" wp14:anchorId="58F9FB89" wp14:editId="09339482">
             <wp:extent cx="5943600" cy="427256"/>
             <wp:effectExtent l="0" t="0" r="0" b="0"/>
             <wp:docPr id="2008" name="Picture 2008"/>
@@ -7948,7 +8079,7 @@
           <w:noProof/>
         </w:rPr>
         <w:drawing>
-          <wp:inline distT="0" distB="0" distL="0" distR="0" wp14:anchorId="4649C4D9" wp14:editId="17118E1A">
+          <wp:inline distT="0" distB="0" distL="0" distR="0" wp14:anchorId="1AD4FB9F" wp14:editId="77C5C5AB">
             <wp:extent cx="5943600" cy="2509520"/>
             <wp:effectExtent l="0" t="0" r="0" b="0"/>
             <wp:docPr id="2009" name="Picture 2009"/>
@@ -8032,6 +8163,7 @@
         <w:pStyle w:val="Heading3"/>
       </w:pPr>
       <w:r>
+        <w:lastRenderedPageBreak/>
         <w:t>4.11 Update Epic Parent modal (epic label → choose existing or create new)</w:t>
       </w:r>
     </w:p>
@@ -8188,9 +8320,8 @@
         <w:rPr>
           <w:noProof/>
         </w:rPr>
-        <w:lastRenderedPageBreak/>
         <w:drawing>
-          <wp:inline distT="0" distB="0" distL="0" distR="0" wp14:anchorId="17854A0C" wp14:editId="6F767696">
+          <wp:inline distT="0" distB="0" distL="0" distR="0" wp14:anchorId="793D3930" wp14:editId="3CC7E13F">
             <wp:extent cx="4314825" cy="3981450"/>
             <wp:effectExtent l="0" t="0" r="0" b="0"/>
             <wp:docPr id="2010" name="Picture 2010"/>
@@ -8286,7 +8417,15 @@
           <w:b/>
           <w:bCs/>
         </w:rPr>
-        <w:t>Clicking a ticket row dispatches ticketviewopen and opens the right-side c-ticket-view panel for that ticket (the parent keeps _activeTicketViewId and feeds the panel via _findTicketById). The header shows the ticket Name and a Close (×). Body sections: Summary — click the title to edit inline (c-ao-input) with confirm (✓) / cancel (✕), saving via ticketsummaryupdate → updateTicketSummary. Status — a combo box bound to statusOptions that fires ticketstatuschange → changeTicketState. Description — rendered with lightning-formatted-rich-text; clicking it (or the “Add a description…” placeholder when empty) swaps in a lightning-input-rich-text editor with Save / Cancel (ticketdescriptionupdate → updateTicketDescription). Linked work items — a collapsible section; expanding fires ticketlinkedtoexpand (@wire loadTicketLinkedTo) and lists the items under the blocks label; the + reveals an add-link form with a Link-type combo (loadTicketLinkedToType) and a ticket auto-complete that searches on ≥ 2 characters (ticketsearch → @wire loadTicketBySearchTerm), with Cancel / Link — Link is enabled only once both a type and a target ticket are chosen (linkToTicket). Subtasks — a collapsible section; expanding fires subtasksexpand (@wire loadSubtasks) and lists each sub-task (name, summary, assignee); the + reveals an inline create form (Summary *, Assignee, Current State, Start Date, Story Point, Description) with Cancel / Create (subtaskcreate → createSubtask).</w:t>
+        <w:t xml:space="preserve">Clicking a ticket row dispatches ticketviewopen and opens the right-side c-ticket-view panel for that ticket (the parent keeps _activeTicketViewId and feeds the panel via _findTicketById). The header shows the ticket Name and a Close (×). Body sections: Summary — click the title to edit inline (c-ao-input) with confirm (✓) / cancel (✕), saving via ticketsummaryupdate → updateTicketSummary. Status — a combo box bound to statusOptions that fires ticketstatuschange → changeTicketState. Description — rendered with lightning-formatted-rich-text; clicking it (or the “Add a description…” placeholder when empty) swaps in a lightning-input-rich-text editor </w:t>
+      </w:r>
+      <w:r>
+        <w:rPr>
+          <w:b/>
+          <w:bCs/>
+        </w:rPr>
+        <w:lastRenderedPageBreak/>
+        <w:t>with Save / Cancel (ticketdescriptionupdate → updateTicketDescription). Linked work items — a collapsible section; expanding fires ticketlinkedtoexpand (@wire loadTicketLinkedTo) and lists the items under the blocks label; the + reveals an add-link form with a Link-type combo (loadTicketLinkedToType) and a ticket auto-complete that searches on ≥ 2 characters (ticketsearch → @wire loadTicketBySearchTerm), with Cancel / Link — Link is enabled only once both a type and a target ticket are chosen (linkToTicket). Subtasks — a collapsible section; expanding fires subtasksexpand (@wire loadSubtasks) and lists each sub-task (name, summary, assignee); the + reveals an inline create form (Summary *, Assignee, Current State, Start Date, Story Point, Description) with Cancel / Create (subtaskcreate → createSubtask).</w:t>
       </w:r>
     </w:p>
     <w:p>
@@ -8305,14 +8444,27 @@
     </w:p>
     <w:p>
       <w:pPr>
-        <w:spacing w:after="160" w:line="276" w:lineRule="auto"/>
+        <w:jc w:val="center"/>
       </w:pPr>
       <w:r>
         <w:rPr>
           <w:b/>
           <w:bCs/>
-        </w:rPr>
-        <w:t>ticket-view-panel.png</w:t>
+          <w:color w:val="0F4761"/>
+          <w:sz w:val="20"/>
+          <w:szCs w:val="20"/>
+        </w:rPr>
+        <w:t>Ticket-view-panel</w:t>
+      </w:r>
+      <w:r>
+        <w:rPr>
+          <w:b/>
+          <w:bCs/>
+          <w:color w:val="0F4761"/>
+          <w:sz w:val="20"/>
+          <w:szCs w:val="20"/>
+        </w:rPr>
+        <w:t>.png</w:t>
       </w:r>
     </w:p>
     <w:p>
@@ -8334,11 +8486,41 @@
         <w:spacing w:after="160" w:line="276" w:lineRule="auto"/>
       </w:pPr>
       <w:r>
-        <w:rPr>
-          <w:b/>
-          <w:bCs/>
-        </w:rPr>
-        <w:t/>
+        <w:drawing>
+          <wp:inline distT="0" distB="0" distL="0" distR="0" wp14:anchorId="0E734966" wp14:editId="308925CA">
+            <wp:extent cx="5943600" cy="2445385"/>
+            <wp:effectExtent l="0" t="0" r="0" b="0"/>
+            <wp:docPr id="177086350" name="Picture 1"/>
+            <wp:cNvGraphicFramePr>
+              <a:graphicFrameLocks xmlns:a="http://schemas.openxmlformats.org/drawingml/2006/main" noChangeAspect="1"/>
+            </wp:cNvGraphicFramePr>
+            <a:graphic xmlns:a="http://schemas.openxmlformats.org/drawingml/2006/main">
+              <a:graphicData uri="http://schemas.openxmlformats.org/drawingml/2006/picture">
+                <pic:pic xmlns:pic="http://schemas.openxmlformats.org/drawingml/2006/picture">
+                  <pic:nvPicPr>
+                    <pic:cNvPr id="177086350" name=""/>
+                    <pic:cNvPicPr/>
+                  </pic:nvPicPr>
+                  <pic:blipFill>
+                    <a:blip r:embed="rId17"/>
+                    <a:stretch>
+                      <a:fillRect/>
+                    </a:stretch>
+                  </pic:blipFill>
+                  <pic:spPr>
+                    <a:xfrm>
+                      <a:off x="0" y="0"/>
+                      <a:ext cx="5943600" cy="2445385"/>
+                    </a:xfrm>
+                    <a:prstGeom prst="rect">
+                      <a:avLst/>
+                    </a:prstGeom>
+                  </pic:spPr>
+                </pic:pic>
+              </a:graphicData>
+            </a:graphic>
+          </wp:inline>
+        </w:drawing>
       </w:r>
     </w:p>
     <w:p>
@@ -8357,14 +8539,37 @@
     </w:p>
     <w:p>
       <w:pPr>
-        <w:spacing w:after="160" w:line="276" w:lineRule="auto"/>
+        <w:jc w:val="center"/>
       </w:pPr>
       <w:r>
         <w:rPr>
           <w:b/>
           <w:bCs/>
-        </w:rPr>
-        <w:t>ticket-view-status-combo.png</w:t>
+          <w:color w:val="0F4761"/>
+          <w:sz w:val="20"/>
+          <w:szCs w:val="20"/>
+        </w:rPr>
+        <w:t>Ticket-view-</w:t>
+      </w:r>
+      <w:r>
+        <w:rPr>
+          <w:b/>
+          <w:bCs/>
+          <w:color w:val="0F4761"/>
+          <w:sz w:val="20"/>
+          <w:szCs w:val="20"/>
+        </w:rPr>
+        <w:t>status-combo</w:t>
+      </w:r>
+      <w:r>
+        <w:rPr>
+          <w:b/>
+          <w:bCs/>
+          <w:color w:val="0F4761"/>
+          <w:sz w:val="20"/>
+          <w:szCs w:val="20"/>
+        </w:rPr>
+        <w:t>.png</w:t>
       </w:r>
     </w:p>
     <w:p>
@@ -8383,67 +8588,72 @@
     </w:p>
     <w:p>
       <w:pPr>
+        <w:jc w:val="center"/>
+      </w:pPr>
+      <w:r>
+        <w:drawing>
+          <wp:inline distT="0" distB="0" distL="0" distR="0" wp14:anchorId="5F854840" wp14:editId="44D80161">
+            <wp:extent cx="5943600" cy="1807845"/>
+            <wp:effectExtent l="0" t="0" r="0" b="1905"/>
+            <wp:docPr id="945312477" name="Picture 1"/>
+            <wp:cNvGraphicFramePr>
+              <a:graphicFrameLocks xmlns:a="http://schemas.openxmlformats.org/drawingml/2006/main" noChangeAspect="1"/>
+            </wp:cNvGraphicFramePr>
+            <a:graphic xmlns:a="http://schemas.openxmlformats.org/drawingml/2006/main">
+              <a:graphicData uri="http://schemas.openxmlformats.org/drawingml/2006/picture">
+                <pic:pic xmlns:pic="http://schemas.openxmlformats.org/drawingml/2006/picture">
+                  <pic:nvPicPr>
+                    <pic:cNvPr id="945312477" name=""/>
+                    <pic:cNvPicPr/>
+                  </pic:nvPicPr>
+                  <pic:blipFill>
+                    <a:blip r:embed="rId18"/>
+                    <a:stretch>
+                      <a:fillRect/>
+                    </a:stretch>
+                  </pic:blipFill>
+                  <pic:spPr>
+                    <a:xfrm>
+                      <a:off x="0" y="0"/>
+                      <a:ext cx="5943600" cy="1807845"/>
+                    </a:xfrm>
+                    <a:prstGeom prst="rect">
+                      <a:avLst/>
+                    </a:prstGeom>
+                  </pic:spPr>
+                </pic:pic>
+              </a:graphicData>
+            </a:graphic>
+          </wp:inline>
+        </w:drawing>
+      </w:r>
+    </w:p>
+    <w:p>
+      <w:pPr>
         <w:spacing w:after="160" w:line="276" w:lineRule="auto"/>
       </w:pPr>
-      <w:r>
-        <w:rPr>
-          <w:b/>
-          <w:bCs/>
-        </w:rPr>
-        <w:t/>
-      </w:r>
     </w:p>
     <w:p>
       <w:pPr>
         <w:jc w:val="center"/>
-      </w:pPr>
-      <w:r>
         <w:rPr>
           <w:rFonts w:ascii="Consolas" w:hAnsi="Consolas" w:cs="Consolas"/>
           <w:color w:val="9AA0A6"/>
           <w:sz w:val="16"/>
           <w:szCs w:val="16"/>
         </w:rPr>
-        <w:t>###########################</w:t>
-      </w:r>
-    </w:p>
-    <w:p>
-      <w:pPr>
-        <w:spacing w:after="160" w:line="276" w:lineRule="auto"/>
-      </w:pPr>
-      <w:r>
-        <w:rPr>
-          <w:b/>
-          <w:bCs/>
-        </w:rPr>
-        <w:t>ticket-view-linked-work-items.png</w:t>
-      </w:r>
+      </w:pPr>
     </w:p>
     <w:p>
       <w:pPr>
         <w:jc w:val="center"/>
-      </w:pPr>
-      <w:r>
         <w:rPr>
           <w:rFonts w:ascii="Consolas" w:hAnsi="Consolas" w:cs="Consolas"/>
           <w:color w:val="9AA0A6"/>
           <w:sz w:val="16"/>
           <w:szCs w:val="16"/>
         </w:rPr>
-        <w:t>###########################</w:t>
-      </w:r>
-    </w:p>
-    <w:p>
-      <w:pPr>
-        <w:spacing w:after="160" w:line="276" w:lineRule="auto"/>
-      </w:pPr>
-      <w:r>
-        <w:rPr>
-          <w:b/>
-          <w:bCs/>
-        </w:rPr>
-        <w:t/>
-      </w:r>
+      </w:pPr>
     </w:p>
     <w:p>
       <w:pPr>
@@ -8456,19 +8666,43 @@
           <w:sz w:val="16"/>
           <w:szCs w:val="16"/>
         </w:rPr>
+        <w:lastRenderedPageBreak/>
         <w:t>###########################</w:t>
       </w:r>
     </w:p>
     <w:p>
       <w:pPr>
-        <w:spacing w:after="160" w:line="276" w:lineRule="auto"/>
+        <w:jc w:val="center"/>
       </w:pPr>
       <w:r>
         <w:rPr>
           <w:b/>
           <w:bCs/>
-        </w:rPr>
-        <w:t>ticket-view-link-form.png</w:t>
+          <w:color w:val="0F4761"/>
+          <w:sz w:val="20"/>
+          <w:szCs w:val="20"/>
+        </w:rPr>
+        <w:t>Ticket-view-</w:t>
+      </w:r>
+      <w:r>
+        <w:rPr>
+          <w:b/>
+          <w:bCs/>
+          <w:color w:val="0F4761"/>
+          <w:sz w:val="20"/>
+          <w:szCs w:val="20"/>
+        </w:rPr>
+        <w:t>description-editor</w:t>
+      </w:r>
+      <w:r>
+        <w:rPr>
+          <w:b/>
+          <w:bCs/>
+          <w:color w:val="0F4761"/>
+          <w:sz w:val="20"/>
+          <w:szCs w:val="20"/>
+        </w:rPr>
+        <w:t>.png</w:t>
       </w:r>
     </w:p>
     <w:p>
@@ -8490,11 +8724,41 @@
         <w:spacing w:after="160" w:line="276" w:lineRule="auto"/>
       </w:pPr>
       <w:r>
-        <w:rPr>
-          <w:b/>
-          <w:bCs/>
-        </w:rPr>
-        <w:t/>
+        <w:drawing>
+          <wp:inline distT="0" distB="0" distL="0" distR="0" wp14:anchorId="28EB322A" wp14:editId="6FCFCF38">
+            <wp:extent cx="5943600" cy="1079500"/>
+            <wp:effectExtent l="0" t="0" r="0" b="6350"/>
+            <wp:docPr id="1907764812" name="Picture 1"/>
+            <wp:cNvGraphicFramePr>
+              <a:graphicFrameLocks xmlns:a="http://schemas.openxmlformats.org/drawingml/2006/main" noChangeAspect="1"/>
+            </wp:cNvGraphicFramePr>
+            <a:graphic xmlns:a="http://schemas.openxmlformats.org/drawingml/2006/main">
+              <a:graphicData uri="http://schemas.openxmlformats.org/drawingml/2006/picture">
+                <pic:pic xmlns:pic="http://schemas.openxmlformats.org/drawingml/2006/picture">
+                  <pic:nvPicPr>
+                    <pic:cNvPr id="1907764812" name=""/>
+                    <pic:cNvPicPr/>
+                  </pic:nvPicPr>
+                  <pic:blipFill>
+                    <a:blip r:embed="rId19"/>
+                    <a:stretch>
+                      <a:fillRect/>
+                    </a:stretch>
+                  </pic:blipFill>
+                  <pic:spPr>
+                    <a:xfrm>
+                      <a:off x="0" y="0"/>
+                      <a:ext cx="5943600" cy="1079500"/>
+                    </a:xfrm>
+                    <a:prstGeom prst="rect">
+                      <a:avLst/>
+                    </a:prstGeom>
+                  </pic:spPr>
+                </pic:pic>
+              </a:graphicData>
+            </a:graphic>
+          </wp:inline>
+        </w:drawing>
       </w:r>
     </w:p>
     <w:p>
@@ -8513,14 +8777,57 @@
     </w:p>
     <w:p>
       <w:pPr>
-        <w:spacing w:after="160" w:line="276" w:lineRule="auto"/>
+        <w:jc w:val="center"/>
       </w:pPr>
       <w:r>
         <w:rPr>
           <w:b/>
           <w:bCs/>
-        </w:rPr>
-        <w:t>ticket-view-subtasks.png</w:t>
+          <w:color w:val="0F4761"/>
+          <w:sz w:val="20"/>
+          <w:szCs w:val="20"/>
+        </w:rPr>
+        <w:t>Ticket-view-</w:t>
+      </w:r>
+      <w:r>
+        <w:rPr>
+          <w:b/>
+          <w:bCs/>
+          <w:color w:val="0F4761"/>
+          <w:sz w:val="20"/>
+          <w:szCs w:val="20"/>
+        </w:rPr>
+        <w:t>linked</w:t>
+      </w:r>
+      <w:r>
+        <w:rPr>
+          <w:b/>
+          <w:bCs/>
+          <w:color w:val="0F4761"/>
+          <w:sz w:val="20"/>
+          <w:szCs w:val="20"/>
+        </w:rPr>
+        <w:t>-</w:t>
+      </w:r>
+      <w:r>
+        <w:rPr>
+          <w:b/>
+          <w:bCs/>
+          <w:color w:val="0F4761"/>
+          <w:sz w:val="20"/>
+          <w:szCs w:val="20"/>
+        </w:rPr>
+        <w:t>work-items</w:t>
+      </w:r>
+      <w:r>
+        <w:rPr>
+          <w:b/>
+          <w:bCs/>
+          <w:color w:val="0F4761"/>
+          <w:sz w:val="20"/>
+          <w:szCs w:val="20"/>
+        </w:rPr>
+        <w:t>.png</w:t>
       </w:r>
     </w:p>
     <w:p>
@@ -8542,11 +8849,83 @@
         <w:spacing w:after="160" w:line="276" w:lineRule="auto"/>
       </w:pPr>
       <w:r>
-        <w:rPr>
-          <w:b/>
-          <w:bCs/>
-        </w:rPr>
-        <w:t/>
+        <w:drawing>
+          <wp:inline distT="0" distB="0" distL="0" distR="0" wp14:anchorId="6925DBDD" wp14:editId="3D3144A3">
+            <wp:extent cx="5943600" cy="1136650"/>
+            <wp:effectExtent l="0" t="0" r="0" b="6350"/>
+            <wp:docPr id="38610706" name="Picture 1"/>
+            <wp:cNvGraphicFramePr>
+              <a:graphicFrameLocks xmlns:a="http://schemas.openxmlformats.org/drawingml/2006/main" noChangeAspect="1"/>
+            </wp:cNvGraphicFramePr>
+            <a:graphic xmlns:a="http://schemas.openxmlformats.org/drawingml/2006/main">
+              <a:graphicData uri="http://schemas.openxmlformats.org/drawingml/2006/picture">
+                <pic:pic xmlns:pic="http://schemas.openxmlformats.org/drawingml/2006/picture">
+                  <pic:nvPicPr>
+                    <pic:cNvPr id="38610706" name=""/>
+                    <pic:cNvPicPr/>
+                  </pic:nvPicPr>
+                  <pic:blipFill>
+                    <a:blip r:embed="rId20"/>
+                    <a:stretch>
+                      <a:fillRect/>
+                    </a:stretch>
+                  </pic:blipFill>
+                  <pic:spPr>
+                    <a:xfrm>
+                      <a:off x="0" y="0"/>
+                      <a:ext cx="5943600" cy="1136650"/>
+                    </a:xfrm>
+                    <a:prstGeom prst="rect">
+                      <a:avLst/>
+                    </a:prstGeom>
+                  </pic:spPr>
+                </pic:pic>
+              </a:graphicData>
+            </a:graphic>
+          </wp:inline>
+        </w:drawing>
+      </w:r>
+    </w:p>
+    <w:p>
+      <w:pPr>
+        <w:spacing w:after="160" w:line="276" w:lineRule="auto"/>
+      </w:pPr>
+      <w:r>
+        <w:drawing>
+          <wp:inline distT="0" distB="0" distL="0" distR="0" wp14:anchorId="7FB33FB6" wp14:editId="360FBECB">
+            <wp:extent cx="5943600" cy="696595"/>
+            <wp:effectExtent l="0" t="0" r="0" b="8255"/>
+            <wp:docPr id="709922268" name="Picture 1"/>
+            <wp:cNvGraphicFramePr>
+              <a:graphicFrameLocks xmlns:a="http://schemas.openxmlformats.org/drawingml/2006/main" noChangeAspect="1"/>
+            </wp:cNvGraphicFramePr>
+            <a:graphic xmlns:a="http://schemas.openxmlformats.org/drawingml/2006/main">
+              <a:graphicData uri="http://schemas.openxmlformats.org/drawingml/2006/picture">
+                <pic:pic xmlns:pic="http://schemas.openxmlformats.org/drawingml/2006/picture">
+                  <pic:nvPicPr>
+                    <pic:cNvPr id="709922268" name=""/>
+                    <pic:cNvPicPr/>
+                  </pic:nvPicPr>
+                  <pic:blipFill>
+                    <a:blip r:embed="rId21"/>
+                    <a:stretch>
+                      <a:fillRect/>
+                    </a:stretch>
+                  </pic:blipFill>
+                  <pic:spPr>
+                    <a:xfrm>
+                      <a:off x="0" y="0"/>
+                      <a:ext cx="5943600" cy="696595"/>
+                    </a:xfrm>
+                    <a:prstGeom prst="rect">
+                      <a:avLst/>
+                    </a:prstGeom>
+                  </pic:spPr>
+                </pic:pic>
+              </a:graphicData>
+            </a:graphic>
+          </wp:inline>
+        </w:drawing>
       </w:r>
     </w:p>
     <w:p>
@@ -8565,14 +8944,57 @@
     </w:p>
     <w:p>
       <w:pPr>
-        <w:spacing w:after="160" w:line="276" w:lineRule="auto"/>
+        <w:jc w:val="center"/>
       </w:pPr>
       <w:r>
         <w:rPr>
           <w:b/>
           <w:bCs/>
-        </w:rPr>
-        <w:t>ticket-view-subtask-form.png</w:t>
+          <w:color w:val="0F4761"/>
+          <w:sz w:val="20"/>
+          <w:szCs w:val="20"/>
+        </w:rPr>
+        <w:t>Ticket-view-</w:t>
+      </w:r>
+      <w:r>
+        <w:rPr>
+          <w:b/>
+          <w:bCs/>
+          <w:color w:val="0F4761"/>
+          <w:sz w:val="20"/>
+          <w:szCs w:val="20"/>
+        </w:rPr>
+        <w:t>subtask</w:t>
+      </w:r>
+      <w:r>
+        <w:rPr>
+          <w:b/>
+          <w:bCs/>
+          <w:color w:val="0F4761"/>
+          <w:sz w:val="20"/>
+          <w:szCs w:val="20"/>
+        </w:rPr>
+        <w:t>-</w:t>
+      </w:r>
+      <w:r>
+        <w:rPr>
+          <w:b/>
+          <w:bCs/>
+          <w:color w:val="0F4761"/>
+          <w:sz w:val="20"/>
+          <w:szCs w:val="20"/>
+        </w:rPr>
+        <w:t>form</w:t>
+      </w:r>
+      <w:r>
+        <w:rPr>
+          <w:b/>
+          <w:bCs/>
+          <w:color w:val="0F4761"/>
+          <w:sz w:val="20"/>
+          <w:szCs w:val="20"/>
+        </w:rPr>
+        <w:t>.png</w:t>
       </w:r>
     </w:p>
     <w:p>
@@ -8591,22 +9013,177 @@
     </w:p>
     <w:p>
       <w:pPr>
+        <w:jc w:val="center"/>
+      </w:pPr>
+      <w:r>
+        <w:drawing>
+          <wp:inline distT="0" distB="0" distL="0" distR="0" wp14:anchorId="2017D99D" wp14:editId="5CF5B75A">
+            <wp:extent cx="5943600" cy="929005"/>
+            <wp:effectExtent l="0" t="0" r="0" b="4445"/>
+            <wp:docPr id="270902386" name="Picture 1"/>
+            <wp:cNvGraphicFramePr>
+              <a:graphicFrameLocks xmlns:a="http://schemas.openxmlformats.org/drawingml/2006/main" noChangeAspect="1"/>
+            </wp:cNvGraphicFramePr>
+            <a:graphic xmlns:a="http://schemas.openxmlformats.org/drawingml/2006/main">
+              <a:graphicData uri="http://schemas.openxmlformats.org/drawingml/2006/picture">
+                <pic:pic xmlns:pic="http://schemas.openxmlformats.org/drawingml/2006/picture">
+                  <pic:nvPicPr>
+                    <pic:cNvPr id="270902386" name=""/>
+                    <pic:cNvPicPr/>
+                  </pic:nvPicPr>
+                  <pic:blipFill>
+                    <a:blip r:embed="rId22"/>
+                    <a:stretch>
+                      <a:fillRect/>
+                    </a:stretch>
+                  </pic:blipFill>
+                  <pic:spPr>
+                    <a:xfrm>
+                      <a:off x="0" y="0"/>
+                      <a:ext cx="5943600" cy="929005"/>
+                    </a:xfrm>
+                    <a:prstGeom prst="rect">
+                      <a:avLst/>
+                    </a:prstGeom>
+                  </pic:spPr>
+                </pic:pic>
+              </a:graphicData>
+            </a:graphic>
+          </wp:inline>
+        </w:drawing>
+      </w:r>
+      <w:r>
+        <w:drawing>
+          <wp:inline distT="0" distB="0" distL="0" distR="0" wp14:anchorId="36FE84BB" wp14:editId="3FCCBCC5">
+            <wp:extent cx="5943600" cy="1816735"/>
+            <wp:effectExtent l="0" t="0" r="0" b="0"/>
+            <wp:docPr id="2132816670" name="Picture 1"/>
+            <wp:cNvGraphicFramePr>
+              <a:graphicFrameLocks xmlns:a="http://schemas.openxmlformats.org/drawingml/2006/main" noChangeAspect="1"/>
+            </wp:cNvGraphicFramePr>
+            <a:graphic xmlns:a="http://schemas.openxmlformats.org/drawingml/2006/main">
+              <a:graphicData uri="http://schemas.openxmlformats.org/drawingml/2006/picture">
+                <pic:pic xmlns:pic="http://schemas.openxmlformats.org/drawingml/2006/picture">
+                  <pic:nvPicPr>
+                    <pic:cNvPr id="2132816670" name=""/>
+                    <pic:cNvPicPr/>
+                  </pic:nvPicPr>
+                  <pic:blipFill>
+                    <a:blip r:embed="rId23"/>
+                    <a:stretch>
+                      <a:fillRect/>
+                    </a:stretch>
+                  </pic:blipFill>
+                  <pic:spPr>
+                    <a:xfrm>
+                      <a:off x="0" y="0"/>
+                      <a:ext cx="5943600" cy="1816735"/>
+                    </a:xfrm>
+                    <a:prstGeom prst="rect">
+                      <a:avLst/>
+                    </a:prstGeom>
+                  </pic:spPr>
+                </pic:pic>
+              </a:graphicData>
+            </a:graphic>
+          </wp:inline>
+        </w:drawing>
+      </w:r>
+    </w:p>
+    <w:p>
+      <w:pPr>
         <w:spacing w:after="160" w:line="276" w:lineRule="auto"/>
       </w:pPr>
+    </w:p>
+    <w:p>
+      <w:pPr>
+        <w:pStyle w:val="Heading2"/>
+      </w:pPr>
+      <w:r>
+        <w:lastRenderedPageBreak/>
+        <w:t>5. State, Paging &amp; Drag-and-Drop Design</w:t>
+      </w:r>
+    </w:p>
+    <w:p>
+      <w:pPr>
+        <w:spacing w:after="60" w:line="276" w:lineRule="auto"/>
+        <w:ind w:left="360" w:hanging="240"/>
+      </w:pPr>
+      <w:r>
+        <w:t xml:space="preserve">•  </w:t>
+      </w:r>
       <w:r>
         <w:rPr>
           <w:b/>
           <w:bCs/>
         </w:rPr>
-        <w:t/>
-      </w:r>
-    </w:p>
-    <w:p>
-      <w:pPr>
-        <w:pStyle w:val="Heading2"/>
-      </w:pPr>
-      <w:r>
-        <w:t>5. State, Paging &amp; Drag-and-Drop Design</w:t>
+        <w:t>Paging.</w:t>
+      </w:r>
+      <w:r>
+        <w:t xml:space="preserve"> </w:t>
+      </w:r>
+      <w:r>
+        <w:rPr>
+          <w:rFonts w:ascii="Consolas" w:hAnsi="Consolas" w:cs="Consolas"/>
+          <w:sz w:val="20"/>
+          <w:szCs w:val="20"/>
+        </w:rPr>
+        <w:t>PAGE_SIZE = 5</w:t>
+      </w:r>
+      <w:r>
+        <w:t xml:space="preserve"> (</w:t>
+      </w:r>
+      <w:r>
+        <w:rPr>
+          <w:rFonts w:ascii="Consolas" w:hAnsi="Consolas" w:cs="Consolas"/>
+          <w:sz w:val="20"/>
+          <w:szCs w:val="20"/>
+        </w:rPr>
+        <w:t>backlogSprintUtils.js</w:t>
+      </w:r>
+      <w:r>
+        <w:t xml:space="preserve">). Backlog tracks </w:t>
+      </w:r>
+      <w:r>
+        <w:rPr>
+          <w:rFonts w:ascii="Consolas" w:hAnsi="Consolas" w:cs="Consolas"/>
+          <w:sz w:val="20"/>
+          <w:szCs w:val="20"/>
+        </w:rPr>
+        <w:t>backlogOffset / backlogHasMore</w:t>
+      </w:r>
+      <w:r>
+        <w:t>;</w:t>
+      </w:r>
+    </w:p>
+    <w:p>
+      <w:pPr>
+        <w:spacing w:after="160" w:line="276" w:lineRule="auto"/>
+      </w:pPr>
+      <w:r>
+        <w:t xml:space="preserve">each sprint tracks its own </w:t>
+      </w:r>
+      <w:r>
+        <w:rPr>
+          <w:rFonts w:ascii="Consolas" w:hAnsi="Consolas" w:cs="Consolas"/>
+          <w:sz w:val="20"/>
+          <w:szCs w:val="20"/>
+        </w:rPr>
+        <w:t>offset / hasMore / currentPage / isFirstPage / isLastPage / offsetLabel</w:t>
+      </w:r>
+      <w:r>
+        <w:t xml:space="preserve">. "has more" is inferred from </w:t>
+      </w:r>
+      <w:r>
+        <w:rPr>
+          <w:rFonts w:ascii="Consolas" w:hAnsi="Consolas" w:cs="Consolas"/>
+          <w:sz w:val="20"/>
+          <w:szCs w:val="20"/>
+        </w:rPr>
+        <w:t>rawTickets.length === PAGE_SIZE</w:t>
+      </w:r>
+      <w:r>
+        <w:t>.</w:t>
       </w:r>
     </w:p>
     <w:p>
@@ -8622,7 +9199,7 @@
           <w:b/>
           <w:bCs/>
         </w:rPr>
-        <w:t>Paging.</w:t>
+        <w:t>Derived sprint view-model.</w:t>
       </w:r>
       <w:r>
         <w:t xml:space="preserve"> </w:t>
@@ -8633,10 +9210,10 @@
           <w:sz w:val="20"/>
           <w:szCs w:val="20"/>
         </w:rPr>
-        <w:t>PAGE_SIZE = 5</w:t>
-      </w:r>
-      <w:r>
-        <w:t xml:space="preserve"> (</w:t>
+        <w:t>formatSprint(raw)</w:t>
+      </w:r>
+      <w:r>
+        <w:t xml:space="preserve"> adds </w:t>
       </w:r>
       <w:r>
         <w:rPr>
@@ -8644,29 +9221,26 @@
           <w:sz w:val="20"/>
           <w:szCs w:val="20"/>
         </w:rPr>
-        <w:t>backlogSprintUtils.js</w:t>
-      </w:r>
-      <w:r>
-        <w:t xml:space="preserve">). Backlog tracks </w:t>
-      </w:r>
+        <w:t>endDate</w:t>
+      </w:r>
+      <w:r>
+        <w:t xml:space="preserve"> (= start + duration days),</w:t>
+      </w:r>
+    </w:p>
+    <w:p>
+      <w:pPr>
+        <w:spacing w:after="160" w:line="276" w:lineRule="auto"/>
+      </w:pPr>
       <w:r>
         <w:rPr>
           <w:rFonts w:ascii="Consolas" w:hAnsi="Consolas" w:cs="Consolas"/>
           <w:sz w:val="20"/>
           <w:szCs w:val="20"/>
         </w:rPr>
-        <w:t>backlogOffset / backlogHasMore</w:t>
-      </w:r>
-      <w:r>
-        <w:t>;</w:t>
-      </w:r>
-    </w:p>
-    <w:p>
-      <w:pPr>
-        <w:spacing w:after="160" w:line="276" w:lineRule="auto"/>
-      </w:pPr>
-      <w:r>
-        <w:t xml:space="preserve">each sprint tracks its own </w:t>
+        <w:t>isComplete</w:t>
+      </w:r>
+      <w:r>
+        <w:t xml:space="preserve">, </w:t>
       </w:r>
       <w:r>
         <w:rPr>
@@ -8674,10 +9248,29 @@
           <w:sz w:val="20"/>
           <w:szCs w:val="20"/>
         </w:rPr>
-        <w:t>offset / hasMore / currentPage / isFirstPage / isLastPage / offsetLabel</w:t>
-      </w:r>
-      <w:r>
-        <w:t xml:space="preserve">. "has more" is inferred from </w:t>
+        <w:t>storyPointsPercent</w:t>
+      </w:r>
+      <w:r>
+        <w:t>, chevron/expansion/paging defaults, and drag-feedback classes.</w:t>
+      </w:r>
+    </w:p>
+    <w:p>
+      <w:pPr>
+        <w:spacing w:after="60" w:line="276" w:lineRule="auto"/>
+        <w:ind w:left="360" w:hanging="240"/>
+      </w:pPr>
+      <w:r>
+        <w:t xml:space="preserve">•  </w:t>
+      </w:r>
+      <w:r>
+        <w:rPr>
+          <w:b/>
+          <w:bCs/>
+        </w:rPr>
+        <w:t>Derived ticket view-model.</w:t>
+      </w:r>
+      <w:r>
+        <w:t xml:space="preserve"> </w:t>
       </w:r>
       <w:r>
         <w:rPr>
@@ -8685,7 +9278,89 @@
           <w:sz w:val="20"/>
           <w:szCs w:val="20"/>
         </w:rPr>
-        <w:t>rawTickets.length === PAGE_SIZE</w:t>
+        <w:t>enrichTickets(...)</w:t>
+      </w:r>
+      <w:r>
+        <w:t xml:space="preserve"> / </w:t>
+      </w:r>
+      <w:r>
+        <w:rPr>
+          <w:rFonts w:ascii="Consolas" w:hAnsi="Consolas" w:cs="Consolas"/>
+          <w:sz w:val="20"/>
+          <w:szCs w:val="20"/>
+        </w:rPr>
+        <w:t>formatTicket(...)</w:t>
+      </w:r>
+      <w:r>
+        <w:t xml:space="preserve"> map </w:t>
+      </w:r>
+      <w:r>
+        <w:rPr>
+          <w:rFonts w:ascii="Consolas" w:hAnsi="Consolas" w:cs="Consolas"/>
+          <w:sz w:val="20"/>
+          <w:szCs w:val="20"/>
+        </w:rPr>
+        <w:t>epicName</w:t>
+      </w:r>
+      <w:r>
+        <w:t>,</w:t>
+      </w:r>
+    </w:p>
+    <w:p>
+      <w:pPr>
+        <w:spacing w:after="160" w:line="276" w:lineRule="auto"/>
+      </w:pPr>
+      <w:r>
+        <w:rPr>
+          <w:rFonts w:ascii="Consolas" w:hAnsi="Consolas" w:cs="Consolas"/>
+          <w:sz w:val="20"/>
+          <w:szCs w:val="20"/>
+        </w:rPr>
+        <w:t>ticketTypeName</w:t>
+      </w:r>
+      <w:r>
+        <w:t xml:space="preserve">, </w:t>
+      </w:r>
+      <w:r>
+        <w:rPr>
+          <w:rFonts w:ascii="Consolas" w:hAnsi="Consolas" w:cs="Consolas"/>
+          <w:sz w:val="20"/>
+          <w:szCs w:val="20"/>
+        </w:rPr>
+        <w:t>assigneeName</w:t>
+      </w:r>
+      <w:r>
+        <w:t xml:space="preserve">, </w:t>
+      </w:r>
+      <w:r>
+        <w:rPr>
+          <w:rFonts w:ascii="Consolas" w:hAnsi="Consolas" w:cs="Consolas"/>
+          <w:sz w:val="20"/>
+          <w:szCs w:val="20"/>
+        </w:rPr>
+        <w:t>isSelected</w:t>
+      </w:r>
+      <w:r>
+        <w:t xml:space="preserve">, a stable </w:t>
+      </w:r>
+      <w:r>
+        <w:rPr>
+          <w:rFonts w:ascii="Consolas" w:hAnsi="Consolas" w:cs="Consolas"/>
+          <w:sz w:val="20"/>
+          <w:szCs w:val="20"/>
+        </w:rPr>
+        <w:t>_key</w:t>
+      </w:r>
+      <w:r>
+        <w:t xml:space="preserve">, and </w:t>
+      </w:r>
+      <w:r>
+        <w:rPr>
+          <w:rFonts w:ascii="Consolas" w:hAnsi="Consolas" w:cs="Consolas"/>
+          <w:sz w:val="20"/>
+          <w:szCs w:val="20"/>
+        </w:rPr>
+        <w:t>dropIndicatorClass</w:t>
       </w:r>
       <w:r>
         <w:t>.</w:t>
@@ -8704,10 +9379,18 @@
           <w:b/>
           <w:bCs/>
         </w:rPr>
-        <w:t>Derived sprint view-model.</w:t>
-      </w:r>
-      <w:r>
-        <w:t xml:space="preserve"> </w:t>
+        <w:t>Mutators are "everywhere"-aware.</w:t>
+      </w:r>
+      <w:r>
+        <w:t xml:space="preserve"> Because a ticket can appear in the backlog and (when loaded)</w:t>
+      </w:r>
+    </w:p>
+    <w:p>
+      <w:pPr>
+        <w:spacing w:after="160" w:line="276" w:lineRule="auto"/>
+      </w:pPr>
+      <w:r>
+        <w:t xml:space="preserve">in a sprint, patches go through </w:t>
       </w:r>
       <w:r>
         <w:rPr>
@@ -8715,10 +9398,10 @@
           <w:sz w:val="20"/>
           <w:szCs w:val="20"/>
         </w:rPr>
-        <w:t>formatSprint(raw)</w:t>
-      </w:r>
-      <w:r>
-        <w:t xml:space="preserve"> adds </w:t>
+        <w:t>_patchTicketEverywhere</w:t>
+      </w:r>
+      <w:r>
+        <w:t xml:space="preserve"> / </w:t>
       </w:r>
       <w:r>
         <w:rPr>
@@ -8726,26 +9409,48 @@
           <w:sz w:val="20"/>
           <w:szCs w:val="20"/>
         </w:rPr>
-        <w:t>endDate</w:t>
-      </w:r>
-      <w:r>
-        <w:t xml:space="preserve"> (= start + duration days),</w:t>
-      </w:r>
-    </w:p>
-    <w:p>
-      <w:pPr>
-        <w:spacing w:after="160" w:line="276" w:lineRule="auto"/>
-      </w:pPr>
+        <w:t>_updateTicket…Everywhere</w:t>
+      </w:r>
+      <w:r>
+        <w:t xml:space="preserve"> so both copies stay consistent without a second fetch.</w:t>
+      </w:r>
+    </w:p>
+    <w:p>
+      <w:pPr>
+        <w:spacing w:after="60" w:line="276" w:lineRule="auto"/>
+        <w:ind w:left="360" w:hanging="240"/>
+      </w:pPr>
+      <w:r>
+        <w:t xml:space="preserve">•  </w:t>
+      </w:r>
+      <w:r>
+        <w:rPr>
+          <w:b/>
+          <w:bCs/>
+        </w:rPr>
+        <w:t>Drag and drop.</w:t>
+      </w:r>
+      <w:r>
+        <w:t xml:space="preserve"> </w:t>
+      </w:r>
       <w:r>
         <w:rPr>
           <w:rFonts w:ascii="Consolas" w:hAnsi="Consolas" w:cs="Consolas"/>
           <w:sz w:val="20"/>
           <w:szCs w:val="20"/>
         </w:rPr>
-        <w:t>isComplete</w:t>
-      </w:r>
-      <w:r>
-        <w:t xml:space="preserve">, </w:t>
+        <w:t>handlePageDragStart</w:t>
+      </w:r>
+      <w:r>
+        <w:t xml:space="preserve"> records the source container/ticket via DOM traversal</w:t>
+      </w:r>
+    </w:p>
+    <w:p>
+      <w:pPr>
+        <w:spacing w:after="160" w:line="276" w:lineRule="auto"/>
+      </w:pPr>
+      <w:r>
+        <w:t xml:space="preserve">(dataTransfer is empty on </w:t>
       </w:r>
       <w:r>
         <w:rPr>
@@ -8753,10 +9458,54 @@
           <w:sz w:val="20"/>
           <w:szCs w:val="20"/>
         </w:rPr>
-        <w:t>storyPointsPercent</w:t>
-      </w:r>
-      <w:r>
-        <w:t>, chevron/expansion/paging defaults, and drag-feedback classes.</w:t>
+        <w:t>dragstart</w:t>
+      </w:r>
+      <w:r>
+        <w:t>). Sprint→different-sprint is blocked (</w:t>
+      </w:r>
+      <w:r>
+        <w:rPr>
+          <w:rFonts w:ascii="Consolas" w:hAnsi="Consolas" w:cs="Consolas"/>
+          <w:sz w:val="20"/>
+          <w:szCs w:val="20"/>
+        </w:rPr>
+        <w:t>dropEffect='none'</w:t>
+      </w:r>
+      <w:r>
+        <w:t xml:space="preserve">). Same-container drops route to </w:t>
+      </w:r>
+      <w:r>
+        <w:rPr>
+          <w:rFonts w:ascii="Consolas" w:hAnsi="Consolas" w:cs="Consolas"/>
+          <w:sz w:val="20"/>
+          <w:szCs w:val="20"/>
+        </w:rPr>
+        <w:t>moveTicketPosition</w:t>
+      </w:r>
+      <w:r>
+        <w:t xml:space="preserve"> (reorder); cross-container drops route to </w:t>
+      </w:r>
+      <w:r>
+        <w:rPr>
+          <w:rFonts w:ascii="Consolas" w:hAnsi="Consolas" w:cs="Consolas"/>
+          <w:sz w:val="20"/>
+          <w:szCs w:val="20"/>
+        </w:rPr>
+        <w:t>moveTicketToSprint</w:t>
+      </w:r>
+      <w:r>
+        <w:t xml:space="preserve"> / </w:t>
+      </w:r>
+      <w:r>
+        <w:rPr>
+          <w:rFonts w:ascii="Consolas" w:hAnsi="Consolas" w:cs="Consolas"/>
+          <w:sz w:val="20"/>
+          <w:szCs w:val="20"/>
+        </w:rPr>
+        <w:t>moveTicketToBacklog</w:t>
+      </w:r>
+      <w:r>
+        <w:t>. Top drop-zones allow inserting before the first item.</w:t>
       </w:r>
     </w:p>
     <w:p>
@@ -8772,10 +9521,10 @@
           <w:b/>
           <w:bCs/>
         </w:rPr>
-        <w:t>Derived ticket view-model.</w:t>
-      </w:r>
-      <w:r>
-        <w:t xml:space="preserve"> </w:t>
+        <w:t>Optimistic revert.</w:t>
+      </w:r>
+      <w:r>
+        <w:t xml:space="preserve"> On a failed status change the ticket is re-keyed (</w:t>
       </w:r>
       <w:r>
         <w:rPr>
@@ -8783,10 +9532,35 @@
           <w:sz w:val="20"/>
           <w:szCs w:val="20"/>
         </w:rPr>
-        <w:t>enrichTickets(...)</w:t>
-      </w:r>
-      <w:r>
-        <w:t xml:space="preserve"> / </w:t>
+        <w:t>_reKeyTicket</w:t>
+      </w:r>
+      <w:r>
+        <w:t>) to force the</w:t>
+      </w:r>
+    </w:p>
+    <w:p>
+      <w:pPr>
+        <w:spacing w:after="160" w:line="276" w:lineRule="auto"/>
+      </w:pPr>
+      <w:r>
+        <w:t>combo to re-render its server value.</w:t>
+      </w:r>
+    </w:p>
+    <w:p>
+      <w:pPr>
+        <w:pStyle w:val="Heading2"/>
+      </w:pPr>
+      <w:r>
+        <w:t>6. Error Handling &amp; Loading</w:t>
+      </w:r>
+    </w:p>
+    <w:p>
+      <w:pPr>
+        <w:spacing w:after="60" w:line="276" w:lineRule="auto"/>
+        <w:ind w:left="360" w:hanging="240"/>
+      </w:pPr>
+      <w:r>
+        <w:t xml:space="preserve">•  Each imperative call sets </w:t>
       </w:r>
       <w:r>
         <w:rPr>
@@ -8794,10 +9568,10 @@
           <w:sz w:val="20"/>
           <w:szCs w:val="20"/>
         </w:rPr>
-        <w:t>formatTicket(...)</w:t>
-      </w:r>
-      <w:r>
-        <w:t xml:space="preserve"> map </w:t>
+        <w:t>isLoading = true</w:t>
+      </w:r>
+      <w:r>
+        <w:t xml:space="preserve">, then in </w:t>
       </w:r>
       <w:r>
         <w:rPr>
@@ -8805,26 +9579,26 @@
           <w:sz w:val="20"/>
           <w:szCs w:val="20"/>
         </w:rPr>
-        <w:t>epicName</w:t>
-      </w:r>
-      <w:r>
-        <w:t>,</w:t>
-      </w:r>
-    </w:p>
-    <w:p>
-      <w:pPr>
-        <w:spacing w:after="160" w:line="276" w:lineRule="auto"/>
-      </w:pPr>
+        <w:t>finally</w:t>
+      </w:r>
+      <w:r>
+        <w:t xml:space="preserve"> resets it; </w:t>
+      </w:r>
       <w:r>
         <w:rPr>
           <w:rFonts w:ascii="Consolas" w:hAnsi="Consolas" w:cs="Consolas"/>
           <w:sz w:val="20"/>
           <w:szCs w:val="20"/>
         </w:rPr>
-        <w:t>ticketTypeName</w:t>
-      </w:r>
-      <w:r>
-        <w:t xml:space="preserve">, </w:t>
+        <w:t>success === false</w:t>
+      </w:r>
+    </w:p>
+    <w:p>
+      <w:pPr>
+        <w:spacing w:after="160" w:line="276" w:lineRule="auto"/>
+      </w:pPr>
+      <w:r>
+        <w:t xml:space="preserve">throws inside </w:t>
       </w:r>
       <w:r>
         <w:rPr>
@@ -8832,10 +9606,10 @@
           <w:sz w:val="20"/>
           <w:szCs w:val="20"/>
         </w:rPr>
-        <w:t>assigneeName</w:t>
-      </w:r>
-      <w:r>
-        <w:t xml:space="preserve">, </w:t>
+        <w:t>then</w:t>
+      </w:r>
+      <w:r>
+        <w:t xml:space="preserve"> so the shared </w:t>
       </w:r>
       <w:r>
         <w:rPr>
@@ -8843,10 +9617,10 @@
           <w:sz w:val="20"/>
           <w:szCs w:val="20"/>
         </w:rPr>
-        <w:t>isSelected</w:t>
-      </w:r>
-      <w:r>
-        <w:t xml:space="preserve">, a stable </w:t>
+        <w:t>catch</w:t>
+      </w:r>
+      <w:r>
+        <w:t xml:space="preserve"> toasts </w:t>
       </w:r>
       <w:r>
         <w:rPr>
@@ -8854,10 +9628,19 @@
           <w:sz w:val="20"/>
           <w:szCs w:val="20"/>
         </w:rPr>
-        <w:t>_key</w:t>
-      </w:r>
-      <w:r>
-        <w:t xml:space="preserve">, and </w:t>
+        <w:t>err.body?.message || err.message</w:t>
+      </w:r>
+      <w:r>
+        <w:t>.</w:t>
+      </w:r>
+    </w:p>
+    <w:p>
+      <w:pPr>
+        <w:spacing w:after="60" w:line="276" w:lineRule="auto"/>
+        <w:ind w:left="360" w:hanging="240"/>
+      </w:pPr>
+      <w:r>
+        <w:t xml:space="preserve">•  Page-level load failure sets </w:t>
       </w:r>
       <w:r>
         <w:rPr>
@@ -8865,10 +9648,21 @@
           <w:sz w:val="20"/>
           <w:szCs w:val="20"/>
         </w:rPr>
-        <w:t>dropIndicatorClass</w:t>
-      </w:r>
-      <w:r>
-        <w:t>.</w:t>
+        <w:t>errorMessage</w:t>
+      </w:r>
+      <w:r>
+        <w:t xml:space="preserve"> and hides content (</w:t>
+      </w:r>
+      <w:r>
+        <w:rPr>
+          <w:rFonts w:ascii="Consolas" w:hAnsi="Consolas" w:cs="Consolas"/>
+          <w:sz w:val="20"/>
+          <w:szCs w:val="20"/>
+        </w:rPr>
+        <w:t>shouldShowContent</w:t>
+      </w:r>
+      <w:r>
+        <w:t>).</w:t>
       </w:r>
     </w:p>
     <w:p>
@@ -8877,25 +9671,7 @@
         <w:ind w:left="360" w:hanging="240"/>
       </w:pPr>
       <w:r>
-        <w:t xml:space="preserve">•  </w:t>
-      </w:r>
-      <w:r>
-        <w:rPr>
-          <w:b/>
-          <w:bCs/>
-        </w:rPr>
-        <w:t>Mutators are "everywhere"-aware.</w:t>
-      </w:r>
-      <w:r>
-        <w:t xml:space="preserve"> Because a ticket can appear in the backlog and (when loaded)</w:t>
-      </w:r>
-    </w:p>
-    <w:p>
-      <w:pPr>
-        <w:spacing w:after="160" w:line="276" w:lineRule="auto"/>
-      </w:pPr>
-      <w:r>
-        <w:t xml:space="preserve">in a sprint, patches go through </w:t>
+        <w:t>•  Confirmations (</w:t>
       </w:r>
       <w:r>
         <w:rPr>
@@ -8903,307 +9679,26 @@
           <w:sz w:val="20"/>
           <w:szCs w:val="20"/>
         </w:rPr>
-        <w:t>_patchTicketEverywhere</w:t>
-      </w:r>
-      <w:r>
-        <w:t xml:space="preserve"> / </w:t>
-      </w:r>
-      <w:r>
-        <w:rPr>
-          <w:rFonts w:ascii="Consolas" w:hAnsi="Consolas" w:cs="Consolas"/>
-          <w:sz w:val="20"/>
-          <w:szCs w:val="20"/>
-        </w:rPr>
-        <w:t>_updateTicket…Everywhere</w:t>
-      </w:r>
-      <w:r>
-        <w:t xml:space="preserve"> so both copies stay consistent without a second fetch.</w:t>
-      </w:r>
-    </w:p>
-    <w:p>
-      <w:pPr>
-        <w:spacing w:after="60" w:line="276" w:lineRule="auto"/>
-        <w:ind w:left="360" w:hanging="240"/>
+        <w:t>_confirm</w:t>
+      </w:r>
+      <w:r>
+        <w:t>) gate destructive actions (sprint delete, bulk delete) behind the</w:t>
+      </w:r>
+    </w:p>
+    <w:p>
+      <w:pPr>
+        <w:spacing w:after="160" w:line="276" w:lineRule="auto"/>
+      </w:pPr>
+      <w:r>
+        <w:t>confirmation dialog before any Apex call.</w:t>
+      </w:r>
+    </w:p>
+    <w:p>
+      <w:pPr>
+        <w:pStyle w:val="Heading2"/>
       </w:pPr>
       <w:r>
         <w:lastRenderedPageBreak/>
-        <w:t xml:space="preserve">•  </w:t>
-      </w:r>
-      <w:r>
-        <w:rPr>
-          <w:b/>
-          <w:bCs/>
-        </w:rPr>
-        <w:t>Drag and drop.</w:t>
-      </w:r>
-      <w:r>
-        <w:t xml:space="preserve"> </w:t>
-      </w:r>
-      <w:r>
-        <w:rPr>
-          <w:rFonts w:ascii="Consolas" w:hAnsi="Consolas" w:cs="Consolas"/>
-          <w:sz w:val="20"/>
-          <w:szCs w:val="20"/>
-        </w:rPr>
-        <w:t>handlePageDragStart</w:t>
-      </w:r>
-      <w:r>
-        <w:t xml:space="preserve"> records the source container/ticket via DOM traversal</w:t>
-      </w:r>
-    </w:p>
-    <w:p>
-      <w:pPr>
-        <w:spacing w:after="160" w:line="276" w:lineRule="auto"/>
-      </w:pPr>
-      <w:r>
-        <w:t xml:space="preserve">(dataTransfer is empty on </w:t>
-      </w:r>
-      <w:r>
-        <w:rPr>
-          <w:rFonts w:ascii="Consolas" w:hAnsi="Consolas" w:cs="Consolas"/>
-          <w:sz w:val="20"/>
-          <w:szCs w:val="20"/>
-        </w:rPr>
-        <w:t>dragstart</w:t>
-      </w:r>
-      <w:r>
-        <w:t>). Sprint→different-sprint is blocked (</w:t>
-      </w:r>
-      <w:r>
-        <w:rPr>
-          <w:rFonts w:ascii="Consolas" w:hAnsi="Consolas" w:cs="Consolas"/>
-          <w:sz w:val="20"/>
-          <w:szCs w:val="20"/>
-        </w:rPr>
-        <w:t>dropEffect='none'</w:t>
-      </w:r>
-      <w:r>
-        <w:t xml:space="preserve">). Same-container drops route to </w:t>
-      </w:r>
-      <w:r>
-        <w:rPr>
-          <w:rFonts w:ascii="Consolas" w:hAnsi="Consolas" w:cs="Consolas"/>
-          <w:sz w:val="20"/>
-          <w:szCs w:val="20"/>
-        </w:rPr>
-        <w:t>moveTicketPosition</w:t>
-      </w:r>
-      <w:r>
-        <w:t xml:space="preserve"> (reorder); cross-container drops route to </w:t>
-      </w:r>
-      <w:r>
-        <w:rPr>
-          <w:rFonts w:ascii="Consolas" w:hAnsi="Consolas" w:cs="Consolas"/>
-          <w:sz w:val="20"/>
-          <w:szCs w:val="20"/>
-        </w:rPr>
-        <w:t>moveTicketToSprint</w:t>
-      </w:r>
-      <w:r>
-        <w:t xml:space="preserve"> / </w:t>
-      </w:r>
-      <w:r>
-        <w:rPr>
-          <w:rFonts w:ascii="Consolas" w:hAnsi="Consolas" w:cs="Consolas"/>
-          <w:sz w:val="20"/>
-          <w:szCs w:val="20"/>
-        </w:rPr>
-        <w:t>moveTicketToBacklog</w:t>
-      </w:r>
-      <w:r>
-        <w:t>. Top drop-zones allow inserting before the first item.</w:t>
-      </w:r>
-    </w:p>
-    <w:p>
-      <w:pPr>
-        <w:spacing w:after="60" w:line="276" w:lineRule="auto"/>
-        <w:ind w:left="360" w:hanging="240"/>
-      </w:pPr>
-      <w:r>
-        <w:t xml:space="preserve">•  </w:t>
-      </w:r>
-      <w:r>
-        <w:rPr>
-          <w:b/>
-          <w:bCs/>
-        </w:rPr>
-        <w:t>Optimistic revert.</w:t>
-      </w:r>
-      <w:r>
-        <w:t xml:space="preserve"> On a failed status change the ticket is re-keyed (</w:t>
-      </w:r>
-      <w:r>
-        <w:rPr>
-          <w:rFonts w:ascii="Consolas" w:hAnsi="Consolas" w:cs="Consolas"/>
-          <w:sz w:val="20"/>
-          <w:szCs w:val="20"/>
-        </w:rPr>
-        <w:t>_reKeyTicket</w:t>
-      </w:r>
-      <w:r>
-        <w:t>) to force the</w:t>
-      </w:r>
-    </w:p>
-    <w:p>
-      <w:pPr>
-        <w:spacing w:after="160" w:line="276" w:lineRule="auto"/>
-      </w:pPr>
-      <w:r>
-        <w:t>combo to re-render its server value.</w:t>
-      </w:r>
-    </w:p>
-    <w:p>
-      <w:pPr>
-        <w:pStyle w:val="Heading2"/>
-      </w:pPr>
-      <w:r>
-        <w:t>6. Error Handling &amp; Loading</w:t>
-      </w:r>
-    </w:p>
-    <w:p>
-      <w:pPr>
-        <w:spacing w:after="60" w:line="276" w:lineRule="auto"/>
-        <w:ind w:left="360" w:hanging="240"/>
-      </w:pPr>
-      <w:r>
-        <w:t xml:space="preserve">•  Each imperative call sets </w:t>
-      </w:r>
-      <w:r>
-        <w:rPr>
-          <w:rFonts w:ascii="Consolas" w:hAnsi="Consolas" w:cs="Consolas"/>
-          <w:sz w:val="20"/>
-          <w:szCs w:val="20"/>
-        </w:rPr>
-        <w:t>isLoading = true</w:t>
-      </w:r>
-      <w:r>
-        <w:t xml:space="preserve">, then in </w:t>
-      </w:r>
-      <w:r>
-        <w:rPr>
-          <w:rFonts w:ascii="Consolas" w:hAnsi="Consolas" w:cs="Consolas"/>
-          <w:sz w:val="20"/>
-          <w:szCs w:val="20"/>
-        </w:rPr>
-        <w:t>finally</w:t>
-      </w:r>
-      <w:r>
-        <w:t xml:space="preserve"> resets it; </w:t>
-      </w:r>
-      <w:r>
-        <w:rPr>
-          <w:rFonts w:ascii="Consolas" w:hAnsi="Consolas" w:cs="Consolas"/>
-          <w:sz w:val="20"/>
-          <w:szCs w:val="20"/>
-        </w:rPr>
-        <w:t>success === false</w:t>
-      </w:r>
-    </w:p>
-    <w:p>
-      <w:pPr>
-        <w:spacing w:after="160" w:line="276" w:lineRule="auto"/>
-      </w:pPr>
-      <w:r>
-        <w:t xml:space="preserve">throws inside </w:t>
-      </w:r>
-      <w:r>
-        <w:rPr>
-          <w:rFonts w:ascii="Consolas" w:hAnsi="Consolas" w:cs="Consolas"/>
-          <w:sz w:val="20"/>
-          <w:szCs w:val="20"/>
-        </w:rPr>
-        <w:t>then</w:t>
-      </w:r>
-      <w:r>
-        <w:t xml:space="preserve"> so the shared </w:t>
-      </w:r>
-      <w:r>
-        <w:rPr>
-          <w:rFonts w:ascii="Consolas" w:hAnsi="Consolas" w:cs="Consolas"/>
-          <w:sz w:val="20"/>
-          <w:szCs w:val="20"/>
-        </w:rPr>
-        <w:t>catch</w:t>
-      </w:r>
-      <w:r>
-        <w:t xml:space="preserve"> toasts </w:t>
-      </w:r>
-      <w:r>
-        <w:rPr>
-          <w:rFonts w:ascii="Consolas" w:hAnsi="Consolas" w:cs="Consolas"/>
-          <w:sz w:val="20"/>
-          <w:szCs w:val="20"/>
-        </w:rPr>
-        <w:t>err.body?.message || err.message</w:t>
-      </w:r>
-      <w:r>
-        <w:t>.</w:t>
-      </w:r>
-    </w:p>
-    <w:p>
-      <w:pPr>
-        <w:spacing w:after="60" w:line="276" w:lineRule="auto"/>
-        <w:ind w:left="360" w:hanging="240"/>
-      </w:pPr>
-      <w:r>
-        <w:t xml:space="preserve">•  Page-level load failure sets </w:t>
-      </w:r>
-      <w:r>
-        <w:rPr>
-          <w:rFonts w:ascii="Consolas" w:hAnsi="Consolas" w:cs="Consolas"/>
-          <w:sz w:val="20"/>
-          <w:szCs w:val="20"/>
-        </w:rPr>
-        <w:t>errorMessage</w:t>
-      </w:r>
-      <w:r>
-        <w:t xml:space="preserve"> and hides content (</w:t>
-      </w:r>
-      <w:r>
-        <w:rPr>
-          <w:rFonts w:ascii="Consolas" w:hAnsi="Consolas" w:cs="Consolas"/>
-          <w:sz w:val="20"/>
-          <w:szCs w:val="20"/>
-        </w:rPr>
-        <w:t>shouldShowContent</w:t>
-      </w:r>
-      <w:r>
-        <w:t>).</w:t>
-      </w:r>
-    </w:p>
-    <w:p>
-      <w:pPr>
-        <w:spacing w:after="60" w:line="276" w:lineRule="auto"/>
-        <w:ind w:left="360" w:hanging="240"/>
-      </w:pPr>
-      <w:r>
-        <w:t>•  Confirmations (</w:t>
-      </w:r>
-      <w:r>
-        <w:rPr>
-          <w:rFonts w:ascii="Consolas" w:hAnsi="Consolas" w:cs="Consolas"/>
-          <w:sz w:val="20"/>
-          <w:szCs w:val="20"/>
-        </w:rPr>
-        <w:t>_confirm</w:t>
-      </w:r>
-      <w:r>
-        <w:t>) gate destructive actions (sprint delete, bulk delete) behind the</w:t>
-      </w:r>
-    </w:p>
-    <w:p>
-      <w:pPr>
-        <w:spacing w:after="160" w:line="276" w:lineRule="auto"/>
-      </w:pPr>
-      <w:r>
-        <w:t>confirmation dialog before any Apex call.</w:t>
-      </w:r>
-    </w:p>
-    <w:p>
-      <w:pPr>
-        <w:pStyle w:val="Heading2"/>
-      </w:pPr>
-      <w:r>
         <w:t>7. Traceability (SRS → API)</w:t>
       </w:r>
     </w:p>
@@ -9922,7 +10417,6 @@
           </w:tcPr>
           <w:p>
             <w:r>
-              <w:lastRenderedPageBreak/>
               <w:t>FR-25 peek panel links</w:t>
             </w:r>
           </w:p>
@@ -9989,11 +10483,9 @@
       <w:tr>
         <w:tc>
           <w:tcPr>
-            <w:tcW w:type="dxa" w:w="4680"/>
-          </w:tcPr>
-          <w:p>
-            <w:pPr/>
-            <w:r/>
+            <w:tcW w:w="4680" w:type="dxa"/>
+          </w:tcPr>
+          <w:p>
             <w:r>
               <w:t>FR-26..FR-31 ticket view panel</w:t>
             </w:r>
@@ -10001,11 +10493,9 @@
         </w:tc>
         <w:tc>
           <w:tcPr>
-            <w:tcW w:type="dxa" w:w="4680"/>
-          </w:tcPr>
-          <w:p>
-            <w:pPr/>
-            <w:r/>
+            <w:tcW w:w="4680" w:type="dxa"/>
+          </w:tcPr>
+          <w:p>
             <w:r>
               <w:rPr>
                 <w:rFonts w:ascii="Consolas" w:hAnsi="Consolas" w:cs="Consolas"/>
@@ -10650,6 +11140,7 @@
   <w:style w:type="paragraph" w:default="1" w:styleId="Normal">
     <w:name w:val="Normal"/>
     <w:qFormat/>
+    <w:rsid w:val="00EA0CBC"/>
   </w:style>
   <w:style w:type="paragraph" w:styleId="Heading1">
     <w:name w:val="heading 1"/>
